--- a/Projects/Implementation Evidence.docx
+++ b/Projects/Implementation Evidence.docx
@@ -15,7 +15,10 @@
           <w:u w:val="single"/>
         </w:rPr>
       </w:pPr>
-      <w:r>
+    </w:p>
+    <w:p>
+      <w:pPr>
+        <w:jc w:val="center"/>
         <w:rPr>
           <w:rFonts w:hint="default" w:ascii="Times New Roman" w:hAnsi="Times New Roman" w:cs="Times New Roman"/>
           <w:b/>
@@ -25,28 +28,27 @@
           <w:szCs w:val="36"/>
           <w:u w:val="single"/>
         </w:rPr>
-        <w:t>Implementation Evidence</w:t>
-      </w:r>
-      <w:bookmarkStart w:id="0" w:name="_GoBack"/>
-      <w:bookmarkEnd w:id="0"/>
-    </w:p>
-    <w:p>
-      <w:pPr>
+      </w:pPr>
+      <w:r>
         <w:rPr>
           <w:rFonts w:hint="default" w:ascii="Times New Roman" w:hAnsi="Times New Roman" w:cs="Times New Roman"/>
           <w:b/>
           <w:bCs/>
-          <w:color w:val="000000" w:themeColor="text1"/>
-          <w14:textFill>
-            <w14:solidFill>
-              <w14:schemeClr w14:val="tx1"/>
-            </w14:solidFill>
-          </w14:textFill>
-        </w:rPr>
-      </w:pPr>
-    </w:p>
-    <w:p>
-      <w:pPr>
+          <w:color w:val="1F4E79" w:themeColor="accent1" w:themeShade="80"/>
+          <w:sz w:val="36"/>
+          <w:szCs w:val="36"/>
+          <w:u w:val="single"/>
+        </w:rPr>
+        <w:t>Implementation Evidence</w:t>
+      </w:r>
+    </w:p>
+    <w:p>
+      <w:pPr>
+        <w:numPr>
+          <w:numId w:val="0"/>
+        </w:numPr>
+        <w:ind w:leftChars="0"/>
+        <w:jc w:val="center"/>
         <w:rPr>
           <w:rFonts w:hint="default" w:ascii="Times New Roman" w:hAnsi="Times New Roman" w:cs="Times New Roman"/>
           <w:b/>
@@ -60,7 +62,15 @@
           </w14:textFill>
         </w:rPr>
       </w:pPr>
-      <w:r>
+    </w:p>
+    <w:p>
+      <w:pPr>
+        <w:numPr>
+          <w:ilvl w:val="0"/>
+          <w:numId w:val="1"/>
+        </w:numPr>
+        <w:ind w:left="780" w:leftChars="0" w:firstLine="0" w:firstLineChars="0"/>
+        <w:jc w:val="both"/>
         <w:rPr>
           <w:rFonts w:hint="default" w:ascii="Times New Roman" w:hAnsi="Times New Roman" w:cs="Times New Roman"/>
           <w:b/>
@@ -73,568 +83,8 @@
             </w14:solidFill>
           </w14:textFill>
         </w:rPr>
-        <w:t>VPC</w:t>
-      </w:r>
-    </w:p>
-    <w:p>
-      <w:pPr>
-        <w:rPr>
-          <w:rFonts w:hint="default" w:ascii="Times New Roman" w:hAnsi="Times New Roman" w:cs="Times New Roman"/>
-        </w:rPr>
-      </w:pPr>
-      <w:r>
-        <w:rPr>
-          <w:rFonts w:hint="default" w:ascii="Times New Roman" w:hAnsi="Times New Roman" w:cs="Times New Roman"/>
-        </w:rPr>
-        <w:drawing>
-          <wp:inline distT="0" distB="0" distL="114300" distR="114300">
-            <wp:extent cx="5727700" cy="2601595"/>
-            <wp:effectExtent l="0" t="0" r="2540" b="4445"/>
-            <wp:docPr id="1" name="Picture 11"/>
-            <wp:cNvGraphicFramePr>
-              <a:graphicFrameLocks xmlns:a="http://schemas.openxmlformats.org/drawingml/2006/main" noChangeAspect="1"/>
-            </wp:cNvGraphicFramePr>
-            <a:graphic xmlns:a="http://schemas.openxmlformats.org/drawingml/2006/main">
-              <a:graphicData uri="http://schemas.openxmlformats.org/drawingml/2006/picture">
-                <pic:pic xmlns:pic="http://schemas.openxmlformats.org/drawingml/2006/picture">
-                  <pic:nvPicPr>
-                    <pic:cNvPr id="1" name="Picture 11"/>
-                    <pic:cNvPicPr>
-                      <a:picLocks noChangeAspect="1"/>
-                    </pic:cNvPicPr>
-                  </pic:nvPicPr>
-                  <pic:blipFill>
-                    <a:blip r:embed="rId6"/>
-                    <a:stretch>
-                      <a:fillRect/>
-                    </a:stretch>
-                  </pic:blipFill>
-                  <pic:spPr>
-                    <a:xfrm>
-                      <a:off x="0" y="0"/>
-                      <a:ext cx="5727700" cy="2601595"/>
-                    </a:xfrm>
-                    <a:prstGeom prst="rect">
-                      <a:avLst/>
-                    </a:prstGeom>
-                    <a:noFill/>
-                    <a:ln>
-                      <a:noFill/>
-                    </a:ln>
-                  </pic:spPr>
-                </pic:pic>
-              </a:graphicData>
-            </a:graphic>
-          </wp:inline>
-        </w:drawing>
-      </w:r>
-    </w:p>
-    <w:p>
-      <w:pPr>
-        <w:rPr>
-          <w:rFonts w:hint="default" w:ascii="Times New Roman" w:hAnsi="Times New Roman" w:cs="Times New Roman"/>
-        </w:rPr>
-      </w:pPr>
-      <w:r>
-        <w:rPr>
-          <w:rFonts w:hint="default" w:ascii="Times New Roman" w:hAnsi="Times New Roman" w:cs="Times New Roman"/>
-        </w:rPr>
-        <w:drawing>
-          <wp:inline distT="0" distB="0" distL="114300" distR="114300">
-            <wp:extent cx="5724525" cy="2407920"/>
-            <wp:effectExtent l="0" t="0" r="5715" b="0"/>
-            <wp:docPr id="2" name="Picture 12"/>
-            <wp:cNvGraphicFramePr>
-              <a:graphicFrameLocks xmlns:a="http://schemas.openxmlformats.org/drawingml/2006/main" noChangeAspect="1"/>
-            </wp:cNvGraphicFramePr>
-            <a:graphic xmlns:a="http://schemas.openxmlformats.org/drawingml/2006/main">
-              <a:graphicData uri="http://schemas.openxmlformats.org/drawingml/2006/picture">
-                <pic:pic xmlns:pic="http://schemas.openxmlformats.org/drawingml/2006/picture">
-                  <pic:nvPicPr>
-                    <pic:cNvPr id="2" name="Picture 12"/>
-                    <pic:cNvPicPr>
-                      <a:picLocks noChangeAspect="1"/>
-                    </pic:cNvPicPr>
-                  </pic:nvPicPr>
-                  <pic:blipFill>
-                    <a:blip r:embed="rId7"/>
-                    <a:stretch>
-                      <a:fillRect/>
-                    </a:stretch>
-                  </pic:blipFill>
-                  <pic:spPr>
-                    <a:xfrm>
-                      <a:off x="0" y="0"/>
-                      <a:ext cx="5724525" cy="2407920"/>
-                    </a:xfrm>
-                    <a:prstGeom prst="rect">
-                      <a:avLst/>
-                    </a:prstGeom>
-                    <a:noFill/>
-                    <a:ln>
-                      <a:noFill/>
-                    </a:ln>
-                  </pic:spPr>
-                </pic:pic>
-              </a:graphicData>
-            </a:graphic>
-          </wp:inline>
-        </w:drawing>
-      </w:r>
-    </w:p>
-    <w:p>
-      <w:pPr>
-        <w:rPr>
-          <w:rFonts w:hint="default" w:ascii="Times New Roman" w:hAnsi="Times New Roman" w:cs="Times New Roman"/>
-        </w:rPr>
-      </w:pPr>
-    </w:p>
-    <w:p>
-      <w:pPr>
-        <w:rPr>
-          <w:rFonts w:hint="default" w:ascii="Times New Roman" w:hAnsi="Times New Roman" w:cs="Times New Roman"/>
-        </w:rPr>
-      </w:pPr>
-    </w:p>
-    <w:p>
-      <w:pPr>
-        <w:rPr>
-          <w:rFonts w:hint="default" w:ascii="Times New Roman" w:hAnsi="Times New Roman" w:cs="Times New Roman"/>
-        </w:rPr>
-      </w:pPr>
-    </w:p>
-    <w:p>
-      <w:pPr>
-        <w:rPr>
-          <w:rFonts w:hint="default" w:ascii="Times New Roman" w:hAnsi="Times New Roman" w:cs="Times New Roman"/>
-        </w:rPr>
-      </w:pPr>
-    </w:p>
-    <w:p>
-      <w:pPr>
-        <w:rPr>
-          <w:rFonts w:hint="default" w:ascii="Times New Roman" w:hAnsi="Times New Roman" w:cs="Times New Roman"/>
-        </w:rPr>
-      </w:pPr>
-    </w:p>
-    <w:p>
-      <w:pPr>
-        <w:rPr>
-          <w:rFonts w:hint="default" w:ascii="Times New Roman" w:hAnsi="Times New Roman" w:cs="Times New Roman"/>
-        </w:rPr>
-      </w:pPr>
-    </w:p>
-    <w:p>
-      <w:pPr>
-        <w:rPr>
-          <w:rFonts w:hint="default" w:ascii="Times New Roman" w:hAnsi="Times New Roman" w:cs="Times New Roman"/>
-        </w:rPr>
-      </w:pPr>
-    </w:p>
-    <w:p>
-      <w:pPr>
-        <w:rPr>
-          <w:rFonts w:hint="default" w:ascii="Times New Roman" w:hAnsi="Times New Roman" w:cs="Times New Roman"/>
-        </w:rPr>
-      </w:pPr>
-    </w:p>
-    <w:p>
-      <w:pPr>
-        <w:rPr>
-          <w:rFonts w:hint="default" w:ascii="Times New Roman" w:hAnsi="Times New Roman" w:cs="Times New Roman"/>
-          <w:b/>
-          <w:bCs/>
-          <w:lang w:val="en-IN"/>
-        </w:rPr>
-      </w:pPr>
-      <w:r>
-        <w:rPr>
-          <w:rFonts w:hint="default" w:ascii="Times New Roman" w:hAnsi="Times New Roman" w:cs="Times New Roman"/>
-          <w:b/>
-          <w:bCs/>
-          <w:lang w:val="en-IN"/>
-        </w:rPr>
-        <w:t>NAT Gateways</w:t>
-      </w:r>
-    </w:p>
-    <w:p>
-      <w:pPr>
-        <w:rPr>
-          <w:rFonts w:hint="default" w:ascii="Times New Roman" w:hAnsi="Times New Roman" w:cs="Times New Roman"/>
-        </w:rPr>
-      </w:pPr>
-    </w:p>
-    <w:p>
-      <w:pPr>
-        <w:rPr>
-          <w:rFonts w:hint="default" w:ascii="Times New Roman" w:hAnsi="Times New Roman" w:cs="Times New Roman"/>
-        </w:rPr>
-      </w:pPr>
-      <w:r>
-        <w:rPr>
-          <w:rFonts w:hint="default" w:ascii="Times New Roman" w:hAnsi="Times New Roman" w:cs="Times New Roman"/>
-        </w:rPr>
-        <w:drawing>
-          <wp:inline distT="0" distB="0" distL="114300" distR="114300">
-            <wp:extent cx="5729605" cy="2737485"/>
-            <wp:effectExtent l="0" t="0" r="635" b="5715"/>
-            <wp:docPr id="3" name="Picture 13"/>
-            <wp:cNvGraphicFramePr>
-              <a:graphicFrameLocks xmlns:a="http://schemas.openxmlformats.org/drawingml/2006/main" noChangeAspect="1"/>
-            </wp:cNvGraphicFramePr>
-            <a:graphic xmlns:a="http://schemas.openxmlformats.org/drawingml/2006/main">
-              <a:graphicData uri="http://schemas.openxmlformats.org/drawingml/2006/picture">
-                <pic:pic xmlns:pic="http://schemas.openxmlformats.org/drawingml/2006/picture">
-                  <pic:nvPicPr>
-                    <pic:cNvPr id="3" name="Picture 13"/>
-                    <pic:cNvPicPr>
-                      <a:picLocks noChangeAspect="1"/>
-                    </pic:cNvPicPr>
-                  </pic:nvPicPr>
-                  <pic:blipFill>
-                    <a:blip r:embed="rId8"/>
-                    <a:stretch>
-                      <a:fillRect/>
-                    </a:stretch>
-                  </pic:blipFill>
-                  <pic:spPr>
-                    <a:xfrm>
-                      <a:off x="0" y="0"/>
-                      <a:ext cx="5729605" cy="2737485"/>
-                    </a:xfrm>
-                    <a:prstGeom prst="rect">
-                      <a:avLst/>
-                    </a:prstGeom>
-                    <a:noFill/>
-                    <a:ln>
-                      <a:noFill/>
-                    </a:ln>
-                  </pic:spPr>
-                </pic:pic>
-              </a:graphicData>
-            </a:graphic>
-          </wp:inline>
-        </w:drawing>
-      </w:r>
-    </w:p>
-    <w:p>
-      <w:pPr>
-        <w:rPr>
-          <w:rFonts w:hint="default" w:ascii="Times New Roman" w:hAnsi="Times New Roman" w:cs="Times New Roman"/>
-        </w:rPr>
-      </w:pPr>
-      <w:r>
-        <w:rPr>
-          <w:rFonts w:hint="default" w:ascii="Times New Roman" w:hAnsi="Times New Roman" w:cs="Times New Roman"/>
-        </w:rPr>
-        <w:drawing>
-          <wp:inline distT="0" distB="0" distL="114300" distR="114300">
-            <wp:extent cx="5722620" cy="2310130"/>
-            <wp:effectExtent l="0" t="0" r="7620" b="6350"/>
-            <wp:docPr id="4" name="Picture 14"/>
-            <wp:cNvGraphicFramePr>
-              <a:graphicFrameLocks xmlns:a="http://schemas.openxmlformats.org/drawingml/2006/main" noChangeAspect="1"/>
-            </wp:cNvGraphicFramePr>
-            <a:graphic xmlns:a="http://schemas.openxmlformats.org/drawingml/2006/main">
-              <a:graphicData uri="http://schemas.openxmlformats.org/drawingml/2006/picture">
-                <pic:pic xmlns:pic="http://schemas.openxmlformats.org/drawingml/2006/picture">
-                  <pic:nvPicPr>
-                    <pic:cNvPr id="4" name="Picture 14"/>
-                    <pic:cNvPicPr>
-                      <a:picLocks noChangeAspect="1"/>
-                    </pic:cNvPicPr>
-                  </pic:nvPicPr>
-                  <pic:blipFill>
-                    <a:blip r:embed="rId9"/>
-                    <a:stretch>
-                      <a:fillRect/>
-                    </a:stretch>
-                  </pic:blipFill>
-                  <pic:spPr>
-                    <a:xfrm>
-                      <a:off x="0" y="0"/>
-                      <a:ext cx="5722620" cy="2310130"/>
-                    </a:xfrm>
-                    <a:prstGeom prst="rect">
-                      <a:avLst/>
-                    </a:prstGeom>
-                    <a:noFill/>
-                    <a:ln>
-                      <a:noFill/>
-                    </a:ln>
-                  </pic:spPr>
-                </pic:pic>
-              </a:graphicData>
-            </a:graphic>
-          </wp:inline>
-        </w:drawing>
-      </w:r>
-    </w:p>
-    <w:p>
-      <w:pPr>
-        <w:rPr>
-          <w:rFonts w:hint="default" w:ascii="Times New Roman" w:hAnsi="Times New Roman" w:cs="Times New Roman"/>
-        </w:rPr>
-      </w:pPr>
-      <w:r>
-        <w:rPr>
-          <w:rFonts w:hint="default" w:ascii="Times New Roman" w:hAnsi="Times New Roman" w:cs="Times New Roman"/>
-        </w:rPr>
-        <w:drawing>
-          <wp:inline distT="0" distB="0" distL="114300" distR="114300">
-            <wp:extent cx="5724525" cy="2466340"/>
-            <wp:effectExtent l="0" t="0" r="5715" b="2540"/>
-            <wp:docPr id="6" name="Picture 16"/>
-            <wp:cNvGraphicFramePr>
-              <a:graphicFrameLocks xmlns:a="http://schemas.openxmlformats.org/drawingml/2006/main" noChangeAspect="1"/>
-            </wp:cNvGraphicFramePr>
-            <a:graphic xmlns:a="http://schemas.openxmlformats.org/drawingml/2006/main">
-              <a:graphicData uri="http://schemas.openxmlformats.org/drawingml/2006/picture">
-                <pic:pic xmlns:pic="http://schemas.openxmlformats.org/drawingml/2006/picture">
-                  <pic:nvPicPr>
-                    <pic:cNvPr id="6" name="Picture 16"/>
-                    <pic:cNvPicPr>
-                      <a:picLocks noChangeAspect="1"/>
-                    </pic:cNvPicPr>
-                  </pic:nvPicPr>
-                  <pic:blipFill>
-                    <a:blip r:embed="rId10"/>
-                    <a:stretch>
-                      <a:fillRect/>
-                    </a:stretch>
-                  </pic:blipFill>
-                  <pic:spPr>
-                    <a:xfrm>
-                      <a:off x="0" y="0"/>
-                      <a:ext cx="5724525" cy="2466340"/>
-                    </a:xfrm>
-                    <a:prstGeom prst="rect">
-                      <a:avLst/>
-                    </a:prstGeom>
-                    <a:noFill/>
-                    <a:ln>
-                      <a:noFill/>
-                    </a:ln>
-                  </pic:spPr>
-                </pic:pic>
-              </a:graphicData>
-            </a:graphic>
-          </wp:inline>
-        </w:drawing>
-      </w:r>
-    </w:p>
-    <w:p>
-      <w:pPr>
-        <w:rPr>
-          <w:rFonts w:hint="default" w:ascii="Times New Roman" w:hAnsi="Times New Roman" w:cs="Times New Roman"/>
-        </w:rPr>
-      </w:pPr>
-    </w:p>
-    <w:p>
-      <w:pPr>
-        <w:rPr>
-          <w:rFonts w:hint="default" w:ascii="Times New Roman" w:hAnsi="Times New Roman" w:cs="Times New Roman"/>
-        </w:rPr>
-      </w:pPr>
-      <w:r>
-        <w:rPr>
-          <w:rFonts w:hint="default" w:ascii="Times New Roman" w:hAnsi="Times New Roman" w:cs="Times New Roman"/>
-        </w:rPr>
-        <w:drawing>
-          <wp:inline distT="0" distB="0" distL="114300" distR="114300">
-            <wp:extent cx="5728970" cy="3189605"/>
-            <wp:effectExtent l="0" t="0" r="1270" b="10795"/>
-            <wp:docPr id="7" name="Picture 17"/>
-            <wp:cNvGraphicFramePr>
-              <a:graphicFrameLocks xmlns:a="http://schemas.openxmlformats.org/drawingml/2006/main" noChangeAspect="1"/>
-            </wp:cNvGraphicFramePr>
-            <a:graphic xmlns:a="http://schemas.openxmlformats.org/drawingml/2006/main">
-              <a:graphicData uri="http://schemas.openxmlformats.org/drawingml/2006/picture">
-                <pic:pic xmlns:pic="http://schemas.openxmlformats.org/drawingml/2006/picture">
-                  <pic:nvPicPr>
-                    <pic:cNvPr id="7" name="Picture 17"/>
-                    <pic:cNvPicPr>
-                      <a:picLocks noChangeAspect="1"/>
-                    </pic:cNvPicPr>
-                  </pic:nvPicPr>
-                  <pic:blipFill>
-                    <a:blip r:embed="rId11"/>
-                    <a:stretch>
-                      <a:fillRect/>
-                    </a:stretch>
-                  </pic:blipFill>
-                  <pic:spPr>
-                    <a:xfrm>
-                      <a:off x="0" y="0"/>
-                      <a:ext cx="5728970" cy="3189605"/>
-                    </a:xfrm>
-                    <a:prstGeom prst="rect">
-                      <a:avLst/>
-                    </a:prstGeom>
-                    <a:noFill/>
-                    <a:ln>
-                      <a:noFill/>
-                    </a:ln>
-                  </pic:spPr>
-                </pic:pic>
-              </a:graphicData>
-            </a:graphic>
-          </wp:inline>
-        </w:drawing>
-      </w:r>
-    </w:p>
-    <w:p>
-      <w:pPr>
-        <w:rPr>
-          <w:rFonts w:hint="default" w:ascii="Times New Roman" w:hAnsi="Times New Roman" w:cs="Times New Roman"/>
-        </w:rPr>
-      </w:pPr>
-      <w:r>
-        <w:rPr>
-          <w:rFonts w:hint="default" w:ascii="Times New Roman" w:hAnsi="Times New Roman" w:cs="Times New Roman"/>
-        </w:rPr>
-        <w:drawing>
-          <wp:inline distT="0" distB="0" distL="114300" distR="114300">
-            <wp:extent cx="5908040" cy="2306955"/>
-            <wp:effectExtent l="0" t="0" r="5080" b="9525"/>
-            <wp:docPr id="8" name="Picture 18"/>
-            <wp:cNvGraphicFramePr>
-              <a:graphicFrameLocks xmlns:a="http://schemas.openxmlformats.org/drawingml/2006/main" noChangeAspect="1"/>
-            </wp:cNvGraphicFramePr>
-            <a:graphic xmlns:a="http://schemas.openxmlformats.org/drawingml/2006/main">
-              <a:graphicData uri="http://schemas.openxmlformats.org/drawingml/2006/picture">
-                <pic:pic xmlns:pic="http://schemas.openxmlformats.org/drawingml/2006/picture">
-                  <pic:nvPicPr>
-                    <pic:cNvPr id="8" name="Picture 18"/>
-                    <pic:cNvPicPr>
-                      <a:picLocks noChangeAspect="1"/>
-                    </pic:cNvPicPr>
-                  </pic:nvPicPr>
-                  <pic:blipFill>
-                    <a:blip r:embed="rId12"/>
-                    <a:srcRect r="6251"/>
-                    <a:stretch>
-                      <a:fillRect/>
-                    </a:stretch>
-                  </pic:blipFill>
-                  <pic:spPr>
-                    <a:xfrm>
-                      <a:off x="0" y="0"/>
-                      <a:ext cx="5908040" cy="2306955"/>
-                    </a:xfrm>
-                    <a:prstGeom prst="rect">
-                      <a:avLst/>
-                    </a:prstGeom>
-                    <a:noFill/>
-                    <a:ln>
-                      <a:noFill/>
-                    </a:ln>
-                  </pic:spPr>
-                </pic:pic>
-              </a:graphicData>
-            </a:graphic>
-          </wp:inline>
-        </w:drawing>
-      </w:r>
-    </w:p>
-    <w:p>
-      <w:pPr>
-        <w:rPr>
-          <w:rFonts w:hint="default" w:ascii="Times New Roman" w:hAnsi="Times New Roman" w:cs="Times New Roman"/>
-        </w:rPr>
-      </w:pPr>
-    </w:p>
-    <w:p>
-      <w:pPr>
-        <w:rPr>
-          <w:rFonts w:hint="default" w:ascii="Times New Roman" w:hAnsi="Times New Roman" w:cs="Times New Roman"/>
-        </w:rPr>
-      </w:pPr>
-      <w:r>
-        <w:rPr>
-          <w:rFonts w:hint="default" w:ascii="Times New Roman" w:hAnsi="Times New Roman" w:cs="Times New Roman"/>
-        </w:rPr>
-        <w:drawing>
-          <wp:inline distT="0" distB="0" distL="114300" distR="114300">
-            <wp:extent cx="5727700" cy="1283970"/>
-            <wp:effectExtent l="0" t="0" r="2540" b="11430"/>
-            <wp:docPr id="9" name="Picture 19"/>
-            <wp:cNvGraphicFramePr>
-              <a:graphicFrameLocks xmlns:a="http://schemas.openxmlformats.org/drawingml/2006/main" noChangeAspect="1"/>
-            </wp:cNvGraphicFramePr>
-            <a:graphic xmlns:a="http://schemas.openxmlformats.org/drawingml/2006/main">
-              <a:graphicData uri="http://schemas.openxmlformats.org/drawingml/2006/picture">
-                <pic:pic xmlns:pic="http://schemas.openxmlformats.org/drawingml/2006/picture">
-                  <pic:nvPicPr>
-                    <pic:cNvPr id="9" name="Picture 19"/>
-                    <pic:cNvPicPr>
-                      <a:picLocks noChangeAspect="1"/>
-                    </pic:cNvPicPr>
-                  </pic:nvPicPr>
-                  <pic:blipFill>
-                    <a:blip r:embed="rId13"/>
-                    <a:stretch>
-                      <a:fillRect/>
-                    </a:stretch>
-                  </pic:blipFill>
-                  <pic:spPr>
-                    <a:xfrm>
-                      <a:off x="0" y="0"/>
-                      <a:ext cx="5727700" cy="1283970"/>
-                    </a:xfrm>
-                    <a:prstGeom prst="rect">
-                      <a:avLst/>
-                    </a:prstGeom>
-                    <a:noFill/>
-                    <a:ln>
-                      <a:noFill/>
-                    </a:ln>
-                  </pic:spPr>
-                </pic:pic>
-              </a:graphicData>
-            </a:graphic>
-          </wp:inline>
-        </w:drawing>
-      </w:r>
-    </w:p>
-    <w:p>
-      <w:pPr>
-        <w:rPr>
-          <w:rFonts w:hint="default" w:ascii="Times New Roman" w:hAnsi="Times New Roman" w:cs="Times New Roman"/>
-        </w:rPr>
-      </w:pPr>
-    </w:p>
-    <w:p>
-      <w:pPr>
-        <w:rPr>
-          <w:rFonts w:hint="default" w:ascii="Times New Roman" w:hAnsi="Times New Roman" w:cs="Times New Roman"/>
-        </w:rPr>
-      </w:pPr>
-    </w:p>
-    <w:p>
-      <w:pPr>
-        <w:rPr>
-          <w:rFonts w:hint="default" w:ascii="Times New Roman" w:hAnsi="Times New Roman" w:cs="Times New Roman"/>
-        </w:rPr>
-      </w:pPr>
-    </w:p>
-    <w:p>
-      <w:pPr>
-        <w:rPr>
-          <w:rFonts w:hint="default" w:ascii="Times New Roman" w:hAnsi="Times New Roman" w:cs="Times New Roman"/>
-          <w:b/>
-          <w:bCs/>
-          <w:color w:val="000000" w:themeColor="text1"/>
-          <w14:textFill>
-            <w14:solidFill>
-              <w14:schemeClr w14:val="tx1"/>
-            </w14:solidFill>
-          </w14:textFill>
-        </w:rPr>
-      </w:pPr>
-    </w:p>
-    <w:p>
-      <w:pPr>
+      </w:pPr>
+      <w:r>
         <w:rPr>
           <w:rFonts w:hint="default" w:ascii="Times New Roman" w:hAnsi="Times New Roman" w:cs="Times New Roman"/>
           <w:b/>
@@ -647,8 +97,575 @@
             </w14:solidFill>
           </w14:textFill>
         </w:rPr>
-      </w:pPr>
-      <w:r>
+        <w:t>VPC (Virtual Private Cloud) Creation:</w:t>
+      </w:r>
+    </w:p>
+    <w:p>
+      <w:pPr>
+        <w:jc w:val="center"/>
+        <w:rPr>
+          <w:rFonts w:hint="default" w:ascii="Times New Roman" w:hAnsi="Times New Roman" w:cs="Times New Roman"/>
+        </w:rPr>
+      </w:pPr>
+      <w:r>
+        <w:rPr>
+          <w:rFonts w:hint="default" w:ascii="Times New Roman" w:hAnsi="Times New Roman" w:cs="Times New Roman"/>
+        </w:rPr>
+        <w:drawing>
+          <wp:inline distT="0" distB="0" distL="114300" distR="114300">
+            <wp:extent cx="5293360" cy="2404745"/>
+            <wp:effectExtent l="0" t="0" r="10160" b="3175"/>
+            <wp:docPr id="1" name="Picture 11"/>
+            <wp:cNvGraphicFramePr>
+              <a:graphicFrameLocks xmlns:a="http://schemas.openxmlformats.org/drawingml/2006/main" noChangeAspect="1"/>
+            </wp:cNvGraphicFramePr>
+            <a:graphic xmlns:a="http://schemas.openxmlformats.org/drawingml/2006/main">
+              <a:graphicData uri="http://schemas.openxmlformats.org/drawingml/2006/picture">
+                <pic:pic xmlns:pic="http://schemas.openxmlformats.org/drawingml/2006/picture">
+                  <pic:nvPicPr>
+                    <pic:cNvPr id="1" name="Picture 11"/>
+                    <pic:cNvPicPr>
+                      <a:picLocks noChangeAspect="1"/>
+                    </pic:cNvPicPr>
+                  </pic:nvPicPr>
+                  <pic:blipFill>
+                    <a:blip r:embed="rId6"/>
+                    <a:stretch>
+                      <a:fillRect/>
+                    </a:stretch>
+                  </pic:blipFill>
+                  <pic:spPr>
+                    <a:xfrm>
+                      <a:off x="0" y="0"/>
+                      <a:ext cx="5293360" cy="2404745"/>
+                    </a:xfrm>
+                    <a:prstGeom prst="rect">
+                      <a:avLst/>
+                    </a:prstGeom>
+                    <a:noFill/>
+                    <a:ln>
+                      <a:noFill/>
+                    </a:ln>
+                  </pic:spPr>
+                </pic:pic>
+              </a:graphicData>
+            </a:graphic>
+          </wp:inline>
+        </w:drawing>
+      </w:r>
+    </w:p>
+    <w:p>
+      <w:pPr>
+        <w:jc w:val="center"/>
+        <w:rPr>
+          <w:rFonts w:hint="default" w:ascii="Times New Roman" w:hAnsi="Times New Roman" w:cs="Times New Roman"/>
+        </w:rPr>
+      </w:pPr>
+      <w:r>
+        <w:rPr>
+          <w:rFonts w:hint="default" w:ascii="Times New Roman" w:hAnsi="Times New Roman" w:cs="Times New Roman"/>
+        </w:rPr>
+        <w:drawing>
+          <wp:inline distT="0" distB="0" distL="114300" distR="114300">
+            <wp:extent cx="5206365" cy="2190115"/>
+            <wp:effectExtent l="0" t="0" r="5715" b="4445"/>
+            <wp:docPr id="2" name="Picture 12"/>
+            <wp:cNvGraphicFramePr>
+              <a:graphicFrameLocks xmlns:a="http://schemas.openxmlformats.org/drawingml/2006/main" noChangeAspect="1"/>
+            </wp:cNvGraphicFramePr>
+            <a:graphic xmlns:a="http://schemas.openxmlformats.org/drawingml/2006/main">
+              <a:graphicData uri="http://schemas.openxmlformats.org/drawingml/2006/picture">
+                <pic:pic xmlns:pic="http://schemas.openxmlformats.org/drawingml/2006/picture">
+                  <pic:nvPicPr>
+                    <pic:cNvPr id="2" name="Picture 12"/>
+                    <pic:cNvPicPr>
+                      <a:picLocks noChangeAspect="1"/>
+                    </pic:cNvPicPr>
+                  </pic:nvPicPr>
+                  <pic:blipFill>
+                    <a:blip r:embed="rId7"/>
+                    <a:stretch>
+                      <a:fillRect/>
+                    </a:stretch>
+                  </pic:blipFill>
+                  <pic:spPr>
+                    <a:xfrm>
+                      <a:off x="0" y="0"/>
+                      <a:ext cx="5206365" cy="2190115"/>
+                    </a:xfrm>
+                    <a:prstGeom prst="rect">
+                      <a:avLst/>
+                    </a:prstGeom>
+                    <a:noFill/>
+                    <a:ln>
+                      <a:noFill/>
+                    </a:ln>
+                  </pic:spPr>
+                </pic:pic>
+              </a:graphicData>
+            </a:graphic>
+          </wp:inline>
+        </w:drawing>
+      </w:r>
+    </w:p>
+    <w:p>
+      <w:pPr>
+        <w:jc w:val="center"/>
+        <w:rPr>
+          <w:rFonts w:hint="default" w:ascii="Times New Roman" w:hAnsi="Times New Roman" w:cs="Times New Roman"/>
+        </w:rPr>
+      </w:pPr>
+    </w:p>
+    <w:p>
+      <w:pPr>
+        <w:numPr>
+          <w:ilvl w:val="0"/>
+          <w:numId w:val="1"/>
+        </w:numPr>
+        <w:ind w:left="780" w:leftChars="0" w:firstLine="0" w:firstLineChars="0"/>
+        <w:jc w:val="both"/>
+        <w:rPr>
+          <w:rFonts w:hint="default" w:ascii="Times New Roman" w:hAnsi="Times New Roman" w:cs="Times New Roman"/>
+        </w:rPr>
+      </w:pPr>
+      <w:r>
+        <w:rPr>
+          <w:rFonts w:hint="default" w:ascii="Times New Roman" w:hAnsi="Times New Roman" w:cs="Times New Roman"/>
+          <w:b/>
+          <w:bCs/>
+          <w:lang w:val="en-IN"/>
+        </w:rPr>
+        <w:t>NAT Gateways</w:t>
+      </w:r>
+    </w:p>
+    <w:p>
+      <w:pPr>
+        <w:jc w:val="center"/>
+        <w:rPr>
+          <w:rFonts w:hint="default" w:ascii="Times New Roman" w:hAnsi="Times New Roman" w:cs="Times New Roman"/>
+        </w:rPr>
+      </w:pPr>
+      <w:r>
+        <w:rPr>
+          <w:rFonts w:hint="default" w:ascii="Times New Roman" w:hAnsi="Times New Roman" w:cs="Times New Roman"/>
+          <w:lang w:val="en-IN"/>
+        </w:rPr>
+        <w:t xml:space="preserve"> </w:t>
+      </w:r>
+      <w:r>
+        <w:rPr>
+          <w:rFonts w:hint="default" w:ascii="Times New Roman" w:hAnsi="Times New Roman" w:cs="Times New Roman"/>
+        </w:rPr>
+        <w:drawing>
+          <wp:inline distT="0" distB="0" distL="114300" distR="114300">
+            <wp:extent cx="4725670" cy="2258060"/>
+            <wp:effectExtent l="0" t="0" r="13970" b="12700"/>
+            <wp:docPr id="3" name="Picture 13"/>
+            <wp:cNvGraphicFramePr>
+              <a:graphicFrameLocks xmlns:a="http://schemas.openxmlformats.org/drawingml/2006/main" noChangeAspect="1"/>
+            </wp:cNvGraphicFramePr>
+            <a:graphic xmlns:a="http://schemas.openxmlformats.org/drawingml/2006/main">
+              <a:graphicData uri="http://schemas.openxmlformats.org/drawingml/2006/picture">
+                <pic:pic xmlns:pic="http://schemas.openxmlformats.org/drawingml/2006/picture">
+                  <pic:nvPicPr>
+                    <pic:cNvPr id="3" name="Picture 13"/>
+                    <pic:cNvPicPr>
+                      <a:picLocks noChangeAspect="1"/>
+                    </pic:cNvPicPr>
+                  </pic:nvPicPr>
+                  <pic:blipFill>
+                    <a:blip r:embed="rId8"/>
+                    <a:stretch>
+                      <a:fillRect/>
+                    </a:stretch>
+                  </pic:blipFill>
+                  <pic:spPr>
+                    <a:xfrm>
+                      <a:off x="0" y="0"/>
+                      <a:ext cx="4725670" cy="2258060"/>
+                    </a:xfrm>
+                    <a:prstGeom prst="rect">
+                      <a:avLst/>
+                    </a:prstGeom>
+                    <a:noFill/>
+                    <a:ln>
+                      <a:noFill/>
+                    </a:ln>
+                  </pic:spPr>
+                </pic:pic>
+              </a:graphicData>
+            </a:graphic>
+          </wp:inline>
+        </w:drawing>
+      </w:r>
+    </w:p>
+    <w:p>
+      <w:pPr>
+        <w:jc w:val="center"/>
+        <w:rPr>
+          <w:rFonts w:hint="default" w:ascii="Times New Roman" w:hAnsi="Times New Roman" w:cs="Times New Roman"/>
+        </w:rPr>
+      </w:pPr>
+    </w:p>
+    <w:p>
+      <w:pPr>
+        <w:jc w:val="center"/>
+        <w:rPr>
+          <w:rFonts w:hint="default" w:ascii="Times New Roman" w:hAnsi="Times New Roman" w:cs="Times New Roman"/>
+        </w:rPr>
+      </w:pPr>
+    </w:p>
+    <w:p>
+      <w:pPr>
+        <w:jc w:val="center"/>
+        <w:rPr>
+          <w:rFonts w:hint="default" w:ascii="Times New Roman" w:hAnsi="Times New Roman" w:cs="Times New Roman"/>
+        </w:rPr>
+      </w:pPr>
+    </w:p>
+    <w:p>
+      <w:pPr>
+        <w:jc w:val="center"/>
+        <w:rPr>
+          <w:rFonts w:hint="default" w:ascii="Times New Roman" w:hAnsi="Times New Roman" w:cs="Times New Roman"/>
+        </w:rPr>
+      </w:pPr>
+      <w:r>
+        <w:rPr>
+          <w:rFonts w:hint="default" w:ascii="Times New Roman" w:hAnsi="Times New Roman" w:cs="Times New Roman"/>
+        </w:rPr>
+        <w:drawing>
+          <wp:inline distT="0" distB="0" distL="114300" distR="114300">
+            <wp:extent cx="5722620" cy="2310130"/>
+            <wp:effectExtent l="0" t="0" r="7620" b="6350"/>
+            <wp:docPr id="4" name="Picture 14"/>
+            <wp:cNvGraphicFramePr>
+              <a:graphicFrameLocks xmlns:a="http://schemas.openxmlformats.org/drawingml/2006/main" noChangeAspect="1"/>
+            </wp:cNvGraphicFramePr>
+            <a:graphic xmlns:a="http://schemas.openxmlformats.org/drawingml/2006/main">
+              <a:graphicData uri="http://schemas.openxmlformats.org/drawingml/2006/picture">
+                <pic:pic xmlns:pic="http://schemas.openxmlformats.org/drawingml/2006/picture">
+                  <pic:nvPicPr>
+                    <pic:cNvPr id="4" name="Picture 14"/>
+                    <pic:cNvPicPr>
+                      <a:picLocks noChangeAspect="1"/>
+                    </pic:cNvPicPr>
+                  </pic:nvPicPr>
+                  <pic:blipFill>
+                    <a:blip r:embed="rId9"/>
+                    <a:stretch>
+                      <a:fillRect/>
+                    </a:stretch>
+                  </pic:blipFill>
+                  <pic:spPr>
+                    <a:xfrm>
+                      <a:off x="0" y="0"/>
+                      <a:ext cx="5722620" cy="2310130"/>
+                    </a:xfrm>
+                    <a:prstGeom prst="rect">
+                      <a:avLst/>
+                    </a:prstGeom>
+                    <a:noFill/>
+                    <a:ln>
+                      <a:noFill/>
+                    </a:ln>
+                  </pic:spPr>
+                </pic:pic>
+              </a:graphicData>
+            </a:graphic>
+          </wp:inline>
+        </w:drawing>
+      </w:r>
+    </w:p>
+    <w:p>
+      <w:pPr>
+        <w:jc w:val="center"/>
+        <w:rPr>
+          <w:rFonts w:hint="default" w:ascii="Times New Roman" w:hAnsi="Times New Roman" w:cs="Times New Roman"/>
+        </w:rPr>
+      </w:pPr>
+      <w:r>
+        <w:rPr>
+          <w:rFonts w:hint="default" w:ascii="Times New Roman" w:hAnsi="Times New Roman" w:cs="Times New Roman"/>
+        </w:rPr>
+        <w:drawing>
+          <wp:inline distT="0" distB="0" distL="114300" distR="114300">
+            <wp:extent cx="5724525" cy="2466340"/>
+            <wp:effectExtent l="0" t="0" r="5715" b="2540"/>
+            <wp:docPr id="6" name="Picture 16"/>
+            <wp:cNvGraphicFramePr>
+              <a:graphicFrameLocks xmlns:a="http://schemas.openxmlformats.org/drawingml/2006/main" noChangeAspect="1"/>
+            </wp:cNvGraphicFramePr>
+            <a:graphic xmlns:a="http://schemas.openxmlformats.org/drawingml/2006/main">
+              <a:graphicData uri="http://schemas.openxmlformats.org/drawingml/2006/picture">
+                <pic:pic xmlns:pic="http://schemas.openxmlformats.org/drawingml/2006/picture">
+                  <pic:nvPicPr>
+                    <pic:cNvPr id="6" name="Picture 16"/>
+                    <pic:cNvPicPr>
+                      <a:picLocks noChangeAspect="1"/>
+                    </pic:cNvPicPr>
+                  </pic:nvPicPr>
+                  <pic:blipFill>
+                    <a:blip r:embed="rId10"/>
+                    <a:stretch>
+                      <a:fillRect/>
+                    </a:stretch>
+                  </pic:blipFill>
+                  <pic:spPr>
+                    <a:xfrm>
+                      <a:off x="0" y="0"/>
+                      <a:ext cx="5724525" cy="2466340"/>
+                    </a:xfrm>
+                    <a:prstGeom prst="rect">
+                      <a:avLst/>
+                    </a:prstGeom>
+                    <a:noFill/>
+                    <a:ln>
+                      <a:noFill/>
+                    </a:ln>
+                  </pic:spPr>
+                </pic:pic>
+              </a:graphicData>
+            </a:graphic>
+          </wp:inline>
+        </w:drawing>
+      </w:r>
+    </w:p>
+    <w:p>
+      <w:pPr>
+        <w:jc w:val="center"/>
+        <w:rPr>
+          <w:rFonts w:hint="default" w:ascii="Times New Roman" w:hAnsi="Times New Roman" w:cs="Times New Roman"/>
+        </w:rPr>
+      </w:pPr>
+    </w:p>
+    <w:p>
+      <w:pPr>
+        <w:jc w:val="center"/>
+        <w:rPr>
+          <w:rFonts w:hint="default" w:ascii="Times New Roman" w:hAnsi="Times New Roman" w:cs="Times New Roman"/>
+        </w:rPr>
+      </w:pPr>
+      <w:r>
+        <w:rPr>
+          <w:rFonts w:hint="default" w:ascii="Times New Roman" w:hAnsi="Times New Roman" w:cs="Times New Roman"/>
+        </w:rPr>
+        <w:drawing>
+          <wp:inline distT="0" distB="0" distL="114300" distR="114300">
+            <wp:extent cx="5728970" cy="3189605"/>
+            <wp:effectExtent l="0" t="0" r="1270" b="10795"/>
+            <wp:docPr id="7" name="Picture 17"/>
+            <wp:cNvGraphicFramePr>
+              <a:graphicFrameLocks xmlns:a="http://schemas.openxmlformats.org/drawingml/2006/main" noChangeAspect="1"/>
+            </wp:cNvGraphicFramePr>
+            <a:graphic xmlns:a="http://schemas.openxmlformats.org/drawingml/2006/main">
+              <a:graphicData uri="http://schemas.openxmlformats.org/drawingml/2006/picture">
+                <pic:pic xmlns:pic="http://schemas.openxmlformats.org/drawingml/2006/picture">
+                  <pic:nvPicPr>
+                    <pic:cNvPr id="7" name="Picture 17"/>
+                    <pic:cNvPicPr>
+                      <a:picLocks noChangeAspect="1"/>
+                    </pic:cNvPicPr>
+                  </pic:nvPicPr>
+                  <pic:blipFill>
+                    <a:blip r:embed="rId11"/>
+                    <a:stretch>
+                      <a:fillRect/>
+                    </a:stretch>
+                  </pic:blipFill>
+                  <pic:spPr>
+                    <a:xfrm>
+                      <a:off x="0" y="0"/>
+                      <a:ext cx="5728970" cy="3189605"/>
+                    </a:xfrm>
+                    <a:prstGeom prst="rect">
+                      <a:avLst/>
+                    </a:prstGeom>
+                    <a:noFill/>
+                    <a:ln>
+                      <a:noFill/>
+                    </a:ln>
+                  </pic:spPr>
+                </pic:pic>
+              </a:graphicData>
+            </a:graphic>
+          </wp:inline>
+        </w:drawing>
+      </w:r>
+    </w:p>
+    <w:p>
+      <w:pPr>
+        <w:jc w:val="center"/>
+        <w:rPr>
+          <w:rFonts w:hint="default" w:ascii="Times New Roman" w:hAnsi="Times New Roman" w:cs="Times New Roman"/>
+        </w:rPr>
+      </w:pPr>
+    </w:p>
+    <w:p>
+      <w:pPr>
+        <w:jc w:val="center"/>
+        <w:rPr>
+          <w:rFonts w:hint="default" w:ascii="Times New Roman" w:hAnsi="Times New Roman" w:cs="Times New Roman"/>
+        </w:rPr>
+      </w:pPr>
+    </w:p>
+    <w:p>
+      <w:pPr>
+        <w:jc w:val="center"/>
+        <w:rPr>
+          <w:rFonts w:hint="default" w:ascii="Times New Roman" w:hAnsi="Times New Roman" w:cs="Times New Roman"/>
+        </w:rPr>
+      </w:pPr>
+    </w:p>
+    <w:p>
+      <w:pPr>
+        <w:jc w:val="center"/>
+        <w:rPr>
+          <w:rFonts w:hint="default" w:ascii="Times New Roman" w:hAnsi="Times New Roman" w:cs="Times New Roman"/>
+        </w:rPr>
+      </w:pPr>
+    </w:p>
+    <w:p>
+      <w:pPr>
+        <w:jc w:val="center"/>
+        <w:rPr>
+          <w:rFonts w:hint="default" w:ascii="Times New Roman" w:hAnsi="Times New Roman" w:cs="Times New Roman"/>
+        </w:rPr>
+      </w:pPr>
+      <w:r>
+        <w:rPr>
+          <w:rFonts w:hint="default" w:ascii="Times New Roman" w:hAnsi="Times New Roman" w:cs="Times New Roman"/>
+        </w:rPr>
+        <w:drawing>
+          <wp:inline distT="0" distB="0" distL="114300" distR="114300">
+            <wp:extent cx="5908040" cy="2306955"/>
+            <wp:effectExtent l="0" t="0" r="5080" b="9525"/>
+            <wp:docPr id="8" name="Picture 18"/>
+            <wp:cNvGraphicFramePr>
+              <a:graphicFrameLocks xmlns:a="http://schemas.openxmlformats.org/drawingml/2006/main" noChangeAspect="1"/>
+            </wp:cNvGraphicFramePr>
+            <a:graphic xmlns:a="http://schemas.openxmlformats.org/drawingml/2006/main">
+              <a:graphicData uri="http://schemas.openxmlformats.org/drawingml/2006/picture">
+                <pic:pic xmlns:pic="http://schemas.openxmlformats.org/drawingml/2006/picture">
+                  <pic:nvPicPr>
+                    <pic:cNvPr id="8" name="Picture 18"/>
+                    <pic:cNvPicPr>
+                      <a:picLocks noChangeAspect="1"/>
+                    </pic:cNvPicPr>
+                  </pic:nvPicPr>
+                  <pic:blipFill>
+                    <a:blip r:embed="rId12"/>
+                    <a:srcRect r="6251"/>
+                    <a:stretch>
+                      <a:fillRect/>
+                    </a:stretch>
+                  </pic:blipFill>
+                  <pic:spPr>
+                    <a:xfrm>
+                      <a:off x="0" y="0"/>
+                      <a:ext cx="5908040" cy="2306955"/>
+                    </a:xfrm>
+                    <a:prstGeom prst="rect">
+                      <a:avLst/>
+                    </a:prstGeom>
+                    <a:noFill/>
+                    <a:ln>
+                      <a:noFill/>
+                    </a:ln>
+                  </pic:spPr>
+                </pic:pic>
+              </a:graphicData>
+            </a:graphic>
+          </wp:inline>
+        </w:drawing>
+      </w:r>
+    </w:p>
+    <w:p>
+      <w:pPr>
+        <w:jc w:val="center"/>
+        <w:rPr>
+          <w:rFonts w:hint="default" w:ascii="Times New Roman" w:hAnsi="Times New Roman" w:cs="Times New Roman"/>
+          <w:b/>
+          <w:bCs/>
+          <w:color w:val="000000" w:themeColor="text1"/>
+          <w14:textFill>
+            <w14:solidFill>
+              <w14:schemeClr w14:val="tx1"/>
+            </w14:solidFill>
+          </w14:textFill>
+        </w:rPr>
+      </w:pPr>
+      <w:r>
+        <w:rPr>
+          <w:rFonts w:hint="default" w:ascii="Times New Roman" w:hAnsi="Times New Roman" w:cs="Times New Roman"/>
+        </w:rPr>
+        <w:drawing>
+          <wp:inline distT="0" distB="0" distL="114300" distR="114300">
+            <wp:extent cx="5727700" cy="1283970"/>
+            <wp:effectExtent l="0" t="0" r="2540" b="11430"/>
+            <wp:docPr id="9" name="Picture 19"/>
+            <wp:cNvGraphicFramePr>
+              <a:graphicFrameLocks xmlns:a="http://schemas.openxmlformats.org/drawingml/2006/main" noChangeAspect="1"/>
+            </wp:cNvGraphicFramePr>
+            <a:graphic xmlns:a="http://schemas.openxmlformats.org/drawingml/2006/main">
+              <a:graphicData uri="http://schemas.openxmlformats.org/drawingml/2006/picture">
+                <pic:pic xmlns:pic="http://schemas.openxmlformats.org/drawingml/2006/picture">
+                  <pic:nvPicPr>
+                    <pic:cNvPr id="9" name="Picture 19"/>
+                    <pic:cNvPicPr>
+                      <a:picLocks noChangeAspect="1"/>
+                    </pic:cNvPicPr>
+                  </pic:nvPicPr>
+                  <pic:blipFill>
+                    <a:blip r:embed="rId13"/>
+                    <a:stretch>
+                      <a:fillRect/>
+                    </a:stretch>
+                  </pic:blipFill>
+                  <pic:spPr>
+                    <a:xfrm>
+                      <a:off x="0" y="0"/>
+                      <a:ext cx="5727700" cy="1283970"/>
+                    </a:xfrm>
+                    <a:prstGeom prst="rect">
+                      <a:avLst/>
+                    </a:prstGeom>
+                    <a:noFill/>
+                    <a:ln>
+                      <a:noFill/>
+                    </a:ln>
+                  </pic:spPr>
+                </pic:pic>
+              </a:graphicData>
+            </a:graphic>
+          </wp:inline>
+        </w:drawing>
+      </w:r>
+    </w:p>
+    <w:p>
+      <w:pPr>
+        <w:jc w:val="both"/>
+        <w:rPr>
+          <w:rFonts w:hint="default" w:ascii="Times New Roman" w:hAnsi="Times New Roman" w:cs="Times New Roman"/>
+          <w:b/>
+          <w:bCs/>
+          <w:color w:val="000000" w:themeColor="text1"/>
+          <w14:textFill>
+            <w14:solidFill>
+              <w14:schemeClr w14:val="tx1"/>
+            </w14:solidFill>
+          </w14:textFill>
+        </w:rPr>
+      </w:pPr>
+    </w:p>
+    <w:p>
+      <w:pPr>
+        <w:numPr>
+          <w:ilvl w:val="0"/>
+          <w:numId w:val="1"/>
+        </w:numPr>
+        <w:ind w:left="780" w:leftChars="0" w:firstLine="0" w:firstLineChars="0"/>
+        <w:jc w:val="both"/>
         <w:rPr>
           <w:rFonts w:hint="default" w:ascii="Times New Roman" w:hAnsi="Times New Roman" w:cs="Times New Roman"/>
           <w:b/>
@@ -661,11 +678,8 @@
             </w14:solidFill>
           </w14:textFill>
         </w:rPr>
-        <w:t xml:space="preserve">ASG </w:t>
-      </w:r>
-    </w:p>
-    <w:p>
-      <w:pPr>
+      </w:pPr>
+      <w:r>
         <w:rPr>
           <w:rFonts w:hint="default" w:ascii="Times New Roman" w:hAnsi="Times New Roman" w:cs="Times New Roman"/>
           <w:b/>
@@ -678,10 +692,12 @@
             </w14:solidFill>
           </w14:textFill>
         </w:rPr>
-      </w:pPr>
-    </w:p>
-    <w:p>
-      <w:pPr>
+        <w:t>ASG (Auto-Scaling Group) Creation :</w:t>
+      </w:r>
+    </w:p>
+    <w:p>
+      <w:pPr>
+        <w:jc w:val="center"/>
         <w:rPr>
           <w:rFonts w:hint="default" w:ascii="Times New Roman" w:hAnsi="Times New Roman" w:cs="Times New Roman"/>
         </w:rPr>
@@ -735,6 +751,7 @@
     </w:p>
     <w:p>
       <w:pPr>
+        <w:jc w:val="center"/>
         <w:rPr>
           <w:rFonts w:hint="default" w:ascii="Times New Roman" w:hAnsi="Times New Roman" w:cs="Times New Roman"/>
         </w:rPr>
@@ -788,6 +805,71 @@
     </w:p>
     <w:p>
       <w:pPr>
+        <w:jc w:val="center"/>
+        <w:rPr>
+          <w:rFonts w:hint="default" w:ascii="Times New Roman" w:hAnsi="Times New Roman" w:cs="Times New Roman"/>
+        </w:rPr>
+      </w:pPr>
+    </w:p>
+    <w:p>
+      <w:pPr>
+        <w:jc w:val="center"/>
+        <w:rPr>
+          <w:rFonts w:hint="default" w:ascii="Times New Roman" w:hAnsi="Times New Roman" w:cs="Times New Roman"/>
+        </w:rPr>
+      </w:pPr>
+    </w:p>
+    <w:p>
+      <w:pPr>
+        <w:jc w:val="center"/>
+        <w:rPr>
+          <w:rFonts w:hint="default" w:ascii="Times New Roman" w:hAnsi="Times New Roman" w:cs="Times New Roman"/>
+        </w:rPr>
+      </w:pPr>
+    </w:p>
+    <w:p>
+      <w:pPr>
+        <w:jc w:val="center"/>
+        <w:rPr>
+          <w:rFonts w:hint="default" w:ascii="Times New Roman" w:hAnsi="Times New Roman" w:cs="Times New Roman"/>
+        </w:rPr>
+      </w:pPr>
+    </w:p>
+    <w:p>
+      <w:pPr>
+        <w:jc w:val="center"/>
+        <w:rPr>
+          <w:rFonts w:hint="default" w:ascii="Times New Roman" w:hAnsi="Times New Roman" w:cs="Times New Roman"/>
+        </w:rPr>
+      </w:pPr>
+    </w:p>
+    <w:p>
+      <w:pPr>
+        <w:jc w:val="center"/>
+        <w:rPr>
+          <w:rFonts w:hint="default" w:ascii="Times New Roman" w:hAnsi="Times New Roman" w:cs="Times New Roman"/>
+        </w:rPr>
+      </w:pPr>
+    </w:p>
+    <w:p>
+      <w:pPr>
+        <w:jc w:val="center"/>
+        <w:rPr>
+          <w:rFonts w:hint="default" w:ascii="Times New Roman" w:hAnsi="Times New Roman" w:cs="Times New Roman"/>
+        </w:rPr>
+      </w:pPr>
+    </w:p>
+    <w:p>
+      <w:pPr>
+        <w:jc w:val="center"/>
+        <w:rPr>
+          <w:rFonts w:hint="default" w:ascii="Times New Roman" w:hAnsi="Times New Roman" w:cs="Times New Roman"/>
+        </w:rPr>
+      </w:pPr>
+    </w:p>
+    <w:p>
+      <w:pPr>
+        <w:jc w:val="center"/>
         <w:rPr>
           <w:rFonts w:hint="default" w:ascii="Times New Roman" w:hAnsi="Times New Roman" w:cs="Times New Roman"/>
         </w:rPr>
@@ -841,18 +923,27 @@
     </w:p>
     <w:p>
       <w:pPr>
-        <w:rPr>
-          <w:rFonts w:hint="default" w:ascii="Times New Roman" w:hAnsi="Times New Roman" w:cs="Times New Roman"/>
-        </w:rPr>
-      </w:pPr>
-      <w:r>
-        <w:rPr>
-          <w:rFonts w:hint="default" w:ascii="Times New Roman" w:hAnsi="Times New Roman" w:cs="Times New Roman"/>
-        </w:rPr>
-        <w:drawing>
-          <wp:inline distT="0" distB="0" distL="114300" distR="114300">
-            <wp:extent cx="5728335" cy="4356735"/>
-            <wp:effectExtent l="0" t="0" r="1905" b="1905"/>
+        <w:jc w:val="both"/>
+        <w:rPr>
+          <w:rFonts w:hint="default" w:ascii="Times New Roman" w:hAnsi="Times New Roman" w:cs="Times New Roman"/>
+        </w:rPr>
+      </w:pPr>
+    </w:p>
+    <w:p>
+      <w:pPr>
+        <w:jc w:val="center"/>
+        <w:rPr>
+          <w:rFonts w:hint="default" w:ascii="Times New Roman" w:hAnsi="Times New Roman" w:cs="Times New Roman"/>
+        </w:rPr>
+      </w:pPr>
+      <w:r>
+        <w:rPr>
+          <w:rFonts w:hint="default" w:ascii="Times New Roman" w:hAnsi="Times New Roman" w:cs="Times New Roman"/>
+        </w:rPr>
+        <w:drawing>
+          <wp:inline distT="0" distB="0" distL="114300" distR="114300">
+            <wp:extent cx="5096510" cy="3876040"/>
+            <wp:effectExtent l="0" t="0" r="8890" b="10160"/>
             <wp:docPr id="20" name="Picture 30"/>
             <wp:cNvGraphicFramePr>
               <a:graphicFrameLocks xmlns:a="http://schemas.openxmlformats.org/drawingml/2006/main" noChangeAspect="1"/>
@@ -875,25 +966,82 @@
                   <pic:spPr>
                     <a:xfrm>
                       <a:off x="0" y="0"/>
-                      <a:ext cx="5728335" cy="4356735"/>
-                    </a:xfrm>
-                    <a:prstGeom prst="rect">
-                      <a:avLst/>
-                    </a:prstGeom>
-                    <a:noFill/>
-                    <a:ln>
-                      <a:noFill/>
-                    </a:ln>
-                  </pic:spPr>
-                </pic:pic>
-              </a:graphicData>
-            </a:graphic>
-          </wp:inline>
-        </w:drawing>
-      </w:r>
-    </w:p>
-    <w:p>
-      <w:pPr>
+                      <a:ext cx="5096510" cy="3876040"/>
+                    </a:xfrm>
+                    <a:prstGeom prst="rect">
+                      <a:avLst/>
+                    </a:prstGeom>
+                    <a:noFill/>
+                    <a:ln>
+                      <a:noFill/>
+                    </a:ln>
+                  </pic:spPr>
+                </pic:pic>
+              </a:graphicData>
+            </a:graphic>
+          </wp:inline>
+        </w:drawing>
+      </w:r>
+    </w:p>
+    <w:p>
+      <w:pPr>
+        <w:jc w:val="center"/>
+        <w:rPr>
+          <w:rFonts w:hint="default" w:ascii="Times New Roman" w:hAnsi="Times New Roman" w:cs="Times New Roman"/>
+        </w:rPr>
+      </w:pPr>
+    </w:p>
+    <w:p>
+      <w:pPr>
+        <w:jc w:val="center"/>
+        <w:rPr>
+          <w:rFonts w:hint="default" w:ascii="Times New Roman" w:hAnsi="Times New Roman" w:cs="Times New Roman"/>
+        </w:rPr>
+      </w:pPr>
+    </w:p>
+    <w:p>
+      <w:pPr>
+        <w:jc w:val="center"/>
+        <w:rPr>
+          <w:rFonts w:hint="default" w:ascii="Times New Roman" w:hAnsi="Times New Roman" w:cs="Times New Roman"/>
+        </w:rPr>
+      </w:pPr>
+    </w:p>
+    <w:p>
+      <w:pPr>
+        <w:jc w:val="center"/>
+        <w:rPr>
+          <w:rFonts w:hint="default" w:ascii="Times New Roman" w:hAnsi="Times New Roman" w:cs="Times New Roman"/>
+        </w:rPr>
+      </w:pPr>
+    </w:p>
+    <w:p>
+      <w:pPr>
+        <w:jc w:val="center"/>
+        <w:rPr>
+          <w:rFonts w:hint="default" w:ascii="Times New Roman" w:hAnsi="Times New Roman" w:cs="Times New Roman"/>
+        </w:rPr>
+      </w:pPr>
+    </w:p>
+    <w:p>
+      <w:pPr>
+        <w:jc w:val="center"/>
+        <w:rPr>
+          <w:rFonts w:hint="default" w:ascii="Times New Roman" w:hAnsi="Times New Roman" w:cs="Times New Roman"/>
+        </w:rPr>
+      </w:pPr>
+    </w:p>
+    <w:p>
+      <w:pPr>
+        <w:jc w:val="center"/>
+        <w:rPr>
+          <w:rFonts w:hint="default" w:ascii="Times New Roman" w:hAnsi="Times New Roman" w:cs="Times New Roman"/>
+        </w:rPr>
+      </w:pPr>
+    </w:p>
+    <w:p>
+      <w:pPr>
+        <w:jc w:val="center"/>
         <w:rPr>
           <w:rFonts w:hint="default" w:ascii="Times New Roman" w:hAnsi="Times New Roman" w:cs="Times New Roman"/>
         </w:rPr>
@@ -947,6 +1095,7 @@
     </w:p>
     <w:p>
       <w:pPr>
+        <w:jc w:val="center"/>
         <w:rPr>
           <w:rFonts w:hint="default" w:ascii="Times New Roman" w:hAnsi="Times New Roman" w:cs="Times New Roman"/>
         </w:rPr>
@@ -1000,6 +1149,7 @@
     </w:p>
     <w:p>
       <w:pPr>
+        <w:jc w:val="center"/>
         <w:rPr>
           <w:rFonts w:hint="default" w:ascii="Times New Roman" w:hAnsi="Times New Roman" w:cs="Times New Roman"/>
         </w:rPr>
@@ -1053,6 +1203,7 @@
     </w:p>
     <w:p>
       <w:pPr>
+        <w:jc w:val="center"/>
         <w:rPr>
           <w:rFonts w:hint="default" w:ascii="Times New Roman" w:hAnsi="Times New Roman" w:cs="Times New Roman"/>
         </w:rPr>
@@ -1106,6 +1257,7 @@
     </w:p>
     <w:p>
       <w:pPr>
+        <w:jc w:val="center"/>
         <w:rPr>
           <w:rFonts w:hint="default" w:ascii="Times New Roman" w:hAnsi="Times New Roman" w:cs="Times New Roman"/>
         </w:rPr>
@@ -1159,6 +1311,55 @@
     </w:p>
     <w:p>
       <w:pPr>
+        <w:jc w:val="center"/>
+        <w:rPr>
+          <w:rFonts w:hint="default" w:ascii="Times New Roman" w:hAnsi="Times New Roman" w:cs="Times New Roman"/>
+        </w:rPr>
+      </w:pPr>
+    </w:p>
+    <w:p>
+      <w:pPr>
+        <w:jc w:val="center"/>
+        <w:rPr>
+          <w:rFonts w:hint="default" w:ascii="Times New Roman" w:hAnsi="Times New Roman" w:cs="Times New Roman"/>
+        </w:rPr>
+      </w:pPr>
+    </w:p>
+    <w:p>
+      <w:pPr>
+        <w:jc w:val="center"/>
+        <w:rPr>
+          <w:rFonts w:hint="default" w:ascii="Times New Roman" w:hAnsi="Times New Roman" w:cs="Times New Roman"/>
+        </w:rPr>
+      </w:pPr>
+    </w:p>
+    <w:p>
+      <w:pPr>
+        <w:jc w:val="center"/>
+        <w:rPr>
+          <w:rFonts w:hint="default" w:ascii="Times New Roman" w:hAnsi="Times New Roman" w:cs="Times New Roman"/>
+        </w:rPr>
+      </w:pPr>
+    </w:p>
+    <w:p>
+      <w:pPr>
+        <w:jc w:val="center"/>
+        <w:rPr>
+          <w:rFonts w:hint="default" w:ascii="Times New Roman" w:hAnsi="Times New Roman" w:cs="Times New Roman"/>
+        </w:rPr>
+      </w:pPr>
+    </w:p>
+    <w:p>
+      <w:pPr>
+        <w:jc w:val="center"/>
+        <w:rPr>
+          <w:rFonts w:hint="default" w:ascii="Times New Roman" w:hAnsi="Times New Roman" w:cs="Times New Roman"/>
+        </w:rPr>
+      </w:pPr>
+    </w:p>
+    <w:p>
+      <w:pPr>
+        <w:jc w:val="center"/>
         <w:rPr>
           <w:rFonts w:hint="default" w:ascii="Times New Roman" w:hAnsi="Times New Roman" w:cs="Times New Roman"/>
         </w:rPr>
@@ -1212,6 +1413,7 @@
     </w:p>
     <w:p>
       <w:pPr>
+        <w:jc w:val="center"/>
         <w:rPr>
           <w:rFonts w:hint="default" w:ascii="Times New Roman" w:hAnsi="Times New Roman" w:cs="Times New Roman"/>
         </w:rPr>
@@ -1265,6 +1467,15 @@
     </w:p>
     <w:p>
       <w:pPr>
+        <w:jc w:val="both"/>
+        <w:rPr>
+          <w:rFonts w:hint="default" w:ascii="Times New Roman" w:hAnsi="Times New Roman" w:cs="Times New Roman"/>
+        </w:rPr>
+      </w:pPr>
+    </w:p>
+    <w:p>
+      <w:pPr>
+        <w:jc w:val="center"/>
         <w:rPr>
           <w:rFonts w:hint="default" w:ascii="Times New Roman" w:hAnsi="Times New Roman" w:cs="Times New Roman"/>
         </w:rPr>
@@ -1318,18 +1529,91 @@
     </w:p>
     <w:p>
       <w:pPr>
-        <w:rPr>
-          <w:rFonts w:hint="default" w:ascii="Times New Roman" w:hAnsi="Times New Roman" w:cs="Times New Roman"/>
-        </w:rPr>
-      </w:pPr>
-      <w:r>
-        <w:rPr>
-          <w:rFonts w:hint="default" w:ascii="Times New Roman" w:hAnsi="Times New Roman" w:cs="Times New Roman"/>
-        </w:rPr>
-        <w:drawing>
-          <wp:inline distT="0" distB="0" distL="114300" distR="114300">
-            <wp:extent cx="5724525" cy="2858135"/>
-            <wp:effectExtent l="0" t="0" r="5715" b="6985"/>
+        <w:jc w:val="center"/>
+        <w:rPr>
+          <w:rFonts w:hint="default" w:ascii="Times New Roman" w:hAnsi="Times New Roman" w:cs="Times New Roman"/>
+        </w:rPr>
+      </w:pPr>
+    </w:p>
+    <w:p>
+      <w:pPr>
+        <w:jc w:val="center"/>
+        <w:rPr>
+          <w:rFonts w:hint="default" w:ascii="Times New Roman" w:hAnsi="Times New Roman" w:cs="Times New Roman"/>
+        </w:rPr>
+      </w:pPr>
+    </w:p>
+    <w:p>
+      <w:pPr>
+        <w:jc w:val="center"/>
+        <w:rPr>
+          <w:rFonts w:hint="default" w:ascii="Times New Roman" w:hAnsi="Times New Roman" w:cs="Times New Roman"/>
+        </w:rPr>
+      </w:pPr>
+    </w:p>
+    <w:p>
+      <w:pPr>
+        <w:jc w:val="center"/>
+        <w:rPr>
+          <w:rFonts w:hint="default" w:ascii="Times New Roman" w:hAnsi="Times New Roman" w:cs="Times New Roman"/>
+        </w:rPr>
+      </w:pPr>
+    </w:p>
+    <w:p>
+      <w:pPr>
+        <w:jc w:val="center"/>
+        <w:rPr>
+          <w:rFonts w:hint="default" w:ascii="Times New Roman" w:hAnsi="Times New Roman" w:cs="Times New Roman"/>
+        </w:rPr>
+      </w:pPr>
+    </w:p>
+    <w:p>
+      <w:pPr>
+        <w:jc w:val="center"/>
+        <w:rPr>
+          <w:rFonts w:hint="default" w:ascii="Times New Roman" w:hAnsi="Times New Roman" w:cs="Times New Roman"/>
+        </w:rPr>
+      </w:pPr>
+    </w:p>
+    <w:p>
+      <w:pPr>
+        <w:jc w:val="center"/>
+        <w:rPr>
+          <w:rFonts w:hint="default" w:ascii="Times New Roman" w:hAnsi="Times New Roman" w:cs="Times New Roman"/>
+        </w:rPr>
+      </w:pPr>
+    </w:p>
+    <w:p>
+      <w:pPr>
+        <w:jc w:val="both"/>
+        <w:rPr>
+          <w:rFonts w:hint="default" w:ascii="Times New Roman" w:hAnsi="Times New Roman" w:cs="Times New Roman"/>
+        </w:rPr>
+      </w:pPr>
+    </w:p>
+    <w:p>
+      <w:pPr>
+        <w:jc w:val="center"/>
+        <w:rPr>
+          <w:rFonts w:hint="default" w:ascii="Times New Roman" w:hAnsi="Times New Roman" w:cs="Times New Roman"/>
+        </w:rPr>
+      </w:pPr>
+    </w:p>
+    <w:p>
+      <w:pPr>
+        <w:jc w:val="center"/>
+        <w:rPr>
+          <w:rFonts w:hint="default" w:ascii="Times New Roman" w:hAnsi="Times New Roman" w:cs="Times New Roman"/>
+        </w:rPr>
+      </w:pPr>
+      <w:r>
+        <w:rPr>
+          <w:rFonts w:hint="default" w:ascii="Times New Roman" w:hAnsi="Times New Roman" w:cs="Times New Roman"/>
+        </w:rPr>
+        <w:drawing>
+          <wp:inline distT="0" distB="0" distL="114300" distR="114300">
+            <wp:extent cx="5125085" cy="2559050"/>
+            <wp:effectExtent l="0" t="0" r="10795" b="1270"/>
             <wp:docPr id="29" name="Picture 39"/>
             <wp:cNvGraphicFramePr>
               <a:graphicFrameLocks xmlns:a="http://schemas.openxmlformats.org/drawingml/2006/main" noChangeAspect="1"/>
@@ -1352,37 +1636,38 @@
                   <pic:spPr>
                     <a:xfrm>
                       <a:off x="0" y="0"/>
-                      <a:ext cx="5724525" cy="2858135"/>
-                    </a:xfrm>
-                    <a:prstGeom prst="rect">
-                      <a:avLst/>
-                    </a:prstGeom>
-                    <a:noFill/>
-                    <a:ln>
-                      <a:noFill/>
-                    </a:ln>
-                  </pic:spPr>
-                </pic:pic>
-              </a:graphicData>
-            </a:graphic>
-          </wp:inline>
-        </w:drawing>
-      </w:r>
-    </w:p>
-    <w:p>
-      <w:pPr>
-        <w:rPr>
-          <w:rFonts w:hint="default" w:ascii="Times New Roman" w:hAnsi="Times New Roman" w:cs="Times New Roman"/>
-        </w:rPr>
-      </w:pPr>
-      <w:r>
-        <w:rPr>
-          <w:rFonts w:hint="default" w:ascii="Times New Roman" w:hAnsi="Times New Roman" w:cs="Times New Roman"/>
-        </w:rPr>
-        <w:drawing>
-          <wp:inline distT="0" distB="0" distL="114300" distR="114300">
-            <wp:extent cx="5729605" cy="2360930"/>
-            <wp:effectExtent l="0" t="0" r="635" b="1270"/>
+                      <a:ext cx="5125085" cy="2559050"/>
+                    </a:xfrm>
+                    <a:prstGeom prst="rect">
+                      <a:avLst/>
+                    </a:prstGeom>
+                    <a:noFill/>
+                    <a:ln>
+                      <a:noFill/>
+                    </a:ln>
+                  </pic:spPr>
+                </pic:pic>
+              </a:graphicData>
+            </a:graphic>
+          </wp:inline>
+        </w:drawing>
+      </w:r>
+    </w:p>
+    <w:p>
+      <w:pPr>
+        <w:jc w:val="center"/>
+        <w:rPr>
+          <w:rFonts w:hint="default" w:ascii="Times New Roman" w:hAnsi="Times New Roman" w:cs="Times New Roman"/>
+        </w:rPr>
+      </w:pPr>
+      <w:r>
+        <w:rPr>
+          <w:rFonts w:hint="default" w:ascii="Times New Roman" w:hAnsi="Times New Roman" w:cs="Times New Roman"/>
+        </w:rPr>
+        <w:drawing>
+          <wp:inline distT="0" distB="0" distL="114300" distR="114300">
+            <wp:extent cx="5462270" cy="2251075"/>
+            <wp:effectExtent l="0" t="0" r="8890" b="4445"/>
             <wp:docPr id="30" name="Picture 40"/>
             <wp:cNvGraphicFramePr>
               <a:graphicFrameLocks xmlns:a="http://schemas.openxmlformats.org/drawingml/2006/main" noChangeAspect="1"/>
@@ -1405,37 +1690,38 @@
                   <pic:spPr>
                     <a:xfrm>
                       <a:off x="0" y="0"/>
-                      <a:ext cx="5729605" cy="2360930"/>
-                    </a:xfrm>
-                    <a:prstGeom prst="rect">
-                      <a:avLst/>
-                    </a:prstGeom>
-                    <a:noFill/>
-                    <a:ln>
-                      <a:noFill/>
-                    </a:ln>
-                  </pic:spPr>
-                </pic:pic>
-              </a:graphicData>
-            </a:graphic>
-          </wp:inline>
-        </w:drawing>
-      </w:r>
-    </w:p>
-    <w:p>
-      <w:pPr>
-        <w:rPr>
-          <w:rFonts w:hint="default" w:ascii="Times New Roman" w:hAnsi="Times New Roman" w:cs="Times New Roman"/>
-        </w:rPr>
-      </w:pPr>
-      <w:r>
-        <w:rPr>
-          <w:rFonts w:hint="default" w:ascii="Times New Roman" w:hAnsi="Times New Roman" w:cs="Times New Roman"/>
-        </w:rPr>
-        <w:drawing>
-          <wp:inline distT="0" distB="0" distL="114300" distR="114300">
-            <wp:extent cx="5725795" cy="3050540"/>
-            <wp:effectExtent l="0" t="0" r="4445" b="12700"/>
+                      <a:ext cx="5462270" cy="2251075"/>
+                    </a:xfrm>
+                    <a:prstGeom prst="rect">
+                      <a:avLst/>
+                    </a:prstGeom>
+                    <a:noFill/>
+                    <a:ln>
+                      <a:noFill/>
+                    </a:ln>
+                  </pic:spPr>
+                </pic:pic>
+              </a:graphicData>
+            </a:graphic>
+          </wp:inline>
+        </w:drawing>
+      </w:r>
+    </w:p>
+    <w:p>
+      <w:pPr>
+        <w:jc w:val="center"/>
+        <w:rPr>
+          <w:rFonts w:hint="default" w:ascii="Times New Roman" w:hAnsi="Times New Roman" w:cs="Times New Roman"/>
+        </w:rPr>
+      </w:pPr>
+      <w:r>
+        <w:rPr>
+          <w:rFonts w:hint="default" w:ascii="Times New Roman" w:hAnsi="Times New Roman" w:cs="Times New Roman"/>
+        </w:rPr>
+        <w:drawing>
+          <wp:inline distT="0" distB="0" distL="114300" distR="114300">
+            <wp:extent cx="5445760" cy="2901950"/>
+            <wp:effectExtent l="0" t="0" r="10160" b="8890"/>
             <wp:docPr id="31" name="Picture 41"/>
             <wp:cNvGraphicFramePr>
               <a:graphicFrameLocks xmlns:a="http://schemas.openxmlformats.org/drawingml/2006/main" noChangeAspect="1"/>
@@ -1458,25 +1744,66 @@
                   <pic:spPr>
                     <a:xfrm>
                       <a:off x="0" y="0"/>
-                      <a:ext cx="5725795" cy="3050540"/>
-                    </a:xfrm>
-                    <a:prstGeom prst="rect">
-                      <a:avLst/>
-                    </a:prstGeom>
-                    <a:noFill/>
-                    <a:ln>
-                      <a:noFill/>
-                    </a:ln>
-                  </pic:spPr>
-                </pic:pic>
-              </a:graphicData>
-            </a:graphic>
-          </wp:inline>
-        </w:drawing>
-      </w:r>
-    </w:p>
-    <w:p>
-      <w:pPr>
+                      <a:ext cx="5445760" cy="2901950"/>
+                    </a:xfrm>
+                    <a:prstGeom prst="rect">
+                      <a:avLst/>
+                    </a:prstGeom>
+                    <a:noFill/>
+                    <a:ln>
+                      <a:noFill/>
+                    </a:ln>
+                  </pic:spPr>
+                </pic:pic>
+              </a:graphicData>
+            </a:graphic>
+          </wp:inline>
+        </w:drawing>
+      </w:r>
+    </w:p>
+    <w:p>
+      <w:pPr>
+        <w:jc w:val="center"/>
+        <w:rPr>
+          <w:rFonts w:hint="default" w:ascii="Times New Roman" w:hAnsi="Times New Roman" w:cs="Times New Roman"/>
+        </w:rPr>
+      </w:pPr>
+    </w:p>
+    <w:p>
+      <w:pPr>
+        <w:jc w:val="center"/>
+        <w:rPr>
+          <w:rFonts w:hint="default" w:ascii="Times New Roman" w:hAnsi="Times New Roman" w:cs="Times New Roman"/>
+        </w:rPr>
+      </w:pPr>
+    </w:p>
+    <w:p>
+      <w:pPr>
+        <w:jc w:val="center"/>
+        <w:rPr>
+          <w:rFonts w:hint="default" w:ascii="Times New Roman" w:hAnsi="Times New Roman" w:cs="Times New Roman"/>
+        </w:rPr>
+      </w:pPr>
+    </w:p>
+    <w:p>
+      <w:pPr>
+        <w:jc w:val="center"/>
+        <w:rPr>
+          <w:rFonts w:hint="default" w:ascii="Times New Roman" w:hAnsi="Times New Roman" w:cs="Times New Roman"/>
+        </w:rPr>
+      </w:pPr>
+    </w:p>
+    <w:p>
+      <w:pPr>
+        <w:jc w:val="center"/>
+        <w:rPr>
+          <w:rFonts w:hint="default" w:ascii="Times New Roman" w:hAnsi="Times New Roman" w:cs="Times New Roman"/>
+        </w:rPr>
+      </w:pPr>
+    </w:p>
+    <w:p>
+      <w:pPr>
+        <w:jc w:val="center"/>
         <w:rPr>
           <w:rFonts w:hint="default" w:ascii="Times New Roman" w:hAnsi="Times New Roman" w:cs="Times New Roman"/>
         </w:rPr>
@@ -1530,6 +1857,7 @@
     </w:p>
     <w:p>
       <w:pPr>
+        <w:jc w:val="center"/>
         <w:rPr>
           <w:rFonts w:hint="default" w:ascii="Times New Roman" w:hAnsi="Times New Roman" w:cs="Times New Roman"/>
         </w:rPr>
@@ -1583,6 +1911,7 @@
     </w:p>
     <w:p>
       <w:pPr>
+        <w:jc w:val="center"/>
         <w:rPr>
           <w:rFonts w:hint="default" w:ascii="Times New Roman" w:hAnsi="Times New Roman" w:cs="Times New Roman"/>
         </w:rPr>
@@ -1636,6 +1965,15 @@
     </w:p>
     <w:p>
       <w:pPr>
+        <w:jc w:val="center"/>
+        <w:rPr>
+          <w:rFonts w:hint="default" w:ascii="Times New Roman" w:hAnsi="Times New Roman" w:cs="Times New Roman"/>
+        </w:rPr>
+      </w:pPr>
+    </w:p>
+    <w:p>
+      <w:pPr>
+        <w:jc w:val="center"/>
         <w:rPr>
           <w:rFonts w:hint="default" w:ascii="Times New Roman" w:hAnsi="Times New Roman" w:cs="Times New Roman"/>
         </w:rPr>
@@ -1689,6 +2027,7 @@
     </w:p>
     <w:p>
       <w:pPr>
+        <w:jc w:val="center"/>
         <w:rPr>
           <w:rFonts w:hint="default" w:ascii="Times New Roman" w:hAnsi="Times New Roman" w:cs="Times New Roman"/>
         </w:rPr>
@@ -1742,14 +2081,7 @@
     </w:p>
     <w:p>
       <w:pPr>
-        <w:rPr>
-          <w:rFonts w:hint="default" w:ascii="Times New Roman" w:hAnsi="Times New Roman" w:cs="Times New Roman"/>
-          <w:lang w:val="en-IN"/>
-        </w:rPr>
-      </w:pPr>
-    </w:p>
-    <w:p>
-      <w:pPr>
+        <w:jc w:val="both"/>
         <w:rPr>
           <w:rFonts w:hint="default" w:ascii="Times New Roman" w:hAnsi="Times New Roman" w:cs="Times New Roman"/>
           <w:b/>
@@ -1766,6 +2098,12 @@
     </w:p>
     <w:p>
       <w:pPr>
+        <w:numPr>
+          <w:ilvl w:val="0"/>
+          <w:numId w:val="1"/>
+        </w:numPr>
+        <w:ind w:left="780" w:leftChars="0" w:firstLine="0" w:firstLineChars="0"/>
+        <w:jc w:val="both"/>
         <w:rPr>
           <w:rFonts w:hint="default" w:ascii="Times New Roman" w:hAnsi="Times New Roman" w:cs="Times New Roman"/>
           <w:b/>
@@ -1792,11 +2130,12 @@
             </w14:solidFill>
           </w14:textFill>
         </w:rPr>
-        <w:t>ALB</w:t>
-      </w:r>
-    </w:p>
-    <w:p>
-      <w:pPr>
+        <w:t>ALB (Application Load Balancer) Creation:</w:t>
+      </w:r>
+    </w:p>
+    <w:p>
+      <w:pPr>
+        <w:jc w:val="center"/>
         <w:rPr>
           <w:rFonts w:hint="default" w:ascii="Times New Roman" w:hAnsi="Times New Roman" w:cs="Times New Roman"/>
           <w:color w:val="000000" w:themeColor="text1"/>
@@ -1810,6 +2149,7 @@
     </w:p>
     <w:p>
       <w:pPr>
+        <w:jc w:val="center"/>
         <w:rPr>
           <w:rFonts w:hint="default" w:ascii="Times New Roman" w:hAnsi="Times New Roman" w:cs="Times New Roman"/>
         </w:rPr>
@@ -1863,6 +2203,7 @@
     </w:p>
     <w:p>
       <w:pPr>
+        <w:jc w:val="center"/>
         <w:rPr>
           <w:rFonts w:hint="default" w:ascii="Times New Roman" w:hAnsi="Times New Roman" w:cs="Times New Roman"/>
         </w:rPr>
@@ -1916,6 +2257,7 @@
     </w:p>
     <w:p>
       <w:pPr>
+        <w:jc w:val="center"/>
         <w:rPr>
           <w:rFonts w:hint="default" w:ascii="Times New Roman" w:hAnsi="Times New Roman" w:cs="Times New Roman"/>
         </w:rPr>
@@ -1969,6 +2311,47 @@
     </w:p>
     <w:p>
       <w:pPr>
+        <w:jc w:val="center"/>
+        <w:rPr>
+          <w:rFonts w:hint="default" w:ascii="Times New Roman" w:hAnsi="Times New Roman" w:cs="Times New Roman"/>
+        </w:rPr>
+      </w:pPr>
+    </w:p>
+    <w:p>
+      <w:pPr>
+        <w:jc w:val="center"/>
+        <w:rPr>
+          <w:rFonts w:hint="default" w:ascii="Times New Roman" w:hAnsi="Times New Roman" w:cs="Times New Roman"/>
+        </w:rPr>
+      </w:pPr>
+    </w:p>
+    <w:p>
+      <w:pPr>
+        <w:jc w:val="center"/>
+        <w:rPr>
+          <w:rFonts w:hint="default" w:ascii="Times New Roman" w:hAnsi="Times New Roman" w:cs="Times New Roman"/>
+        </w:rPr>
+      </w:pPr>
+    </w:p>
+    <w:p>
+      <w:pPr>
+        <w:jc w:val="center"/>
+        <w:rPr>
+          <w:rFonts w:hint="default" w:ascii="Times New Roman" w:hAnsi="Times New Roman" w:cs="Times New Roman"/>
+        </w:rPr>
+      </w:pPr>
+    </w:p>
+    <w:p>
+      <w:pPr>
+        <w:jc w:val="center"/>
+        <w:rPr>
+          <w:rFonts w:hint="default" w:ascii="Times New Roman" w:hAnsi="Times New Roman" w:cs="Times New Roman"/>
+        </w:rPr>
+      </w:pPr>
+    </w:p>
+    <w:p>
+      <w:pPr>
+        <w:jc w:val="center"/>
         <w:rPr>
           <w:rFonts w:hint="default" w:ascii="Times New Roman" w:hAnsi="Times New Roman" w:cs="Times New Roman"/>
         </w:rPr>
@@ -2022,6 +2405,7 @@
     </w:p>
     <w:p>
       <w:pPr>
+        <w:jc w:val="center"/>
         <w:rPr>
           <w:rFonts w:hint="default" w:ascii="Times New Roman" w:hAnsi="Times New Roman" w:cs="Times New Roman"/>
         </w:rPr>
@@ -2075,6 +2459,7 @@
     </w:p>
     <w:p>
       <w:pPr>
+        <w:jc w:val="center"/>
         <w:rPr>
           <w:rFonts w:hint="default" w:ascii="Times New Roman" w:hAnsi="Times New Roman" w:cs="Times New Roman"/>
         </w:rPr>
@@ -2128,47 +2513,131 @@
     </w:p>
     <w:p>
       <w:pPr>
-        <w:pBdr>
-          <w:bottom w:val="single" w:color="auto" w:sz="4" w:space="0"/>
-        </w:pBdr>
-        <w:rPr>
-          <w:rFonts w:hint="default" w:ascii="Times New Roman" w:hAnsi="Times New Roman" w:cs="Times New Roman"/>
-        </w:rPr>
-      </w:pPr>
-    </w:p>
-    <w:p>
-      <w:pPr>
-        <w:rPr>
-          <w:rFonts w:hint="default" w:ascii="Times New Roman" w:hAnsi="Times New Roman" w:cs="Times New Roman"/>
-          <w:lang w:val="en-IN"/>
-        </w:rPr>
-      </w:pPr>
-      <w:r>
+        <w:jc w:val="center"/>
+        <w:rPr>
+          <w:rFonts w:hint="default" w:ascii="Times New Roman" w:hAnsi="Times New Roman" w:cs="Times New Roman"/>
+        </w:rPr>
+      </w:pPr>
+    </w:p>
+    <w:p>
+      <w:pPr>
+        <w:jc w:val="center"/>
+        <w:rPr>
+          <w:rFonts w:hint="default" w:ascii="Times New Roman" w:hAnsi="Times New Roman" w:cs="Times New Roman"/>
+        </w:rPr>
+      </w:pPr>
+    </w:p>
+    <w:p>
+      <w:pPr>
+        <w:jc w:val="center"/>
+        <w:rPr>
+          <w:rFonts w:hint="default" w:ascii="Times New Roman" w:hAnsi="Times New Roman" w:cs="Times New Roman"/>
+        </w:rPr>
+      </w:pPr>
+    </w:p>
+    <w:p>
+      <w:pPr>
+        <w:jc w:val="center"/>
+        <w:rPr>
+          <w:rFonts w:hint="default" w:ascii="Times New Roman" w:hAnsi="Times New Roman" w:cs="Times New Roman"/>
+        </w:rPr>
+      </w:pPr>
+    </w:p>
+    <w:p>
+      <w:pPr>
+        <w:jc w:val="center"/>
+        <w:rPr>
+          <w:rFonts w:hint="default" w:ascii="Times New Roman" w:hAnsi="Times New Roman" w:cs="Times New Roman"/>
+        </w:rPr>
+      </w:pPr>
+    </w:p>
+    <w:p>
+      <w:pPr>
+        <w:jc w:val="center"/>
+        <w:rPr>
+          <w:rFonts w:hint="default" w:ascii="Times New Roman" w:hAnsi="Times New Roman" w:cs="Times New Roman"/>
+        </w:rPr>
+      </w:pPr>
+    </w:p>
+    <w:p>
+      <w:pPr>
+        <w:jc w:val="center"/>
+        <w:rPr>
+          <w:rFonts w:hint="default" w:ascii="Times New Roman" w:hAnsi="Times New Roman" w:cs="Times New Roman"/>
+        </w:rPr>
+      </w:pPr>
+    </w:p>
+    <w:p>
+      <w:pPr>
+        <w:jc w:val="center"/>
+        <w:rPr>
+          <w:rFonts w:hint="default" w:ascii="Times New Roman" w:hAnsi="Times New Roman" w:cs="Times New Roman"/>
+        </w:rPr>
+      </w:pPr>
+    </w:p>
+    <w:p>
+      <w:pPr>
+        <w:jc w:val="center"/>
+        <w:rPr>
+          <w:rFonts w:hint="default" w:ascii="Times New Roman" w:hAnsi="Times New Roman" w:cs="Times New Roman"/>
+        </w:rPr>
+      </w:pPr>
+    </w:p>
+    <w:p>
+      <w:pPr>
+        <w:jc w:val="both"/>
+        <w:rPr>
+          <w:rFonts w:hint="default" w:ascii="Times New Roman" w:hAnsi="Times New Roman" w:cs="Times New Roman"/>
+        </w:rPr>
+      </w:pPr>
+    </w:p>
+    <w:p>
+      <w:pPr>
+        <w:jc w:val="center"/>
         <w:rPr>
           <w:rFonts w:hint="default" w:ascii="Times New Roman" w:hAnsi="Times New Roman" w:cs="Times New Roman"/>
           <w:b/>
           <w:bCs/>
           <w:lang w:val="en-IN"/>
         </w:rPr>
-        <w:t>Target Group :</w:t>
-      </w:r>
-      <w:r>
-        <w:rPr>
-          <w:rFonts w:hint="default" w:ascii="Times New Roman" w:hAnsi="Times New Roman" w:cs="Times New Roman"/>
+      </w:pPr>
+    </w:p>
+    <w:p>
+      <w:pPr>
+        <w:numPr>
+          <w:ilvl w:val="0"/>
+          <w:numId w:val="1"/>
+        </w:numPr>
+        <w:ind w:left="780" w:leftChars="0" w:firstLine="0" w:firstLineChars="0"/>
+        <w:jc w:val="both"/>
+        <w:rPr>
+          <w:rFonts w:hint="default" w:ascii="Times New Roman" w:hAnsi="Times New Roman" w:cs="Times New Roman"/>
+          <w:b/>
+          <w:bCs/>
           <w:lang w:val="en-IN"/>
         </w:rPr>
-        <w:t xml:space="preserve"> </w:t>
-      </w:r>
-    </w:p>
-    <w:p>
-      <w:pPr>
-        <w:rPr>
-          <w:rFonts w:hint="default" w:ascii="Times New Roman" w:hAnsi="Times New Roman" w:cs="Times New Roman"/>
-        </w:rPr>
-      </w:pPr>
-    </w:p>
-    <w:p>
-      <w:pPr>
+      </w:pPr>
+      <w:r>
+        <w:rPr>
+          <w:rFonts w:hint="default" w:ascii="Times New Roman" w:hAnsi="Times New Roman" w:cs="Times New Roman"/>
+          <w:b/>
+          <w:bCs/>
+          <w:lang w:val="en-IN"/>
+        </w:rPr>
+        <w:t>Target Group Creation (for EC2 Instances/ Servers) :</w:t>
+      </w:r>
+    </w:p>
+    <w:p>
+      <w:pPr>
+        <w:jc w:val="center"/>
+        <w:rPr>
+          <w:rFonts w:hint="default" w:ascii="Times New Roman" w:hAnsi="Times New Roman" w:cs="Times New Roman"/>
+        </w:rPr>
+      </w:pPr>
+    </w:p>
+    <w:p>
+      <w:pPr>
+        <w:jc w:val="center"/>
         <w:rPr>
           <w:rFonts w:hint="default" w:ascii="Times New Roman" w:hAnsi="Times New Roman" w:cs="Times New Roman"/>
         </w:rPr>
@@ -2222,6 +2691,7 @@
     </w:p>
     <w:p>
       <w:pPr>
+        <w:jc w:val="center"/>
         <w:rPr>
           <w:rFonts w:hint="default" w:ascii="Times New Roman" w:hAnsi="Times New Roman" w:cs="Times New Roman"/>
         </w:rPr>
@@ -2275,6 +2745,7 @@
     </w:p>
     <w:p>
       <w:pPr>
+        <w:jc w:val="center"/>
         <w:rPr>
           <w:rFonts w:hint="default" w:ascii="Times New Roman" w:hAnsi="Times New Roman" w:cs="Times New Roman"/>
         </w:rPr>
@@ -2328,6 +2799,55 @@
     </w:p>
     <w:p>
       <w:pPr>
+        <w:jc w:val="center"/>
+        <w:rPr>
+          <w:rFonts w:hint="default" w:ascii="Times New Roman" w:hAnsi="Times New Roman" w:cs="Times New Roman"/>
+        </w:rPr>
+      </w:pPr>
+    </w:p>
+    <w:p>
+      <w:pPr>
+        <w:jc w:val="center"/>
+        <w:rPr>
+          <w:rFonts w:hint="default" w:ascii="Times New Roman" w:hAnsi="Times New Roman" w:cs="Times New Roman"/>
+        </w:rPr>
+      </w:pPr>
+    </w:p>
+    <w:p>
+      <w:pPr>
+        <w:jc w:val="center"/>
+        <w:rPr>
+          <w:rFonts w:hint="default" w:ascii="Times New Roman" w:hAnsi="Times New Roman" w:cs="Times New Roman"/>
+        </w:rPr>
+      </w:pPr>
+    </w:p>
+    <w:p>
+      <w:pPr>
+        <w:jc w:val="center"/>
+        <w:rPr>
+          <w:rFonts w:hint="default" w:ascii="Times New Roman" w:hAnsi="Times New Roman" w:cs="Times New Roman"/>
+        </w:rPr>
+      </w:pPr>
+    </w:p>
+    <w:p>
+      <w:pPr>
+        <w:jc w:val="center"/>
+        <w:rPr>
+          <w:rFonts w:hint="default" w:ascii="Times New Roman" w:hAnsi="Times New Roman" w:cs="Times New Roman"/>
+        </w:rPr>
+      </w:pPr>
+    </w:p>
+    <w:p>
+      <w:pPr>
+        <w:jc w:val="center"/>
+        <w:rPr>
+          <w:rFonts w:hint="default" w:ascii="Times New Roman" w:hAnsi="Times New Roman" w:cs="Times New Roman"/>
+        </w:rPr>
+      </w:pPr>
+    </w:p>
+    <w:p>
+      <w:pPr>
+        <w:jc w:val="center"/>
         <w:rPr>
           <w:rFonts w:hint="default" w:ascii="Times New Roman" w:hAnsi="Times New Roman" w:cs="Times New Roman"/>
         </w:rPr>
@@ -2381,6 +2901,7 @@
     </w:p>
     <w:p>
       <w:pPr>
+        <w:jc w:val="center"/>
         <w:rPr>
           <w:rFonts w:hint="default" w:ascii="Times New Roman" w:hAnsi="Times New Roman" w:cs="Times New Roman"/>
         </w:rPr>
@@ -2434,6 +2955,7 @@
     </w:p>
     <w:p>
       <w:pPr>
+        <w:jc w:val="center"/>
         <w:rPr>
           <w:rFonts w:hint="default" w:ascii="Times New Roman" w:hAnsi="Times New Roman" w:cs="Times New Roman"/>
         </w:rPr>
@@ -2487,23 +3009,7 @@
     </w:p>
     <w:p>
       <w:pPr>
-        <w:pBdr>
-          <w:bottom w:val="single" w:color="auto" w:sz="4" w:space="0"/>
-        </w:pBdr>
-        <w:rPr>
-          <w:rFonts w:hint="default" w:ascii="Times New Roman" w:hAnsi="Times New Roman" w:cs="Times New Roman"/>
-        </w:rPr>
-      </w:pPr>
-    </w:p>
-    <w:p>
-      <w:pPr>
-        <w:rPr>
-          <w:rFonts w:hint="default" w:ascii="Times New Roman" w:hAnsi="Times New Roman" w:cs="Times New Roman"/>
-        </w:rPr>
-      </w:pPr>
-    </w:p>
-    <w:p>
-      <w:pPr>
+        <w:jc w:val="center"/>
         <w:rPr>
           <w:rFonts w:hint="default" w:ascii="Times New Roman" w:hAnsi="Times New Roman" w:cs="Times New Roman"/>
           <w:color w:val="000000" w:themeColor="text1"/>
@@ -2515,7 +3021,10 @@
           </w14:textFill>
         </w:rPr>
       </w:pPr>
-      <w:r>
+    </w:p>
+    <w:p>
+      <w:pPr>
+        <w:jc w:val="center"/>
         <w:rPr>
           <w:rFonts w:hint="default" w:ascii="Times New Roman" w:hAnsi="Times New Roman" w:cs="Times New Roman"/>
           <w:color w:val="000000" w:themeColor="text1"/>
@@ -2526,807 +3035,132 @@
             </w14:solidFill>
           </w14:textFill>
         </w:rPr>
-        <w:t>ALB Continued..</w:t>
-      </w:r>
-    </w:p>
-    <w:p>
-      <w:pPr>
-        <w:rPr>
-          <w:rFonts w:hint="default" w:ascii="Times New Roman" w:hAnsi="Times New Roman" w:cs="Times New Roman"/>
-        </w:rPr>
-      </w:pPr>
-      <w:r>
-        <w:rPr>
-          <w:rFonts w:hint="default" w:ascii="Times New Roman" w:hAnsi="Times New Roman" w:cs="Times New Roman"/>
-        </w:rPr>
-        <w:drawing>
-          <wp:inline distT="0" distB="0" distL="114300" distR="114300">
-            <wp:extent cx="5729605" cy="1750695"/>
-            <wp:effectExtent l="0" t="0" r="635" b="1905"/>
-            <wp:docPr id="42" name="Picture 52"/>
-            <wp:cNvGraphicFramePr>
-              <a:graphicFrameLocks xmlns:a="http://schemas.openxmlformats.org/drawingml/2006/main" noChangeAspect="1"/>
-            </wp:cNvGraphicFramePr>
-            <a:graphic xmlns:a="http://schemas.openxmlformats.org/drawingml/2006/main">
-              <a:graphicData uri="http://schemas.openxmlformats.org/drawingml/2006/picture">
-                <pic:pic xmlns:pic="http://schemas.openxmlformats.org/drawingml/2006/picture">
-                  <pic:nvPicPr>
-                    <pic:cNvPr id="42" name="Picture 52"/>
-                    <pic:cNvPicPr>
-                      <a:picLocks noChangeAspect="1"/>
-                    </pic:cNvPicPr>
-                  </pic:nvPicPr>
-                  <pic:blipFill>
-                    <a:blip r:embed="rId46"/>
-                    <a:stretch>
-                      <a:fillRect/>
-                    </a:stretch>
-                  </pic:blipFill>
-                  <pic:spPr>
-                    <a:xfrm>
-                      <a:off x="0" y="0"/>
-                      <a:ext cx="5729605" cy="1750695"/>
-                    </a:xfrm>
-                    <a:prstGeom prst="rect">
-                      <a:avLst/>
-                    </a:prstGeom>
-                    <a:noFill/>
-                    <a:ln>
-                      <a:noFill/>
-                    </a:ln>
-                  </pic:spPr>
-                </pic:pic>
-              </a:graphicData>
-            </a:graphic>
-          </wp:inline>
-        </w:drawing>
-      </w:r>
-    </w:p>
-    <w:p>
-      <w:pPr>
-        <w:rPr>
-          <w:rFonts w:hint="default" w:ascii="Times New Roman" w:hAnsi="Times New Roman" w:cs="Times New Roman"/>
-        </w:rPr>
-      </w:pPr>
-      <w:r>
-        <w:rPr>
-          <w:rFonts w:hint="default" w:ascii="Times New Roman" w:hAnsi="Times New Roman" w:cs="Times New Roman"/>
-        </w:rPr>
-        <w:drawing>
-          <wp:inline distT="0" distB="0" distL="114300" distR="114300">
-            <wp:extent cx="5720715" cy="1733550"/>
-            <wp:effectExtent l="0" t="0" r="9525" b="3810"/>
-            <wp:docPr id="43" name="Picture 53"/>
-            <wp:cNvGraphicFramePr>
-              <a:graphicFrameLocks xmlns:a="http://schemas.openxmlformats.org/drawingml/2006/main" noChangeAspect="1"/>
-            </wp:cNvGraphicFramePr>
-            <a:graphic xmlns:a="http://schemas.openxmlformats.org/drawingml/2006/main">
-              <a:graphicData uri="http://schemas.openxmlformats.org/drawingml/2006/picture">
-                <pic:pic xmlns:pic="http://schemas.openxmlformats.org/drawingml/2006/picture">
-                  <pic:nvPicPr>
-                    <pic:cNvPr id="43" name="Picture 53"/>
-                    <pic:cNvPicPr>
-                      <a:picLocks noChangeAspect="1"/>
-                    </pic:cNvPicPr>
-                  </pic:nvPicPr>
-                  <pic:blipFill>
-                    <a:blip r:embed="rId47"/>
-                    <a:stretch>
-                      <a:fillRect/>
-                    </a:stretch>
-                  </pic:blipFill>
-                  <pic:spPr>
-                    <a:xfrm>
-                      <a:off x="0" y="0"/>
-                      <a:ext cx="5720715" cy="1733550"/>
-                    </a:xfrm>
-                    <a:prstGeom prst="rect">
-                      <a:avLst/>
-                    </a:prstGeom>
-                    <a:noFill/>
-                    <a:ln>
-                      <a:noFill/>
-                    </a:ln>
-                  </pic:spPr>
-                </pic:pic>
-              </a:graphicData>
-            </a:graphic>
-          </wp:inline>
-        </w:drawing>
-      </w:r>
-    </w:p>
-    <w:p>
-      <w:pPr>
-        <w:rPr>
-          <w:rFonts w:hint="default" w:ascii="Times New Roman" w:hAnsi="Times New Roman" w:cs="Times New Roman"/>
-        </w:rPr>
-      </w:pPr>
-      <w:r>
-        <w:rPr>
-          <w:rFonts w:hint="default" w:ascii="Times New Roman" w:hAnsi="Times New Roman" w:cs="Times New Roman"/>
-        </w:rPr>
-        <w:drawing>
-          <wp:inline distT="0" distB="0" distL="114300" distR="114300">
-            <wp:extent cx="5716905" cy="1155065"/>
-            <wp:effectExtent l="0" t="0" r="13335" b="3175"/>
-            <wp:docPr id="44" name="Picture 54"/>
-            <wp:cNvGraphicFramePr>
-              <a:graphicFrameLocks xmlns:a="http://schemas.openxmlformats.org/drawingml/2006/main" noChangeAspect="1"/>
-            </wp:cNvGraphicFramePr>
-            <a:graphic xmlns:a="http://schemas.openxmlformats.org/drawingml/2006/main">
-              <a:graphicData uri="http://schemas.openxmlformats.org/drawingml/2006/picture">
-                <pic:pic xmlns:pic="http://schemas.openxmlformats.org/drawingml/2006/picture">
-                  <pic:nvPicPr>
-                    <pic:cNvPr id="44" name="Picture 54"/>
-                    <pic:cNvPicPr>
-                      <a:picLocks noChangeAspect="1"/>
-                    </pic:cNvPicPr>
-                  </pic:nvPicPr>
-                  <pic:blipFill>
-                    <a:blip r:embed="rId48"/>
-                    <a:stretch>
-                      <a:fillRect/>
-                    </a:stretch>
-                  </pic:blipFill>
-                  <pic:spPr>
-                    <a:xfrm>
-                      <a:off x="0" y="0"/>
-                      <a:ext cx="5716905" cy="1155065"/>
-                    </a:xfrm>
-                    <a:prstGeom prst="rect">
-                      <a:avLst/>
-                    </a:prstGeom>
-                    <a:noFill/>
-                    <a:ln>
-                      <a:noFill/>
-                    </a:ln>
-                  </pic:spPr>
-                </pic:pic>
-              </a:graphicData>
-            </a:graphic>
-          </wp:inline>
-        </w:drawing>
-      </w:r>
-    </w:p>
-    <w:p>
-      <w:pPr>
-        <w:rPr>
-          <w:rFonts w:hint="default" w:ascii="Times New Roman" w:hAnsi="Times New Roman" w:cs="Times New Roman"/>
-        </w:rPr>
-      </w:pPr>
-      <w:r>
-        <w:rPr>
-          <w:rFonts w:hint="default" w:ascii="Times New Roman" w:hAnsi="Times New Roman" w:cs="Times New Roman"/>
-        </w:rPr>
-        <w:drawing>
-          <wp:inline distT="0" distB="0" distL="114300" distR="114300">
-            <wp:extent cx="5721985" cy="1851660"/>
-            <wp:effectExtent l="0" t="0" r="8255" b="7620"/>
-            <wp:docPr id="45" name="Picture 55"/>
-            <wp:cNvGraphicFramePr>
-              <a:graphicFrameLocks xmlns:a="http://schemas.openxmlformats.org/drawingml/2006/main" noChangeAspect="1"/>
-            </wp:cNvGraphicFramePr>
-            <a:graphic xmlns:a="http://schemas.openxmlformats.org/drawingml/2006/main">
-              <a:graphicData uri="http://schemas.openxmlformats.org/drawingml/2006/picture">
-                <pic:pic xmlns:pic="http://schemas.openxmlformats.org/drawingml/2006/picture">
-                  <pic:nvPicPr>
-                    <pic:cNvPr id="45" name="Picture 55"/>
-                    <pic:cNvPicPr>
-                      <a:picLocks noChangeAspect="1"/>
-                    </pic:cNvPicPr>
-                  </pic:nvPicPr>
-                  <pic:blipFill>
-                    <a:blip r:embed="rId49"/>
-                    <a:stretch>
-                      <a:fillRect/>
-                    </a:stretch>
-                  </pic:blipFill>
-                  <pic:spPr>
-                    <a:xfrm>
-                      <a:off x="0" y="0"/>
-                      <a:ext cx="5721985" cy="1851660"/>
-                    </a:xfrm>
-                    <a:prstGeom prst="rect">
-                      <a:avLst/>
-                    </a:prstGeom>
-                    <a:noFill/>
-                    <a:ln>
-                      <a:noFill/>
-                    </a:ln>
-                  </pic:spPr>
-                </pic:pic>
-              </a:graphicData>
-            </a:graphic>
-          </wp:inline>
-        </w:drawing>
-      </w:r>
-    </w:p>
-    <w:p>
-      <w:pPr>
-        <w:rPr>
-          <w:rFonts w:hint="default" w:ascii="Times New Roman" w:hAnsi="Times New Roman" w:cs="Times New Roman"/>
-        </w:rPr>
-      </w:pPr>
-      <w:r>
-        <w:rPr>
-          <w:rFonts w:hint="default" w:ascii="Times New Roman" w:hAnsi="Times New Roman" w:cs="Times New Roman"/>
-        </w:rPr>
-        <w:drawing>
-          <wp:inline distT="0" distB="0" distL="114300" distR="114300">
-            <wp:extent cx="5730875" cy="2214245"/>
-            <wp:effectExtent l="0" t="0" r="14605" b="10795"/>
-            <wp:docPr id="46" name="Picture 56"/>
-            <wp:cNvGraphicFramePr>
-              <a:graphicFrameLocks xmlns:a="http://schemas.openxmlformats.org/drawingml/2006/main" noChangeAspect="1"/>
-            </wp:cNvGraphicFramePr>
-            <a:graphic xmlns:a="http://schemas.openxmlformats.org/drawingml/2006/main">
-              <a:graphicData uri="http://schemas.openxmlformats.org/drawingml/2006/picture">
-                <pic:pic xmlns:pic="http://schemas.openxmlformats.org/drawingml/2006/picture">
-                  <pic:nvPicPr>
-                    <pic:cNvPr id="46" name="Picture 56"/>
-                    <pic:cNvPicPr>
-                      <a:picLocks noChangeAspect="1"/>
-                    </pic:cNvPicPr>
-                  </pic:nvPicPr>
-                  <pic:blipFill>
-                    <a:blip r:embed="rId50"/>
-                    <a:stretch>
-                      <a:fillRect/>
-                    </a:stretch>
-                  </pic:blipFill>
-                  <pic:spPr>
-                    <a:xfrm>
-                      <a:off x="0" y="0"/>
-                      <a:ext cx="5730875" cy="2214245"/>
-                    </a:xfrm>
-                    <a:prstGeom prst="rect">
-                      <a:avLst/>
-                    </a:prstGeom>
-                    <a:noFill/>
-                    <a:ln>
-                      <a:noFill/>
-                    </a:ln>
-                  </pic:spPr>
-                </pic:pic>
-              </a:graphicData>
-            </a:graphic>
-          </wp:inline>
-        </w:drawing>
-      </w:r>
-    </w:p>
-    <w:p>
-      <w:pPr>
-        <w:rPr>
-          <w:rFonts w:hint="default" w:ascii="Times New Roman" w:hAnsi="Times New Roman" w:cs="Times New Roman"/>
-        </w:rPr>
-      </w:pPr>
-    </w:p>
-    <w:p>
-      <w:pPr>
-        <w:rPr>
-          <w:rFonts w:hint="default" w:ascii="Times New Roman" w:hAnsi="Times New Roman" w:cs="Times New Roman"/>
-        </w:rPr>
-      </w:pPr>
-    </w:p>
-    <w:p>
-      <w:pPr>
-        <w:rPr>
-          <w:rFonts w:hint="default" w:ascii="Times New Roman" w:hAnsi="Times New Roman" w:cs="Times New Roman"/>
-        </w:rPr>
-      </w:pPr>
-    </w:p>
-    <w:p>
-      <w:pPr>
-        <w:rPr>
-          <w:rFonts w:hint="default" w:ascii="Times New Roman" w:hAnsi="Times New Roman" w:cs="Times New Roman"/>
-        </w:rPr>
-      </w:pPr>
-    </w:p>
-    <w:p>
-      <w:pPr>
-        <w:rPr>
-          <w:rFonts w:hint="default" w:ascii="Times New Roman" w:hAnsi="Times New Roman" w:cs="Times New Roman"/>
-          <w:b/>
-          <w:bCs/>
+      </w:pPr>
+    </w:p>
+    <w:p>
+      <w:pPr>
+        <w:jc w:val="center"/>
+        <w:rPr>
+          <w:rFonts w:hint="default" w:ascii="Times New Roman" w:hAnsi="Times New Roman" w:cs="Times New Roman"/>
+          <w:color w:val="000000" w:themeColor="text1"/>
           <w:lang w:val="en-IN"/>
-        </w:rPr>
-      </w:pPr>
-      <w:r>
-        <w:rPr>
-          <w:rFonts w:hint="default" w:ascii="Times New Roman" w:hAnsi="Times New Roman" w:cs="Times New Roman"/>
-          <w:b/>
-          <w:bCs/>
+          <w14:textFill>
+            <w14:solidFill>
+              <w14:schemeClr w14:val="tx1"/>
+            </w14:solidFill>
+          </w14:textFill>
+        </w:rPr>
+      </w:pPr>
+    </w:p>
+    <w:p>
+      <w:pPr>
+        <w:jc w:val="center"/>
+        <w:rPr>
+          <w:rFonts w:hint="default" w:ascii="Times New Roman" w:hAnsi="Times New Roman" w:cs="Times New Roman"/>
+          <w:color w:val="000000" w:themeColor="text1"/>
           <w:lang w:val="en-IN"/>
-        </w:rPr>
-        <w:t>Bastion Host/Jump Server</w:t>
-      </w:r>
-    </w:p>
-    <w:p>
-      <w:pPr>
-        <w:rPr>
-          <w:rFonts w:hint="default" w:ascii="Times New Roman" w:hAnsi="Times New Roman" w:cs="Times New Roman"/>
-        </w:rPr>
-      </w:pPr>
-      <w:r>
-        <w:rPr>
-          <w:rFonts w:hint="default" w:ascii="Times New Roman" w:hAnsi="Times New Roman" w:cs="Times New Roman"/>
-        </w:rPr>
-        <w:drawing>
-          <wp:inline distT="0" distB="0" distL="114300" distR="114300">
-            <wp:extent cx="5730875" cy="1094105"/>
-            <wp:effectExtent l="0" t="0" r="14605" b="3175"/>
-            <wp:docPr id="47" name="Picture 57"/>
-            <wp:cNvGraphicFramePr>
-              <a:graphicFrameLocks xmlns:a="http://schemas.openxmlformats.org/drawingml/2006/main" noChangeAspect="1"/>
-            </wp:cNvGraphicFramePr>
-            <a:graphic xmlns:a="http://schemas.openxmlformats.org/drawingml/2006/main">
-              <a:graphicData uri="http://schemas.openxmlformats.org/drawingml/2006/picture">
-                <pic:pic xmlns:pic="http://schemas.openxmlformats.org/drawingml/2006/picture">
-                  <pic:nvPicPr>
-                    <pic:cNvPr id="47" name="Picture 57"/>
-                    <pic:cNvPicPr>
-                      <a:picLocks noChangeAspect="1"/>
-                    </pic:cNvPicPr>
-                  </pic:nvPicPr>
-                  <pic:blipFill>
-                    <a:blip r:embed="rId51"/>
-                    <a:stretch>
-                      <a:fillRect/>
-                    </a:stretch>
-                  </pic:blipFill>
-                  <pic:spPr>
-                    <a:xfrm>
-                      <a:off x="0" y="0"/>
-                      <a:ext cx="5730875" cy="1094105"/>
-                    </a:xfrm>
-                    <a:prstGeom prst="rect">
-                      <a:avLst/>
-                    </a:prstGeom>
-                    <a:noFill/>
-                    <a:ln>
-                      <a:noFill/>
-                    </a:ln>
-                  </pic:spPr>
-                </pic:pic>
-              </a:graphicData>
-            </a:graphic>
-          </wp:inline>
-        </w:drawing>
-      </w:r>
-    </w:p>
-    <w:p>
-      <w:pPr>
-        <w:rPr>
-          <w:rFonts w:hint="default" w:ascii="Times New Roman" w:hAnsi="Times New Roman" w:cs="Times New Roman"/>
-        </w:rPr>
-      </w:pPr>
-      <w:r>
-        <w:rPr>
-          <w:rFonts w:hint="default" w:ascii="Times New Roman" w:hAnsi="Times New Roman" w:cs="Times New Roman"/>
-        </w:rPr>
-        <w:drawing>
-          <wp:inline distT="0" distB="0" distL="114300" distR="114300">
-            <wp:extent cx="5730875" cy="3585845"/>
-            <wp:effectExtent l="0" t="0" r="14605" b="10795"/>
-            <wp:docPr id="48" name="Picture 58"/>
-            <wp:cNvGraphicFramePr>
-              <a:graphicFrameLocks xmlns:a="http://schemas.openxmlformats.org/drawingml/2006/main" noChangeAspect="1"/>
-            </wp:cNvGraphicFramePr>
-            <a:graphic xmlns:a="http://schemas.openxmlformats.org/drawingml/2006/main">
-              <a:graphicData uri="http://schemas.openxmlformats.org/drawingml/2006/picture">
-                <pic:pic xmlns:pic="http://schemas.openxmlformats.org/drawingml/2006/picture">
-                  <pic:nvPicPr>
-                    <pic:cNvPr id="48" name="Picture 58"/>
-                    <pic:cNvPicPr>
-                      <a:picLocks noChangeAspect="1"/>
-                    </pic:cNvPicPr>
-                  </pic:nvPicPr>
-                  <pic:blipFill>
-                    <a:blip r:embed="rId52"/>
-                    <a:stretch>
-                      <a:fillRect/>
-                    </a:stretch>
-                  </pic:blipFill>
-                  <pic:spPr>
-                    <a:xfrm>
-                      <a:off x="0" y="0"/>
-                      <a:ext cx="5730875" cy="3585845"/>
-                    </a:xfrm>
-                    <a:prstGeom prst="rect">
-                      <a:avLst/>
-                    </a:prstGeom>
-                    <a:noFill/>
-                    <a:ln>
-                      <a:noFill/>
-                    </a:ln>
-                  </pic:spPr>
-                </pic:pic>
-              </a:graphicData>
-            </a:graphic>
-          </wp:inline>
-        </w:drawing>
-      </w:r>
-    </w:p>
-    <w:p>
-      <w:pPr>
-        <w:rPr>
-          <w:rFonts w:hint="default" w:ascii="Times New Roman" w:hAnsi="Times New Roman" w:cs="Times New Roman"/>
-        </w:rPr>
-      </w:pPr>
-      <w:r>
-        <w:rPr>
-          <w:rFonts w:hint="default" w:ascii="Times New Roman" w:hAnsi="Times New Roman" w:cs="Times New Roman"/>
-        </w:rPr>
-        <w:drawing>
-          <wp:inline distT="0" distB="0" distL="114300" distR="114300">
-            <wp:extent cx="5724525" cy="1180465"/>
-            <wp:effectExtent l="0" t="0" r="5715" b="8255"/>
-            <wp:docPr id="53" name="Picture 63"/>
-            <wp:cNvGraphicFramePr>
-              <a:graphicFrameLocks xmlns:a="http://schemas.openxmlformats.org/drawingml/2006/main" noChangeAspect="1"/>
-            </wp:cNvGraphicFramePr>
-            <a:graphic xmlns:a="http://schemas.openxmlformats.org/drawingml/2006/main">
-              <a:graphicData uri="http://schemas.openxmlformats.org/drawingml/2006/picture">
-                <pic:pic xmlns:pic="http://schemas.openxmlformats.org/drawingml/2006/picture">
-                  <pic:nvPicPr>
-                    <pic:cNvPr id="53" name="Picture 63"/>
-                    <pic:cNvPicPr>
-                      <a:picLocks noChangeAspect="1"/>
-                    </pic:cNvPicPr>
-                  </pic:nvPicPr>
-                  <pic:blipFill>
-                    <a:blip r:embed="rId53"/>
-                    <a:stretch>
-                      <a:fillRect/>
-                    </a:stretch>
-                  </pic:blipFill>
-                  <pic:spPr>
-                    <a:xfrm>
-                      <a:off x="0" y="0"/>
-                      <a:ext cx="5724525" cy="1180465"/>
-                    </a:xfrm>
-                    <a:prstGeom prst="rect">
-                      <a:avLst/>
-                    </a:prstGeom>
-                    <a:noFill/>
-                    <a:ln>
-                      <a:noFill/>
-                    </a:ln>
-                  </pic:spPr>
-                </pic:pic>
-              </a:graphicData>
-            </a:graphic>
-          </wp:inline>
-        </w:drawing>
-      </w:r>
-    </w:p>
-    <w:p>
-      <w:pPr>
-        <w:rPr>
-          <w:rFonts w:hint="default" w:ascii="Times New Roman" w:hAnsi="Times New Roman" w:cs="Times New Roman"/>
-        </w:rPr>
-      </w:pPr>
-      <w:r>
-        <w:rPr>
-          <w:rFonts w:hint="default" w:ascii="Times New Roman" w:hAnsi="Times New Roman" w:cs="Times New Roman"/>
-        </w:rPr>
-        <w:drawing>
-          <wp:inline distT="0" distB="0" distL="114300" distR="114300">
-            <wp:extent cx="5729605" cy="1931035"/>
-            <wp:effectExtent l="0" t="0" r="635" b="4445"/>
-            <wp:docPr id="54" name="Picture 64"/>
-            <wp:cNvGraphicFramePr>
-              <a:graphicFrameLocks xmlns:a="http://schemas.openxmlformats.org/drawingml/2006/main" noChangeAspect="1"/>
-            </wp:cNvGraphicFramePr>
-            <a:graphic xmlns:a="http://schemas.openxmlformats.org/drawingml/2006/main">
-              <a:graphicData uri="http://schemas.openxmlformats.org/drawingml/2006/picture">
-                <pic:pic xmlns:pic="http://schemas.openxmlformats.org/drawingml/2006/picture">
-                  <pic:nvPicPr>
-                    <pic:cNvPr id="54" name="Picture 64"/>
-                    <pic:cNvPicPr>
-                      <a:picLocks noChangeAspect="1"/>
-                    </pic:cNvPicPr>
-                  </pic:nvPicPr>
-                  <pic:blipFill>
-                    <a:blip r:embed="rId54"/>
-                    <a:stretch>
-                      <a:fillRect/>
-                    </a:stretch>
-                  </pic:blipFill>
-                  <pic:spPr>
-                    <a:xfrm>
-                      <a:off x="0" y="0"/>
-                      <a:ext cx="5729605" cy="1931035"/>
-                    </a:xfrm>
-                    <a:prstGeom prst="rect">
-                      <a:avLst/>
-                    </a:prstGeom>
-                    <a:noFill/>
-                    <a:ln>
-                      <a:noFill/>
-                    </a:ln>
-                  </pic:spPr>
-                </pic:pic>
-              </a:graphicData>
-            </a:graphic>
-          </wp:inline>
-        </w:drawing>
-      </w:r>
-    </w:p>
-    <w:p>
-      <w:pPr>
-        <w:rPr>
-          <w:rFonts w:hint="default" w:ascii="Times New Roman" w:hAnsi="Times New Roman" w:cs="Times New Roman"/>
-        </w:rPr>
-      </w:pPr>
-      <w:r>
-        <w:rPr>
-          <w:rFonts w:hint="default" w:ascii="Times New Roman" w:hAnsi="Times New Roman" w:cs="Times New Roman"/>
-        </w:rPr>
-        <w:drawing>
-          <wp:inline distT="0" distB="0" distL="114300" distR="114300">
-            <wp:extent cx="5724525" cy="1053465"/>
-            <wp:effectExtent l="0" t="0" r="5715" b="13335"/>
-            <wp:docPr id="55" name="Picture 65"/>
-            <wp:cNvGraphicFramePr>
-              <a:graphicFrameLocks xmlns:a="http://schemas.openxmlformats.org/drawingml/2006/main" noChangeAspect="1"/>
-            </wp:cNvGraphicFramePr>
-            <a:graphic xmlns:a="http://schemas.openxmlformats.org/drawingml/2006/main">
-              <a:graphicData uri="http://schemas.openxmlformats.org/drawingml/2006/picture">
-                <pic:pic xmlns:pic="http://schemas.openxmlformats.org/drawingml/2006/picture">
-                  <pic:nvPicPr>
-                    <pic:cNvPr id="55" name="Picture 65"/>
-                    <pic:cNvPicPr>
-                      <a:picLocks noChangeAspect="1"/>
-                    </pic:cNvPicPr>
-                  </pic:nvPicPr>
-                  <pic:blipFill>
-                    <a:blip r:embed="rId55"/>
-                    <a:stretch>
-                      <a:fillRect/>
-                    </a:stretch>
-                  </pic:blipFill>
-                  <pic:spPr>
-                    <a:xfrm>
-                      <a:off x="0" y="0"/>
-                      <a:ext cx="5724525" cy="1053465"/>
-                    </a:xfrm>
-                    <a:prstGeom prst="rect">
-                      <a:avLst/>
-                    </a:prstGeom>
-                    <a:noFill/>
-                    <a:ln>
-                      <a:noFill/>
-                    </a:ln>
-                  </pic:spPr>
-                </pic:pic>
-              </a:graphicData>
-            </a:graphic>
-          </wp:inline>
-        </w:drawing>
-      </w:r>
-    </w:p>
-    <w:p>
-      <w:pPr>
-        <w:rPr>
-          <w:rFonts w:hint="default" w:ascii="Times New Roman" w:hAnsi="Times New Roman" w:cs="Times New Roman"/>
-        </w:rPr>
-      </w:pPr>
-      <w:r>
-        <w:rPr>
-          <w:rFonts w:hint="default" w:ascii="Times New Roman" w:hAnsi="Times New Roman" w:cs="Times New Roman"/>
-        </w:rPr>
-        <w:drawing>
-          <wp:inline distT="0" distB="0" distL="114300" distR="114300">
-            <wp:extent cx="5730240" cy="4429125"/>
-            <wp:effectExtent l="0" t="0" r="0" b="5715"/>
-            <wp:docPr id="49" name="Picture 59"/>
-            <wp:cNvGraphicFramePr>
-              <a:graphicFrameLocks xmlns:a="http://schemas.openxmlformats.org/drawingml/2006/main" noChangeAspect="1"/>
-            </wp:cNvGraphicFramePr>
-            <a:graphic xmlns:a="http://schemas.openxmlformats.org/drawingml/2006/main">
-              <a:graphicData uri="http://schemas.openxmlformats.org/drawingml/2006/picture">
-                <pic:pic xmlns:pic="http://schemas.openxmlformats.org/drawingml/2006/picture">
-                  <pic:nvPicPr>
-                    <pic:cNvPr id="49" name="Picture 59"/>
-                    <pic:cNvPicPr>
-                      <a:picLocks noChangeAspect="1"/>
-                    </pic:cNvPicPr>
-                  </pic:nvPicPr>
-                  <pic:blipFill>
-                    <a:blip r:embed="rId56"/>
-                    <a:stretch>
-                      <a:fillRect/>
-                    </a:stretch>
-                  </pic:blipFill>
-                  <pic:spPr>
-                    <a:xfrm>
-                      <a:off x="0" y="0"/>
-                      <a:ext cx="5730240" cy="4429125"/>
-                    </a:xfrm>
-                    <a:prstGeom prst="rect">
-                      <a:avLst/>
-                    </a:prstGeom>
-                    <a:noFill/>
-                    <a:ln>
-                      <a:noFill/>
-                    </a:ln>
-                  </pic:spPr>
-                </pic:pic>
-              </a:graphicData>
-            </a:graphic>
-          </wp:inline>
-        </w:drawing>
-      </w:r>
-    </w:p>
-    <w:p>
-      <w:pPr>
-        <w:rPr>
-          <w:rFonts w:hint="default" w:ascii="Times New Roman" w:hAnsi="Times New Roman" w:cs="Times New Roman"/>
-        </w:rPr>
-      </w:pPr>
-      <w:r>
-        <w:rPr>
-          <w:rFonts w:hint="default" w:ascii="Times New Roman" w:hAnsi="Times New Roman" w:cs="Times New Roman"/>
-        </w:rPr>
-        <w:drawing>
-          <wp:inline distT="0" distB="0" distL="114300" distR="114300">
-            <wp:extent cx="5727065" cy="978535"/>
-            <wp:effectExtent l="0" t="0" r="3175" b="12065"/>
-            <wp:docPr id="50" name="Picture 60"/>
-            <wp:cNvGraphicFramePr>
-              <a:graphicFrameLocks xmlns:a="http://schemas.openxmlformats.org/drawingml/2006/main" noChangeAspect="1"/>
-            </wp:cNvGraphicFramePr>
-            <a:graphic xmlns:a="http://schemas.openxmlformats.org/drawingml/2006/main">
-              <a:graphicData uri="http://schemas.openxmlformats.org/drawingml/2006/picture">
-                <pic:pic xmlns:pic="http://schemas.openxmlformats.org/drawingml/2006/picture">
-                  <pic:nvPicPr>
-                    <pic:cNvPr id="50" name="Picture 60"/>
-                    <pic:cNvPicPr>
-                      <a:picLocks noChangeAspect="1"/>
-                    </pic:cNvPicPr>
-                  </pic:nvPicPr>
-                  <pic:blipFill>
-                    <a:blip r:embed="rId57"/>
-                    <a:stretch>
-                      <a:fillRect/>
-                    </a:stretch>
-                  </pic:blipFill>
-                  <pic:spPr>
-                    <a:xfrm>
-                      <a:off x="0" y="0"/>
-                      <a:ext cx="5727065" cy="978535"/>
-                    </a:xfrm>
-                    <a:prstGeom prst="rect">
-                      <a:avLst/>
-                    </a:prstGeom>
-                    <a:noFill/>
-                    <a:ln>
-                      <a:noFill/>
-                    </a:ln>
-                  </pic:spPr>
-                </pic:pic>
-              </a:graphicData>
-            </a:graphic>
-          </wp:inline>
-        </w:drawing>
-      </w:r>
-    </w:p>
-    <w:p>
-      <w:pPr>
-        <w:rPr>
-          <w:rFonts w:hint="default" w:ascii="Times New Roman" w:hAnsi="Times New Roman" w:cs="Times New Roman"/>
-        </w:rPr>
-      </w:pPr>
-      <w:r>
-        <w:rPr>
-          <w:rFonts w:hint="default" w:ascii="Times New Roman" w:hAnsi="Times New Roman" w:cs="Times New Roman"/>
-        </w:rPr>
-        <w:drawing>
-          <wp:inline distT="0" distB="0" distL="114300" distR="114300">
-            <wp:extent cx="5724525" cy="2406015"/>
-            <wp:effectExtent l="0" t="0" r="5715" b="1905"/>
-            <wp:docPr id="51" name="Picture 61"/>
-            <wp:cNvGraphicFramePr>
-              <a:graphicFrameLocks xmlns:a="http://schemas.openxmlformats.org/drawingml/2006/main" noChangeAspect="1"/>
-            </wp:cNvGraphicFramePr>
-            <a:graphic xmlns:a="http://schemas.openxmlformats.org/drawingml/2006/main">
-              <a:graphicData uri="http://schemas.openxmlformats.org/drawingml/2006/picture">
-                <pic:pic xmlns:pic="http://schemas.openxmlformats.org/drawingml/2006/picture">
-                  <pic:nvPicPr>
-                    <pic:cNvPr id="51" name="Picture 61"/>
-                    <pic:cNvPicPr>
-                      <a:picLocks noChangeAspect="1"/>
-                    </pic:cNvPicPr>
-                  </pic:nvPicPr>
-                  <pic:blipFill>
-                    <a:blip r:embed="rId58"/>
-                    <a:stretch>
-                      <a:fillRect/>
-                    </a:stretch>
-                  </pic:blipFill>
-                  <pic:spPr>
-                    <a:xfrm>
-                      <a:off x="0" y="0"/>
-                      <a:ext cx="5724525" cy="2406015"/>
-                    </a:xfrm>
-                    <a:prstGeom prst="rect">
-                      <a:avLst/>
-                    </a:prstGeom>
-                    <a:noFill/>
-                    <a:ln>
-                      <a:noFill/>
-                    </a:ln>
-                  </pic:spPr>
-                </pic:pic>
-              </a:graphicData>
-            </a:graphic>
-          </wp:inline>
-        </w:drawing>
-      </w:r>
-    </w:p>
-    <w:p>
-      <w:pPr>
-        <w:rPr>
-          <w:rFonts w:hint="default" w:ascii="Times New Roman" w:hAnsi="Times New Roman" w:cs="Times New Roman"/>
-        </w:rPr>
-      </w:pPr>
-      <w:r>
-        <w:rPr>
-          <w:rFonts w:hint="default" w:ascii="Times New Roman" w:hAnsi="Times New Roman" w:cs="Times New Roman"/>
-        </w:rPr>
-        <w:drawing>
-          <wp:inline distT="0" distB="0" distL="114300" distR="114300">
-            <wp:extent cx="5729605" cy="1364615"/>
-            <wp:effectExtent l="0" t="0" r="635" b="6985"/>
-            <wp:docPr id="52" name="Picture 62"/>
-            <wp:cNvGraphicFramePr>
-              <a:graphicFrameLocks xmlns:a="http://schemas.openxmlformats.org/drawingml/2006/main" noChangeAspect="1"/>
-            </wp:cNvGraphicFramePr>
-            <a:graphic xmlns:a="http://schemas.openxmlformats.org/drawingml/2006/main">
-              <a:graphicData uri="http://schemas.openxmlformats.org/drawingml/2006/picture">
-                <pic:pic xmlns:pic="http://schemas.openxmlformats.org/drawingml/2006/picture">
-                  <pic:nvPicPr>
-                    <pic:cNvPr id="52" name="Picture 62"/>
-                    <pic:cNvPicPr>
-                      <a:picLocks noChangeAspect="1"/>
-                    </pic:cNvPicPr>
-                  </pic:nvPicPr>
-                  <pic:blipFill>
-                    <a:blip r:embed="rId59"/>
-                    <a:stretch>
-                      <a:fillRect/>
-                    </a:stretch>
-                  </pic:blipFill>
-                  <pic:spPr>
-                    <a:xfrm>
-                      <a:off x="0" y="0"/>
-                      <a:ext cx="5729605" cy="1364615"/>
-                    </a:xfrm>
-                    <a:prstGeom prst="rect">
-                      <a:avLst/>
-                    </a:prstGeom>
-                    <a:noFill/>
-                    <a:ln>
-                      <a:noFill/>
-                    </a:ln>
-                  </pic:spPr>
-                </pic:pic>
-              </a:graphicData>
-            </a:graphic>
-          </wp:inline>
-        </w:drawing>
-      </w:r>
-    </w:p>
-    <w:p>
-      <w:pPr>
-        <w:rPr>
-          <w:rFonts w:hint="default" w:ascii="Times New Roman" w:hAnsi="Times New Roman" w:cs="Times New Roman"/>
-        </w:rPr>
-      </w:pPr>
-    </w:p>
-    <w:p>
-      <w:pPr>
+          <w14:textFill>
+            <w14:solidFill>
+              <w14:schemeClr w14:val="tx1"/>
+            </w14:solidFill>
+          </w14:textFill>
+        </w:rPr>
+      </w:pPr>
+    </w:p>
+    <w:p>
+      <w:pPr>
+        <w:jc w:val="center"/>
+        <w:rPr>
+          <w:rFonts w:hint="default" w:ascii="Times New Roman" w:hAnsi="Times New Roman" w:cs="Times New Roman"/>
+          <w:color w:val="000000" w:themeColor="text1"/>
+          <w:lang w:val="en-IN"/>
+          <w14:textFill>
+            <w14:solidFill>
+              <w14:schemeClr w14:val="tx1"/>
+            </w14:solidFill>
+          </w14:textFill>
+        </w:rPr>
+      </w:pPr>
+    </w:p>
+    <w:p>
+      <w:pPr>
+        <w:jc w:val="center"/>
+        <w:rPr>
+          <w:rFonts w:hint="default" w:ascii="Times New Roman" w:hAnsi="Times New Roman" w:cs="Times New Roman"/>
+          <w:color w:val="000000" w:themeColor="text1"/>
+          <w:lang w:val="en-IN"/>
+          <w14:textFill>
+            <w14:solidFill>
+              <w14:schemeClr w14:val="tx1"/>
+            </w14:solidFill>
+          </w14:textFill>
+        </w:rPr>
+      </w:pPr>
+    </w:p>
+    <w:p>
+      <w:pPr>
+        <w:jc w:val="center"/>
+        <w:rPr>
+          <w:rFonts w:hint="default" w:ascii="Times New Roman" w:hAnsi="Times New Roman" w:cs="Times New Roman"/>
+          <w:color w:val="000000" w:themeColor="text1"/>
+          <w:lang w:val="en-IN"/>
+          <w14:textFill>
+            <w14:solidFill>
+              <w14:schemeClr w14:val="tx1"/>
+            </w14:solidFill>
+          </w14:textFill>
+        </w:rPr>
+      </w:pPr>
+    </w:p>
+    <w:p>
+      <w:pPr>
+        <w:jc w:val="center"/>
+        <w:rPr>
+          <w:rFonts w:hint="default" w:ascii="Times New Roman" w:hAnsi="Times New Roman" w:cs="Times New Roman"/>
+          <w:color w:val="000000" w:themeColor="text1"/>
+          <w:lang w:val="en-IN"/>
+          <w14:textFill>
+            <w14:solidFill>
+              <w14:schemeClr w14:val="tx1"/>
+            </w14:solidFill>
+          </w14:textFill>
+        </w:rPr>
+      </w:pPr>
+    </w:p>
+    <w:p>
+      <w:pPr>
+        <w:jc w:val="center"/>
+        <w:rPr>
+          <w:rFonts w:hint="default" w:ascii="Times New Roman" w:hAnsi="Times New Roman" w:cs="Times New Roman"/>
+          <w:color w:val="000000" w:themeColor="text1"/>
+          <w:lang w:val="en-IN"/>
+          <w14:textFill>
+            <w14:solidFill>
+              <w14:schemeClr w14:val="tx1"/>
+            </w14:solidFill>
+          </w14:textFill>
+        </w:rPr>
+      </w:pPr>
+    </w:p>
+    <w:p>
+      <w:pPr>
+        <w:jc w:val="center"/>
+        <w:rPr>
+          <w:rFonts w:hint="default" w:ascii="Times New Roman" w:hAnsi="Times New Roman" w:cs="Times New Roman"/>
+          <w:color w:val="000000" w:themeColor="text1"/>
+          <w:lang w:val="en-IN"/>
+          <w14:textFill>
+            <w14:solidFill>
+              <w14:schemeClr w14:val="tx1"/>
+            </w14:solidFill>
+          </w14:textFill>
+        </w:rPr>
+      </w:pPr>
+    </w:p>
+    <w:p>
+      <w:pPr>
+        <w:ind w:firstLine="960" w:firstLineChars="400"/>
+        <w:jc w:val="both"/>
         <w:rPr>
           <w:rFonts w:hint="default" w:ascii="Times New Roman" w:hAnsi="Times New Roman" w:cs="Times New Roman"/>
           <w:b/>
@@ -3353,11 +3187,1078 @@
             </w14:solidFill>
           </w14:textFill>
         </w:rPr>
-        <w:t>Accessing Bastion Host using MobaXterm Tool</w:t>
-      </w:r>
-    </w:p>
-    <w:p>
-      <w:pPr>
+        <w:t>ALB Continued..</w:t>
+      </w:r>
+    </w:p>
+    <w:p>
+      <w:pPr>
+        <w:jc w:val="center"/>
+        <w:rPr>
+          <w:rFonts w:hint="default" w:ascii="Times New Roman" w:hAnsi="Times New Roman" w:cs="Times New Roman"/>
+        </w:rPr>
+      </w:pPr>
+      <w:r>
+        <w:rPr>
+          <w:rFonts w:hint="default" w:ascii="Times New Roman" w:hAnsi="Times New Roman" w:cs="Times New Roman"/>
+        </w:rPr>
+        <w:drawing>
+          <wp:inline distT="0" distB="0" distL="114300" distR="114300">
+            <wp:extent cx="5415915" cy="1654810"/>
+            <wp:effectExtent l="0" t="0" r="9525" b="6350"/>
+            <wp:docPr id="42" name="Picture 52"/>
+            <wp:cNvGraphicFramePr>
+              <a:graphicFrameLocks xmlns:a="http://schemas.openxmlformats.org/drawingml/2006/main" noChangeAspect="1"/>
+            </wp:cNvGraphicFramePr>
+            <a:graphic xmlns:a="http://schemas.openxmlformats.org/drawingml/2006/main">
+              <a:graphicData uri="http://schemas.openxmlformats.org/drawingml/2006/picture">
+                <pic:pic xmlns:pic="http://schemas.openxmlformats.org/drawingml/2006/picture">
+                  <pic:nvPicPr>
+                    <pic:cNvPr id="42" name="Picture 52"/>
+                    <pic:cNvPicPr>
+                      <a:picLocks noChangeAspect="1"/>
+                    </pic:cNvPicPr>
+                  </pic:nvPicPr>
+                  <pic:blipFill>
+                    <a:blip r:embed="rId46"/>
+                    <a:stretch>
+                      <a:fillRect/>
+                    </a:stretch>
+                  </pic:blipFill>
+                  <pic:spPr>
+                    <a:xfrm>
+                      <a:off x="0" y="0"/>
+                      <a:ext cx="5415915" cy="1654810"/>
+                    </a:xfrm>
+                    <a:prstGeom prst="rect">
+                      <a:avLst/>
+                    </a:prstGeom>
+                    <a:noFill/>
+                    <a:ln>
+                      <a:noFill/>
+                    </a:ln>
+                  </pic:spPr>
+                </pic:pic>
+              </a:graphicData>
+            </a:graphic>
+          </wp:inline>
+        </w:drawing>
+      </w:r>
+    </w:p>
+    <w:p>
+      <w:pPr>
+        <w:jc w:val="center"/>
+        <w:rPr>
+          <w:rFonts w:hint="default" w:ascii="Times New Roman" w:hAnsi="Times New Roman" w:cs="Times New Roman"/>
+        </w:rPr>
+      </w:pPr>
+      <w:r>
+        <w:rPr>
+          <w:rFonts w:hint="default" w:ascii="Times New Roman" w:hAnsi="Times New Roman" w:cs="Times New Roman"/>
+        </w:rPr>
+        <w:drawing>
+          <wp:inline distT="0" distB="0" distL="114300" distR="114300">
+            <wp:extent cx="5453380" cy="1652270"/>
+            <wp:effectExtent l="0" t="0" r="2540" b="8890"/>
+            <wp:docPr id="43" name="Picture 53"/>
+            <wp:cNvGraphicFramePr>
+              <a:graphicFrameLocks xmlns:a="http://schemas.openxmlformats.org/drawingml/2006/main" noChangeAspect="1"/>
+            </wp:cNvGraphicFramePr>
+            <a:graphic xmlns:a="http://schemas.openxmlformats.org/drawingml/2006/main">
+              <a:graphicData uri="http://schemas.openxmlformats.org/drawingml/2006/picture">
+                <pic:pic xmlns:pic="http://schemas.openxmlformats.org/drawingml/2006/picture">
+                  <pic:nvPicPr>
+                    <pic:cNvPr id="43" name="Picture 53"/>
+                    <pic:cNvPicPr>
+                      <a:picLocks noChangeAspect="1"/>
+                    </pic:cNvPicPr>
+                  </pic:nvPicPr>
+                  <pic:blipFill>
+                    <a:blip r:embed="rId47"/>
+                    <a:stretch>
+                      <a:fillRect/>
+                    </a:stretch>
+                  </pic:blipFill>
+                  <pic:spPr>
+                    <a:xfrm>
+                      <a:off x="0" y="0"/>
+                      <a:ext cx="5453380" cy="1652270"/>
+                    </a:xfrm>
+                    <a:prstGeom prst="rect">
+                      <a:avLst/>
+                    </a:prstGeom>
+                    <a:noFill/>
+                    <a:ln>
+                      <a:noFill/>
+                    </a:ln>
+                  </pic:spPr>
+                </pic:pic>
+              </a:graphicData>
+            </a:graphic>
+          </wp:inline>
+        </w:drawing>
+      </w:r>
+    </w:p>
+    <w:p>
+      <w:pPr>
+        <w:jc w:val="center"/>
+        <w:rPr>
+          <w:rFonts w:hint="default" w:ascii="Times New Roman" w:hAnsi="Times New Roman" w:cs="Times New Roman"/>
+        </w:rPr>
+      </w:pPr>
+      <w:r>
+        <w:rPr>
+          <w:rFonts w:hint="default" w:ascii="Times New Roman" w:hAnsi="Times New Roman" w:cs="Times New Roman"/>
+        </w:rPr>
+        <w:drawing>
+          <wp:inline distT="0" distB="0" distL="114300" distR="114300">
+            <wp:extent cx="5497195" cy="1110615"/>
+            <wp:effectExtent l="0" t="0" r="4445" b="1905"/>
+            <wp:docPr id="44" name="Picture 54"/>
+            <wp:cNvGraphicFramePr>
+              <a:graphicFrameLocks xmlns:a="http://schemas.openxmlformats.org/drawingml/2006/main" noChangeAspect="1"/>
+            </wp:cNvGraphicFramePr>
+            <a:graphic xmlns:a="http://schemas.openxmlformats.org/drawingml/2006/main">
+              <a:graphicData uri="http://schemas.openxmlformats.org/drawingml/2006/picture">
+                <pic:pic xmlns:pic="http://schemas.openxmlformats.org/drawingml/2006/picture">
+                  <pic:nvPicPr>
+                    <pic:cNvPr id="44" name="Picture 54"/>
+                    <pic:cNvPicPr>
+                      <a:picLocks noChangeAspect="1"/>
+                    </pic:cNvPicPr>
+                  </pic:nvPicPr>
+                  <pic:blipFill>
+                    <a:blip r:embed="rId48"/>
+                    <a:stretch>
+                      <a:fillRect/>
+                    </a:stretch>
+                  </pic:blipFill>
+                  <pic:spPr>
+                    <a:xfrm>
+                      <a:off x="0" y="0"/>
+                      <a:ext cx="5497195" cy="1110615"/>
+                    </a:xfrm>
+                    <a:prstGeom prst="rect">
+                      <a:avLst/>
+                    </a:prstGeom>
+                    <a:noFill/>
+                    <a:ln>
+                      <a:noFill/>
+                    </a:ln>
+                  </pic:spPr>
+                </pic:pic>
+              </a:graphicData>
+            </a:graphic>
+          </wp:inline>
+        </w:drawing>
+      </w:r>
+    </w:p>
+    <w:p>
+      <w:pPr>
+        <w:jc w:val="center"/>
+        <w:rPr>
+          <w:rFonts w:hint="default" w:ascii="Times New Roman" w:hAnsi="Times New Roman" w:cs="Times New Roman"/>
+        </w:rPr>
+      </w:pPr>
+      <w:r>
+        <w:rPr>
+          <w:rFonts w:hint="default" w:ascii="Times New Roman" w:hAnsi="Times New Roman" w:cs="Times New Roman"/>
+        </w:rPr>
+        <w:drawing>
+          <wp:inline distT="0" distB="0" distL="114300" distR="114300">
+            <wp:extent cx="5387975" cy="1743710"/>
+            <wp:effectExtent l="0" t="0" r="6985" b="8890"/>
+            <wp:docPr id="45" name="Picture 55"/>
+            <wp:cNvGraphicFramePr>
+              <a:graphicFrameLocks xmlns:a="http://schemas.openxmlformats.org/drawingml/2006/main" noChangeAspect="1"/>
+            </wp:cNvGraphicFramePr>
+            <a:graphic xmlns:a="http://schemas.openxmlformats.org/drawingml/2006/main">
+              <a:graphicData uri="http://schemas.openxmlformats.org/drawingml/2006/picture">
+                <pic:pic xmlns:pic="http://schemas.openxmlformats.org/drawingml/2006/picture">
+                  <pic:nvPicPr>
+                    <pic:cNvPr id="45" name="Picture 55"/>
+                    <pic:cNvPicPr>
+                      <a:picLocks noChangeAspect="1"/>
+                    </pic:cNvPicPr>
+                  </pic:nvPicPr>
+                  <pic:blipFill>
+                    <a:blip r:embed="rId49"/>
+                    <a:stretch>
+                      <a:fillRect/>
+                    </a:stretch>
+                  </pic:blipFill>
+                  <pic:spPr>
+                    <a:xfrm>
+                      <a:off x="0" y="0"/>
+                      <a:ext cx="5387975" cy="1743710"/>
+                    </a:xfrm>
+                    <a:prstGeom prst="rect">
+                      <a:avLst/>
+                    </a:prstGeom>
+                    <a:noFill/>
+                    <a:ln>
+                      <a:noFill/>
+                    </a:ln>
+                  </pic:spPr>
+                </pic:pic>
+              </a:graphicData>
+            </a:graphic>
+          </wp:inline>
+        </w:drawing>
+      </w:r>
+    </w:p>
+    <w:p>
+      <w:pPr>
+        <w:jc w:val="center"/>
+        <w:rPr>
+          <w:rFonts w:hint="default" w:ascii="Times New Roman" w:hAnsi="Times New Roman" w:cs="Times New Roman"/>
+        </w:rPr>
+      </w:pPr>
+      <w:r>
+        <w:rPr>
+          <w:rFonts w:hint="default" w:ascii="Times New Roman" w:hAnsi="Times New Roman" w:cs="Times New Roman"/>
+        </w:rPr>
+        <w:drawing>
+          <wp:inline distT="0" distB="0" distL="114300" distR="114300">
+            <wp:extent cx="5290820" cy="2044065"/>
+            <wp:effectExtent l="0" t="0" r="12700" b="13335"/>
+            <wp:docPr id="46" name="Picture 56"/>
+            <wp:cNvGraphicFramePr>
+              <a:graphicFrameLocks xmlns:a="http://schemas.openxmlformats.org/drawingml/2006/main" noChangeAspect="1"/>
+            </wp:cNvGraphicFramePr>
+            <a:graphic xmlns:a="http://schemas.openxmlformats.org/drawingml/2006/main">
+              <a:graphicData uri="http://schemas.openxmlformats.org/drawingml/2006/picture">
+                <pic:pic xmlns:pic="http://schemas.openxmlformats.org/drawingml/2006/picture">
+                  <pic:nvPicPr>
+                    <pic:cNvPr id="46" name="Picture 56"/>
+                    <pic:cNvPicPr>
+                      <a:picLocks noChangeAspect="1"/>
+                    </pic:cNvPicPr>
+                  </pic:nvPicPr>
+                  <pic:blipFill>
+                    <a:blip r:embed="rId50"/>
+                    <a:stretch>
+                      <a:fillRect/>
+                    </a:stretch>
+                  </pic:blipFill>
+                  <pic:spPr>
+                    <a:xfrm>
+                      <a:off x="0" y="0"/>
+                      <a:ext cx="5290820" cy="2044065"/>
+                    </a:xfrm>
+                    <a:prstGeom prst="rect">
+                      <a:avLst/>
+                    </a:prstGeom>
+                    <a:noFill/>
+                    <a:ln>
+                      <a:noFill/>
+                    </a:ln>
+                  </pic:spPr>
+                </pic:pic>
+              </a:graphicData>
+            </a:graphic>
+          </wp:inline>
+        </w:drawing>
+      </w:r>
+    </w:p>
+    <w:p>
+      <w:pPr>
+        <w:jc w:val="center"/>
+        <w:rPr>
+          <w:rFonts w:hint="default" w:ascii="Times New Roman" w:hAnsi="Times New Roman" w:cs="Times New Roman"/>
+        </w:rPr>
+      </w:pPr>
+    </w:p>
+    <w:p>
+      <w:pPr>
+        <w:jc w:val="both"/>
+        <w:rPr>
+          <w:rFonts w:hint="default" w:ascii="Times New Roman" w:hAnsi="Times New Roman" w:cs="Times New Roman"/>
+          <w:lang w:val="en-IN"/>
+        </w:rPr>
+      </w:pPr>
+    </w:p>
+    <w:p>
+      <w:pPr>
+        <w:numPr>
+          <w:ilvl w:val="0"/>
+          <w:numId w:val="1"/>
+        </w:numPr>
+        <w:ind w:left="780" w:leftChars="0" w:firstLine="0" w:firstLineChars="0"/>
+        <w:jc w:val="both"/>
+        <w:rPr>
+          <w:rFonts w:hint="default" w:ascii="Times New Roman" w:hAnsi="Times New Roman" w:cs="Times New Roman"/>
+          <w:b/>
+          <w:bCs/>
+          <w:lang w:val="en-IN"/>
+        </w:rPr>
+      </w:pPr>
+      <w:r>
+        <w:rPr>
+          <w:rFonts w:hint="default" w:ascii="Times New Roman" w:hAnsi="Times New Roman" w:cs="Times New Roman"/>
+          <w:b/>
+          <w:bCs/>
+          <w:lang w:val="en-IN"/>
+        </w:rPr>
+        <w:t>Bastion Host/Jump Server</w:t>
+      </w:r>
+    </w:p>
+    <w:p>
+      <w:pPr>
+        <w:numPr>
+          <w:numId w:val="0"/>
+        </w:numPr>
+        <w:ind w:left="780" w:leftChars="0"/>
+        <w:jc w:val="both"/>
+        <w:rPr>
+          <w:rFonts w:hint="default" w:ascii="Times New Roman" w:hAnsi="Times New Roman" w:cs="Times New Roman"/>
+          <w:b/>
+          <w:bCs/>
+          <w:lang w:val="en-IN"/>
+        </w:rPr>
+      </w:pPr>
+    </w:p>
+    <w:p>
+      <w:pPr>
+        <w:jc w:val="center"/>
+        <w:rPr>
+          <w:rFonts w:hint="default" w:ascii="Times New Roman" w:hAnsi="Times New Roman" w:cs="Times New Roman"/>
+        </w:rPr>
+      </w:pPr>
+      <w:r>
+        <w:rPr>
+          <w:rFonts w:hint="default" w:ascii="Times New Roman" w:hAnsi="Times New Roman" w:cs="Times New Roman"/>
+        </w:rPr>
+        <w:drawing>
+          <wp:inline distT="0" distB="0" distL="114300" distR="114300">
+            <wp:extent cx="5730875" cy="1094105"/>
+            <wp:effectExtent l="0" t="0" r="14605" b="3175"/>
+            <wp:docPr id="47" name="Picture 57"/>
+            <wp:cNvGraphicFramePr>
+              <a:graphicFrameLocks xmlns:a="http://schemas.openxmlformats.org/drawingml/2006/main" noChangeAspect="1"/>
+            </wp:cNvGraphicFramePr>
+            <a:graphic xmlns:a="http://schemas.openxmlformats.org/drawingml/2006/main">
+              <a:graphicData uri="http://schemas.openxmlformats.org/drawingml/2006/picture">
+                <pic:pic xmlns:pic="http://schemas.openxmlformats.org/drawingml/2006/picture">
+                  <pic:nvPicPr>
+                    <pic:cNvPr id="47" name="Picture 57"/>
+                    <pic:cNvPicPr>
+                      <a:picLocks noChangeAspect="1"/>
+                    </pic:cNvPicPr>
+                  </pic:nvPicPr>
+                  <pic:blipFill>
+                    <a:blip r:embed="rId51"/>
+                    <a:stretch>
+                      <a:fillRect/>
+                    </a:stretch>
+                  </pic:blipFill>
+                  <pic:spPr>
+                    <a:xfrm>
+                      <a:off x="0" y="0"/>
+                      <a:ext cx="5730875" cy="1094105"/>
+                    </a:xfrm>
+                    <a:prstGeom prst="rect">
+                      <a:avLst/>
+                    </a:prstGeom>
+                    <a:noFill/>
+                    <a:ln>
+                      <a:noFill/>
+                    </a:ln>
+                  </pic:spPr>
+                </pic:pic>
+              </a:graphicData>
+            </a:graphic>
+          </wp:inline>
+        </w:drawing>
+      </w:r>
+    </w:p>
+    <w:p>
+      <w:pPr>
+        <w:jc w:val="center"/>
+        <w:rPr>
+          <w:rFonts w:hint="default" w:ascii="Times New Roman" w:hAnsi="Times New Roman" w:cs="Times New Roman"/>
+        </w:rPr>
+      </w:pPr>
+      <w:r>
+        <w:rPr>
+          <w:rFonts w:hint="default" w:ascii="Times New Roman" w:hAnsi="Times New Roman" w:cs="Times New Roman"/>
+        </w:rPr>
+        <w:drawing>
+          <wp:inline distT="0" distB="0" distL="114300" distR="114300">
+            <wp:extent cx="5730875" cy="3585845"/>
+            <wp:effectExtent l="0" t="0" r="14605" b="10795"/>
+            <wp:docPr id="48" name="Picture 58"/>
+            <wp:cNvGraphicFramePr>
+              <a:graphicFrameLocks xmlns:a="http://schemas.openxmlformats.org/drawingml/2006/main" noChangeAspect="1"/>
+            </wp:cNvGraphicFramePr>
+            <a:graphic xmlns:a="http://schemas.openxmlformats.org/drawingml/2006/main">
+              <a:graphicData uri="http://schemas.openxmlformats.org/drawingml/2006/picture">
+                <pic:pic xmlns:pic="http://schemas.openxmlformats.org/drawingml/2006/picture">
+                  <pic:nvPicPr>
+                    <pic:cNvPr id="48" name="Picture 58"/>
+                    <pic:cNvPicPr>
+                      <a:picLocks noChangeAspect="1"/>
+                    </pic:cNvPicPr>
+                  </pic:nvPicPr>
+                  <pic:blipFill>
+                    <a:blip r:embed="rId52"/>
+                    <a:stretch>
+                      <a:fillRect/>
+                    </a:stretch>
+                  </pic:blipFill>
+                  <pic:spPr>
+                    <a:xfrm>
+                      <a:off x="0" y="0"/>
+                      <a:ext cx="5730875" cy="3585845"/>
+                    </a:xfrm>
+                    <a:prstGeom prst="rect">
+                      <a:avLst/>
+                    </a:prstGeom>
+                    <a:noFill/>
+                    <a:ln>
+                      <a:noFill/>
+                    </a:ln>
+                  </pic:spPr>
+                </pic:pic>
+              </a:graphicData>
+            </a:graphic>
+          </wp:inline>
+        </w:drawing>
+      </w:r>
+    </w:p>
+    <w:p>
+      <w:pPr>
+        <w:jc w:val="center"/>
+        <w:rPr>
+          <w:rFonts w:hint="default" w:ascii="Times New Roman" w:hAnsi="Times New Roman" w:cs="Times New Roman"/>
+        </w:rPr>
+      </w:pPr>
+      <w:r>
+        <w:rPr>
+          <w:rFonts w:hint="default" w:ascii="Times New Roman" w:hAnsi="Times New Roman" w:cs="Times New Roman"/>
+        </w:rPr>
+        <w:drawing>
+          <wp:inline distT="0" distB="0" distL="114300" distR="114300">
+            <wp:extent cx="5724525" cy="1180465"/>
+            <wp:effectExtent l="0" t="0" r="5715" b="8255"/>
+            <wp:docPr id="53" name="Picture 63"/>
+            <wp:cNvGraphicFramePr>
+              <a:graphicFrameLocks xmlns:a="http://schemas.openxmlformats.org/drawingml/2006/main" noChangeAspect="1"/>
+            </wp:cNvGraphicFramePr>
+            <a:graphic xmlns:a="http://schemas.openxmlformats.org/drawingml/2006/main">
+              <a:graphicData uri="http://schemas.openxmlformats.org/drawingml/2006/picture">
+                <pic:pic xmlns:pic="http://schemas.openxmlformats.org/drawingml/2006/picture">
+                  <pic:nvPicPr>
+                    <pic:cNvPr id="53" name="Picture 63"/>
+                    <pic:cNvPicPr>
+                      <a:picLocks noChangeAspect="1"/>
+                    </pic:cNvPicPr>
+                  </pic:nvPicPr>
+                  <pic:blipFill>
+                    <a:blip r:embed="rId53"/>
+                    <a:stretch>
+                      <a:fillRect/>
+                    </a:stretch>
+                  </pic:blipFill>
+                  <pic:spPr>
+                    <a:xfrm>
+                      <a:off x="0" y="0"/>
+                      <a:ext cx="5724525" cy="1180465"/>
+                    </a:xfrm>
+                    <a:prstGeom prst="rect">
+                      <a:avLst/>
+                    </a:prstGeom>
+                    <a:noFill/>
+                    <a:ln>
+                      <a:noFill/>
+                    </a:ln>
+                  </pic:spPr>
+                </pic:pic>
+              </a:graphicData>
+            </a:graphic>
+          </wp:inline>
+        </w:drawing>
+      </w:r>
+    </w:p>
+    <w:p>
+      <w:pPr>
+        <w:jc w:val="center"/>
+        <w:rPr>
+          <w:rFonts w:hint="default" w:ascii="Times New Roman" w:hAnsi="Times New Roman" w:cs="Times New Roman"/>
+        </w:rPr>
+      </w:pPr>
+      <w:r>
+        <w:rPr>
+          <w:rFonts w:hint="default" w:ascii="Times New Roman" w:hAnsi="Times New Roman" w:cs="Times New Roman"/>
+        </w:rPr>
+        <w:drawing>
+          <wp:inline distT="0" distB="0" distL="114300" distR="114300">
+            <wp:extent cx="5729605" cy="1931035"/>
+            <wp:effectExtent l="0" t="0" r="635" b="4445"/>
+            <wp:docPr id="54" name="Picture 64"/>
+            <wp:cNvGraphicFramePr>
+              <a:graphicFrameLocks xmlns:a="http://schemas.openxmlformats.org/drawingml/2006/main" noChangeAspect="1"/>
+            </wp:cNvGraphicFramePr>
+            <a:graphic xmlns:a="http://schemas.openxmlformats.org/drawingml/2006/main">
+              <a:graphicData uri="http://schemas.openxmlformats.org/drawingml/2006/picture">
+                <pic:pic xmlns:pic="http://schemas.openxmlformats.org/drawingml/2006/picture">
+                  <pic:nvPicPr>
+                    <pic:cNvPr id="54" name="Picture 64"/>
+                    <pic:cNvPicPr>
+                      <a:picLocks noChangeAspect="1"/>
+                    </pic:cNvPicPr>
+                  </pic:nvPicPr>
+                  <pic:blipFill>
+                    <a:blip r:embed="rId54"/>
+                    <a:stretch>
+                      <a:fillRect/>
+                    </a:stretch>
+                  </pic:blipFill>
+                  <pic:spPr>
+                    <a:xfrm>
+                      <a:off x="0" y="0"/>
+                      <a:ext cx="5729605" cy="1931035"/>
+                    </a:xfrm>
+                    <a:prstGeom prst="rect">
+                      <a:avLst/>
+                    </a:prstGeom>
+                    <a:noFill/>
+                    <a:ln>
+                      <a:noFill/>
+                    </a:ln>
+                  </pic:spPr>
+                </pic:pic>
+              </a:graphicData>
+            </a:graphic>
+          </wp:inline>
+        </w:drawing>
+      </w:r>
+    </w:p>
+    <w:p>
+      <w:pPr>
+        <w:jc w:val="both"/>
+        <w:rPr>
+          <w:rFonts w:hint="default" w:ascii="Times New Roman" w:hAnsi="Times New Roman" w:cs="Times New Roman"/>
+        </w:rPr>
+      </w:pPr>
+    </w:p>
+    <w:p>
+      <w:pPr>
+        <w:jc w:val="center"/>
+        <w:rPr>
+          <w:rFonts w:hint="default" w:ascii="Times New Roman" w:hAnsi="Times New Roman" w:cs="Times New Roman"/>
+        </w:rPr>
+      </w:pPr>
+    </w:p>
+    <w:p>
+      <w:pPr>
+        <w:jc w:val="center"/>
+        <w:rPr>
+          <w:rFonts w:hint="default" w:ascii="Times New Roman" w:hAnsi="Times New Roman" w:cs="Times New Roman"/>
+        </w:rPr>
+      </w:pPr>
+    </w:p>
+    <w:p>
+      <w:pPr>
+        <w:jc w:val="center"/>
+        <w:rPr>
+          <w:rFonts w:hint="default" w:ascii="Times New Roman" w:hAnsi="Times New Roman" w:cs="Times New Roman"/>
+        </w:rPr>
+      </w:pPr>
+      <w:r>
+        <w:rPr>
+          <w:rFonts w:hint="default" w:ascii="Times New Roman" w:hAnsi="Times New Roman" w:cs="Times New Roman"/>
+        </w:rPr>
+        <w:drawing>
+          <wp:inline distT="0" distB="0" distL="114300" distR="114300">
+            <wp:extent cx="5724525" cy="1053465"/>
+            <wp:effectExtent l="0" t="0" r="5715" b="13335"/>
+            <wp:docPr id="55" name="Picture 65"/>
+            <wp:cNvGraphicFramePr>
+              <a:graphicFrameLocks xmlns:a="http://schemas.openxmlformats.org/drawingml/2006/main" noChangeAspect="1"/>
+            </wp:cNvGraphicFramePr>
+            <a:graphic xmlns:a="http://schemas.openxmlformats.org/drawingml/2006/main">
+              <a:graphicData uri="http://schemas.openxmlformats.org/drawingml/2006/picture">
+                <pic:pic xmlns:pic="http://schemas.openxmlformats.org/drawingml/2006/picture">
+                  <pic:nvPicPr>
+                    <pic:cNvPr id="55" name="Picture 65"/>
+                    <pic:cNvPicPr>
+                      <a:picLocks noChangeAspect="1"/>
+                    </pic:cNvPicPr>
+                  </pic:nvPicPr>
+                  <pic:blipFill>
+                    <a:blip r:embed="rId55"/>
+                    <a:stretch>
+                      <a:fillRect/>
+                    </a:stretch>
+                  </pic:blipFill>
+                  <pic:spPr>
+                    <a:xfrm>
+                      <a:off x="0" y="0"/>
+                      <a:ext cx="5724525" cy="1053465"/>
+                    </a:xfrm>
+                    <a:prstGeom prst="rect">
+                      <a:avLst/>
+                    </a:prstGeom>
+                    <a:noFill/>
+                    <a:ln>
+                      <a:noFill/>
+                    </a:ln>
+                  </pic:spPr>
+                </pic:pic>
+              </a:graphicData>
+            </a:graphic>
+          </wp:inline>
+        </w:drawing>
+      </w:r>
+    </w:p>
+    <w:p>
+      <w:pPr>
+        <w:jc w:val="center"/>
+        <w:rPr>
+          <w:rFonts w:hint="default" w:ascii="Times New Roman" w:hAnsi="Times New Roman" w:cs="Times New Roman"/>
+        </w:rPr>
+      </w:pPr>
+      <w:r>
+        <w:rPr>
+          <w:rFonts w:hint="default" w:ascii="Times New Roman" w:hAnsi="Times New Roman" w:cs="Times New Roman"/>
+        </w:rPr>
+        <w:drawing>
+          <wp:inline distT="0" distB="0" distL="114300" distR="114300">
+            <wp:extent cx="5730240" cy="4429125"/>
+            <wp:effectExtent l="0" t="0" r="0" b="5715"/>
+            <wp:docPr id="49" name="Picture 59"/>
+            <wp:cNvGraphicFramePr>
+              <a:graphicFrameLocks xmlns:a="http://schemas.openxmlformats.org/drawingml/2006/main" noChangeAspect="1"/>
+            </wp:cNvGraphicFramePr>
+            <a:graphic xmlns:a="http://schemas.openxmlformats.org/drawingml/2006/main">
+              <a:graphicData uri="http://schemas.openxmlformats.org/drawingml/2006/picture">
+                <pic:pic xmlns:pic="http://schemas.openxmlformats.org/drawingml/2006/picture">
+                  <pic:nvPicPr>
+                    <pic:cNvPr id="49" name="Picture 59"/>
+                    <pic:cNvPicPr>
+                      <a:picLocks noChangeAspect="1"/>
+                    </pic:cNvPicPr>
+                  </pic:nvPicPr>
+                  <pic:blipFill>
+                    <a:blip r:embed="rId56"/>
+                    <a:stretch>
+                      <a:fillRect/>
+                    </a:stretch>
+                  </pic:blipFill>
+                  <pic:spPr>
+                    <a:xfrm>
+                      <a:off x="0" y="0"/>
+                      <a:ext cx="5730240" cy="4429125"/>
+                    </a:xfrm>
+                    <a:prstGeom prst="rect">
+                      <a:avLst/>
+                    </a:prstGeom>
+                    <a:noFill/>
+                    <a:ln>
+                      <a:noFill/>
+                    </a:ln>
+                  </pic:spPr>
+                </pic:pic>
+              </a:graphicData>
+            </a:graphic>
+          </wp:inline>
+        </w:drawing>
+      </w:r>
+    </w:p>
+    <w:p>
+      <w:pPr>
+        <w:jc w:val="center"/>
+        <w:rPr>
+          <w:rFonts w:hint="default" w:ascii="Times New Roman" w:hAnsi="Times New Roman" w:cs="Times New Roman"/>
+        </w:rPr>
+      </w:pPr>
+      <w:r>
+        <w:rPr>
+          <w:rFonts w:hint="default" w:ascii="Times New Roman" w:hAnsi="Times New Roman" w:cs="Times New Roman"/>
+        </w:rPr>
+        <w:drawing>
+          <wp:inline distT="0" distB="0" distL="114300" distR="114300">
+            <wp:extent cx="5727065" cy="978535"/>
+            <wp:effectExtent l="0" t="0" r="3175" b="12065"/>
+            <wp:docPr id="50" name="Picture 60"/>
+            <wp:cNvGraphicFramePr>
+              <a:graphicFrameLocks xmlns:a="http://schemas.openxmlformats.org/drawingml/2006/main" noChangeAspect="1"/>
+            </wp:cNvGraphicFramePr>
+            <a:graphic xmlns:a="http://schemas.openxmlformats.org/drawingml/2006/main">
+              <a:graphicData uri="http://schemas.openxmlformats.org/drawingml/2006/picture">
+                <pic:pic xmlns:pic="http://schemas.openxmlformats.org/drawingml/2006/picture">
+                  <pic:nvPicPr>
+                    <pic:cNvPr id="50" name="Picture 60"/>
+                    <pic:cNvPicPr>
+                      <a:picLocks noChangeAspect="1"/>
+                    </pic:cNvPicPr>
+                  </pic:nvPicPr>
+                  <pic:blipFill>
+                    <a:blip r:embed="rId57"/>
+                    <a:stretch>
+                      <a:fillRect/>
+                    </a:stretch>
+                  </pic:blipFill>
+                  <pic:spPr>
+                    <a:xfrm>
+                      <a:off x="0" y="0"/>
+                      <a:ext cx="5727065" cy="978535"/>
+                    </a:xfrm>
+                    <a:prstGeom prst="rect">
+                      <a:avLst/>
+                    </a:prstGeom>
+                    <a:noFill/>
+                    <a:ln>
+                      <a:noFill/>
+                    </a:ln>
+                  </pic:spPr>
+                </pic:pic>
+              </a:graphicData>
+            </a:graphic>
+          </wp:inline>
+        </w:drawing>
+      </w:r>
+    </w:p>
+    <w:p>
+      <w:pPr>
+        <w:jc w:val="center"/>
+        <w:rPr>
+          <w:rFonts w:hint="default" w:ascii="Times New Roman" w:hAnsi="Times New Roman" w:cs="Times New Roman"/>
+        </w:rPr>
+      </w:pPr>
+    </w:p>
+    <w:p>
+      <w:pPr>
+        <w:jc w:val="center"/>
+        <w:rPr>
+          <w:rFonts w:hint="default" w:ascii="Times New Roman" w:hAnsi="Times New Roman" w:cs="Times New Roman"/>
+        </w:rPr>
+      </w:pPr>
+    </w:p>
+    <w:p>
+      <w:pPr>
+        <w:jc w:val="center"/>
+        <w:rPr>
+          <w:rFonts w:hint="default" w:ascii="Times New Roman" w:hAnsi="Times New Roman" w:cs="Times New Roman"/>
+        </w:rPr>
+      </w:pPr>
+    </w:p>
+    <w:p>
+      <w:pPr>
+        <w:jc w:val="center"/>
+        <w:rPr>
+          <w:rFonts w:hint="default" w:ascii="Times New Roman" w:hAnsi="Times New Roman" w:cs="Times New Roman"/>
+        </w:rPr>
+      </w:pPr>
+    </w:p>
+    <w:p>
+      <w:pPr>
+        <w:jc w:val="center"/>
+        <w:rPr>
+          <w:rFonts w:hint="default" w:ascii="Times New Roman" w:hAnsi="Times New Roman" w:cs="Times New Roman"/>
+        </w:rPr>
+      </w:pPr>
+    </w:p>
+    <w:p>
+      <w:pPr>
+        <w:jc w:val="center"/>
+        <w:rPr>
+          <w:rFonts w:hint="default" w:ascii="Times New Roman" w:hAnsi="Times New Roman" w:cs="Times New Roman"/>
+        </w:rPr>
+      </w:pPr>
+    </w:p>
+    <w:p>
+      <w:pPr>
+        <w:jc w:val="center"/>
+        <w:rPr>
+          <w:rFonts w:hint="default" w:ascii="Times New Roman" w:hAnsi="Times New Roman" w:cs="Times New Roman"/>
+        </w:rPr>
+      </w:pPr>
+    </w:p>
+    <w:p>
+      <w:pPr>
+        <w:jc w:val="center"/>
+        <w:rPr>
+          <w:rFonts w:hint="default" w:ascii="Times New Roman" w:hAnsi="Times New Roman" w:cs="Times New Roman"/>
+        </w:rPr>
+      </w:pPr>
+    </w:p>
+    <w:p>
+      <w:pPr>
+        <w:jc w:val="center"/>
+        <w:rPr>
+          <w:rFonts w:hint="default" w:ascii="Times New Roman" w:hAnsi="Times New Roman" w:cs="Times New Roman"/>
+        </w:rPr>
+      </w:pPr>
+      <w:r>
+        <w:rPr>
+          <w:rFonts w:hint="default" w:ascii="Times New Roman" w:hAnsi="Times New Roman" w:cs="Times New Roman"/>
+        </w:rPr>
+        <w:drawing>
+          <wp:inline distT="0" distB="0" distL="114300" distR="114300">
+            <wp:extent cx="5724525" cy="2406015"/>
+            <wp:effectExtent l="0" t="0" r="5715" b="1905"/>
+            <wp:docPr id="51" name="Picture 61"/>
+            <wp:cNvGraphicFramePr>
+              <a:graphicFrameLocks xmlns:a="http://schemas.openxmlformats.org/drawingml/2006/main" noChangeAspect="1"/>
+            </wp:cNvGraphicFramePr>
+            <a:graphic xmlns:a="http://schemas.openxmlformats.org/drawingml/2006/main">
+              <a:graphicData uri="http://schemas.openxmlformats.org/drawingml/2006/picture">
+                <pic:pic xmlns:pic="http://schemas.openxmlformats.org/drawingml/2006/picture">
+                  <pic:nvPicPr>
+                    <pic:cNvPr id="51" name="Picture 61"/>
+                    <pic:cNvPicPr>
+                      <a:picLocks noChangeAspect="1"/>
+                    </pic:cNvPicPr>
+                  </pic:nvPicPr>
+                  <pic:blipFill>
+                    <a:blip r:embed="rId58"/>
+                    <a:stretch>
+                      <a:fillRect/>
+                    </a:stretch>
+                  </pic:blipFill>
+                  <pic:spPr>
+                    <a:xfrm>
+                      <a:off x="0" y="0"/>
+                      <a:ext cx="5724525" cy="2406015"/>
+                    </a:xfrm>
+                    <a:prstGeom prst="rect">
+                      <a:avLst/>
+                    </a:prstGeom>
+                    <a:noFill/>
+                    <a:ln>
+                      <a:noFill/>
+                    </a:ln>
+                  </pic:spPr>
+                </pic:pic>
+              </a:graphicData>
+            </a:graphic>
+          </wp:inline>
+        </w:drawing>
+      </w:r>
+    </w:p>
+    <w:p>
+      <w:pPr>
+        <w:jc w:val="center"/>
+        <w:rPr>
+          <w:rFonts w:hint="default" w:ascii="Times New Roman" w:hAnsi="Times New Roman" w:cs="Times New Roman"/>
+        </w:rPr>
+      </w:pPr>
+    </w:p>
+    <w:p>
+      <w:pPr>
+        <w:jc w:val="center"/>
+        <w:rPr>
+          <w:rFonts w:hint="default" w:ascii="Times New Roman" w:hAnsi="Times New Roman" w:cs="Times New Roman"/>
+        </w:rPr>
+      </w:pPr>
+      <w:r>
+        <w:rPr>
+          <w:rFonts w:hint="default" w:ascii="Times New Roman" w:hAnsi="Times New Roman" w:cs="Times New Roman"/>
+        </w:rPr>
+        <w:drawing>
+          <wp:inline distT="0" distB="0" distL="114300" distR="114300">
+            <wp:extent cx="5729605" cy="1364615"/>
+            <wp:effectExtent l="0" t="0" r="635" b="6985"/>
+            <wp:docPr id="52" name="Picture 62"/>
+            <wp:cNvGraphicFramePr>
+              <a:graphicFrameLocks xmlns:a="http://schemas.openxmlformats.org/drawingml/2006/main" noChangeAspect="1"/>
+            </wp:cNvGraphicFramePr>
+            <a:graphic xmlns:a="http://schemas.openxmlformats.org/drawingml/2006/main">
+              <a:graphicData uri="http://schemas.openxmlformats.org/drawingml/2006/picture">
+                <pic:pic xmlns:pic="http://schemas.openxmlformats.org/drawingml/2006/picture">
+                  <pic:nvPicPr>
+                    <pic:cNvPr id="52" name="Picture 62"/>
+                    <pic:cNvPicPr>
+                      <a:picLocks noChangeAspect="1"/>
+                    </pic:cNvPicPr>
+                  </pic:nvPicPr>
+                  <pic:blipFill>
+                    <a:blip r:embed="rId59"/>
+                    <a:stretch>
+                      <a:fillRect/>
+                    </a:stretch>
+                  </pic:blipFill>
+                  <pic:spPr>
+                    <a:xfrm>
+                      <a:off x="0" y="0"/>
+                      <a:ext cx="5729605" cy="1364615"/>
+                    </a:xfrm>
+                    <a:prstGeom prst="rect">
+                      <a:avLst/>
+                    </a:prstGeom>
+                    <a:noFill/>
+                    <a:ln>
+                      <a:noFill/>
+                    </a:ln>
+                  </pic:spPr>
+                </pic:pic>
+              </a:graphicData>
+            </a:graphic>
+          </wp:inline>
+        </w:drawing>
+      </w:r>
+    </w:p>
+    <w:p>
+      <w:pPr>
+        <w:jc w:val="center"/>
+        <w:rPr>
+          <w:rFonts w:hint="default" w:ascii="Times New Roman" w:hAnsi="Times New Roman" w:cs="Times New Roman"/>
+        </w:rPr>
+      </w:pPr>
+    </w:p>
+    <w:p>
+      <w:pPr>
+        <w:jc w:val="center"/>
+        <w:rPr>
+          <w:rFonts w:hint="default" w:ascii="Times New Roman" w:hAnsi="Times New Roman" w:cs="Times New Roman"/>
+        </w:rPr>
+      </w:pPr>
+    </w:p>
+    <w:p>
+      <w:pPr>
+        <w:jc w:val="center"/>
+        <w:rPr>
+          <w:rFonts w:hint="default" w:ascii="Times New Roman" w:hAnsi="Times New Roman" w:cs="Times New Roman"/>
+        </w:rPr>
+      </w:pPr>
+    </w:p>
+    <w:p>
+      <w:pPr>
+        <w:jc w:val="center"/>
+        <w:rPr>
+          <w:rFonts w:hint="default" w:ascii="Times New Roman" w:hAnsi="Times New Roman" w:cs="Times New Roman"/>
+        </w:rPr>
+      </w:pPr>
+    </w:p>
+    <w:p>
+      <w:pPr>
+        <w:jc w:val="center"/>
+        <w:rPr>
+          <w:rFonts w:hint="default" w:ascii="Times New Roman" w:hAnsi="Times New Roman" w:cs="Times New Roman"/>
+        </w:rPr>
+      </w:pPr>
+    </w:p>
+    <w:p>
+      <w:pPr>
+        <w:jc w:val="center"/>
+        <w:rPr>
+          <w:rFonts w:hint="default" w:ascii="Times New Roman" w:hAnsi="Times New Roman" w:cs="Times New Roman"/>
+        </w:rPr>
+      </w:pPr>
+    </w:p>
+    <w:p>
+      <w:pPr>
+        <w:jc w:val="center"/>
+        <w:rPr>
+          <w:rFonts w:hint="default" w:ascii="Times New Roman" w:hAnsi="Times New Roman" w:cs="Times New Roman"/>
+        </w:rPr>
+      </w:pPr>
+    </w:p>
+    <w:p>
+      <w:pPr>
+        <w:jc w:val="center"/>
+        <w:rPr>
+          <w:rFonts w:hint="default" w:ascii="Times New Roman" w:hAnsi="Times New Roman" w:cs="Times New Roman"/>
+        </w:rPr>
+      </w:pPr>
+    </w:p>
+    <w:p>
+      <w:pPr>
+        <w:jc w:val="center"/>
+        <w:rPr>
+          <w:rFonts w:hint="default" w:ascii="Times New Roman" w:hAnsi="Times New Roman" w:cs="Times New Roman"/>
+        </w:rPr>
+      </w:pPr>
+    </w:p>
+    <w:p>
+      <w:pPr>
+        <w:jc w:val="center"/>
+        <w:rPr>
+          <w:rFonts w:hint="default" w:ascii="Times New Roman" w:hAnsi="Times New Roman" w:cs="Times New Roman"/>
+        </w:rPr>
+      </w:pPr>
+    </w:p>
+    <w:p>
+      <w:pPr>
+        <w:jc w:val="center"/>
+        <w:rPr>
+          <w:rFonts w:hint="default" w:ascii="Times New Roman" w:hAnsi="Times New Roman" w:cs="Times New Roman"/>
+        </w:rPr>
+      </w:pPr>
+    </w:p>
+    <w:p>
+      <w:pPr>
+        <w:jc w:val="center"/>
+        <w:rPr>
+          <w:rFonts w:hint="default" w:ascii="Times New Roman" w:hAnsi="Times New Roman" w:cs="Times New Roman"/>
+        </w:rPr>
+      </w:pPr>
+    </w:p>
+    <w:p>
+      <w:pPr>
+        <w:jc w:val="center"/>
+        <w:rPr>
+          <w:rFonts w:hint="default" w:ascii="Times New Roman" w:hAnsi="Times New Roman" w:cs="Times New Roman"/>
+        </w:rPr>
+      </w:pPr>
+    </w:p>
+    <w:p>
+      <w:pPr>
+        <w:jc w:val="center"/>
+        <w:rPr>
+          <w:rFonts w:hint="default" w:ascii="Times New Roman" w:hAnsi="Times New Roman" w:cs="Times New Roman"/>
+        </w:rPr>
+      </w:pPr>
+    </w:p>
+    <w:p>
+      <w:pPr>
+        <w:jc w:val="center"/>
+        <w:rPr>
+          <w:rFonts w:hint="default" w:ascii="Times New Roman" w:hAnsi="Times New Roman" w:cs="Times New Roman"/>
+        </w:rPr>
+      </w:pPr>
+    </w:p>
+    <w:p>
+      <w:pPr>
+        <w:jc w:val="center"/>
+        <w:rPr>
+          <w:rFonts w:hint="default" w:ascii="Times New Roman" w:hAnsi="Times New Roman" w:cs="Times New Roman"/>
+        </w:rPr>
+      </w:pPr>
+    </w:p>
+    <w:p>
+      <w:pPr>
+        <w:jc w:val="center"/>
+        <w:rPr>
+          <w:rFonts w:hint="default" w:ascii="Times New Roman" w:hAnsi="Times New Roman" w:cs="Times New Roman"/>
+        </w:rPr>
+      </w:pPr>
+    </w:p>
+    <w:p>
+      <w:pPr>
+        <w:jc w:val="center"/>
+        <w:rPr>
+          <w:rFonts w:hint="default" w:ascii="Times New Roman" w:hAnsi="Times New Roman" w:cs="Times New Roman"/>
+        </w:rPr>
+      </w:pPr>
+    </w:p>
+    <w:p>
+      <w:pPr>
+        <w:jc w:val="center"/>
+        <w:rPr>
+          <w:rFonts w:hint="default" w:ascii="Times New Roman" w:hAnsi="Times New Roman" w:cs="Times New Roman"/>
+        </w:rPr>
+      </w:pPr>
+    </w:p>
+    <w:p>
+      <w:pPr>
+        <w:numPr>
+          <w:ilvl w:val="0"/>
+          <w:numId w:val="1"/>
+        </w:numPr>
+        <w:ind w:left="780" w:leftChars="0" w:firstLine="0" w:firstLineChars="0"/>
+        <w:jc w:val="both"/>
         <w:rPr>
           <w:rFonts w:hint="default" w:ascii="Times New Roman" w:hAnsi="Times New Roman" w:cs="Times New Roman"/>
           <w:b/>
@@ -3374,54 +4275,6 @@
       <w:r>
         <w:rPr>
           <w:rFonts w:hint="default" w:ascii="Times New Roman" w:hAnsi="Times New Roman" w:cs="Times New Roman"/>
-        </w:rPr>
-        <w:drawing>
-          <wp:inline distT="0" distB="0" distL="114300" distR="114300">
-            <wp:extent cx="5731510" cy="3657600"/>
-            <wp:effectExtent l="0" t="0" r="13970" b="0"/>
-            <wp:docPr id="59" name="Picture 69"/>
-            <wp:cNvGraphicFramePr>
-              <a:graphicFrameLocks xmlns:a="http://schemas.openxmlformats.org/drawingml/2006/main" noChangeAspect="1"/>
-            </wp:cNvGraphicFramePr>
-            <a:graphic xmlns:a="http://schemas.openxmlformats.org/drawingml/2006/main">
-              <a:graphicData uri="http://schemas.openxmlformats.org/drawingml/2006/picture">
-                <pic:pic xmlns:pic="http://schemas.openxmlformats.org/drawingml/2006/picture">
-                  <pic:nvPicPr>
-                    <pic:cNvPr id="59" name="Picture 69"/>
-                    <pic:cNvPicPr>
-                      <a:picLocks noChangeAspect="1"/>
-                    </pic:cNvPicPr>
-                  </pic:nvPicPr>
-                  <pic:blipFill>
-                    <a:blip r:embed="rId60"/>
-                    <a:stretch>
-                      <a:fillRect/>
-                    </a:stretch>
-                  </pic:blipFill>
-                  <pic:spPr>
-                    <a:xfrm>
-                      <a:off x="0" y="0"/>
-                      <a:ext cx="5731510" cy="3657600"/>
-                    </a:xfrm>
-                    <a:prstGeom prst="rect">
-                      <a:avLst/>
-                    </a:prstGeom>
-                    <a:noFill/>
-                    <a:ln>
-                      <a:noFill/>
-                    </a:ln>
-                  </pic:spPr>
-                </pic:pic>
-              </a:graphicData>
-            </a:graphic>
-          </wp:inline>
-        </w:drawing>
-      </w:r>
-    </w:p>
-    <w:p>
-      <w:pPr>
-        <w:rPr>
-          <w:rFonts w:hint="default" w:ascii="Times New Roman" w:hAnsi="Times New Roman" w:cs="Times New Roman"/>
           <w:b/>
           <w:bCs/>
           <w:color w:val="000000" w:themeColor="text1"/>
@@ -3432,216 +4285,12 @@
             </w14:solidFill>
           </w14:textFill>
         </w:rPr>
-      </w:pPr>
-      <w:r>
-        <w:rPr>
-          <w:rFonts w:hint="default" w:ascii="Times New Roman" w:hAnsi="Times New Roman" w:cs="Times New Roman"/>
-        </w:rPr>
-        <w:drawing>
-          <wp:inline distT="0" distB="0" distL="114300" distR="114300">
-            <wp:extent cx="3143250" cy="742950"/>
-            <wp:effectExtent l="0" t="0" r="11430" b="3810"/>
-            <wp:docPr id="56" name="Picture 66"/>
-            <wp:cNvGraphicFramePr>
-              <a:graphicFrameLocks xmlns:a="http://schemas.openxmlformats.org/drawingml/2006/main" noChangeAspect="1"/>
-            </wp:cNvGraphicFramePr>
-            <a:graphic xmlns:a="http://schemas.openxmlformats.org/drawingml/2006/main">
-              <a:graphicData uri="http://schemas.openxmlformats.org/drawingml/2006/picture">
-                <pic:pic xmlns:pic="http://schemas.openxmlformats.org/drawingml/2006/picture">
-                  <pic:nvPicPr>
-                    <pic:cNvPr id="56" name="Picture 66"/>
-                    <pic:cNvPicPr>
-                      <a:picLocks noChangeAspect="1"/>
-                    </pic:cNvPicPr>
-                  </pic:nvPicPr>
-                  <pic:blipFill>
-                    <a:blip r:embed="rId61"/>
-                    <a:stretch>
-                      <a:fillRect/>
-                    </a:stretch>
-                  </pic:blipFill>
-                  <pic:spPr>
-                    <a:xfrm>
-                      <a:off x="0" y="0"/>
-                      <a:ext cx="3143250" cy="742950"/>
-                    </a:xfrm>
-                    <a:prstGeom prst="rect">
-                      <a:avLst/>
-                    </a:prstGeom>
-                    <a:noFill/>
-                    <a:ln>
-                      <a:noFill/>
-                    </a:ln>
-                  </pic:spPr>
-                </pic:pic>
-              </a:graphicData>
-            </a:graphic>
-          </wp:inline>
-        </w:drawing>
-      </w:r>
-    </w:p>
-    <w:p>
-      <w:pPr>
-        <w:rPr>
-          <w:rFonts w:hint="default" w:ascii="Times New Roman" w:hAnsi="Times New Roman" w:cs="Times New Roman"/>
-          <w:color w:val="000000" w:themeColor="text1"/>
-          <w:lang w:val="en-IN"/>
-          <w14:textFill>
-            <w14:solidFill>
-              <w14:schemeClr w14:val="tx1"/>
-            </w14:solidFill>
-          </w14:textFill>
-        </w:rPr>
-      </w:pPr>
-      <w:r>
-        <w:rPr>
-          <w:rFonts w:hint="default" w:ascii="Times New Roman" w:hAnsi="Times New Roman" w:cs="Times New Roman"/>
-          <w:color w:val="000000" w:themeColor="text1"/>
-          <w:lang w:val="en-IN"/>
-          <w14:textFill>
-            <w14:solidFill>
-              <w14:schemeClr w14:val="tx1"/>
-            </w14:solidFill>
-          </w14:textFill>
-        </w:rPr>
-        <w:t xml:space="preserve"> Updating Packages:</w:t>
-      </w:r>
-    </w:p>
-    <w:p>
-      <w:pPr>
-        <w:rPr>
-          <w:rFonts w:hint="default" w:ascii="Times New Roman" w:hAnsi="Times New Roman" w:cs="Times New Roman"/>
-        </w:rPr>
-      </w:pPr>
-      <w:r>
-        <w:rPr>
-          <w:rFonts w:hint="default" w:ascii="Times New Roman" w:hAnsi="Times New Roman" w:cs="Times New Roman"/>
-        </w:rPr>
-        <w:drawing>
-          <wp:inline distT="0" distB="0" distL="114300" distR="114300">
-            <wp:extent cx="5727700" cy="1512570"/>
-            <wp:effectExtent l="0" t="0" r="2540" b="11430"/>
-            <wp:docPr id="57" name="Picture 67"/>
-            <wp:cNvGraphicFramePr>
-              <a:graphicFrameLocks xmlns:a="http://schemas.openxmlformats.org/drawingml/2006/main" noChangeAspect="1"/>
-            </wp:cNvGraphicFramePr>
-            <a:graphic xmlns:a="http://schemas.openxmlformats.org/drawingml/2006/main">
-              <a:graphicData uri="http://schemas.openxmlformats.org/drawingml/2006/picture">
-                <pic:pic xmlns:pic="http://schemas.openxmlformats.org/drawingml/2006/picture">
-                  <pic:nvPicPr>
-                    <pic:cNvPr id="57" name="Picture 67"/>
-                    <pic:cNvPicPr>
-                      <a:picLocks noChangeAspect="1"/>
-                    </pic:cNvPicPr>
-                  </pic:nvPicPr>
-                  <pic:blipFill>
-                    <a:blip r:embed="rId62"/>
-                    <a:stretch>
-                      <a:fillRect/>
-                    </a:stretch>
-                  </pic:blipFill>
-                  <pic:spPr>
-                    <a:xfrm>
-                      <a:off x="0" y="0"/>
-                      <a:ext cx="5727700" cy="1512570"/>
-                    </a:xfrm>
-                    <a:prstGeom prst="rect">
-                      <a:avLst/>
-                    </a:prstGeom>
-                    <a:noFill/>
-                    <a:ln>
-                      <a:noFill/>
-                    </a:ln>
-                  </pic:spPr>
-                </pic:pic>
-              </a:graphicData>
-            </a:graphic>
-          </wp:inline>
-        </w:drawing>
-      </w:r>
-    </w:p>
-    <w:p>
-      <w:pPr>
-        <w:rPr>
-          <w:rFonts w:hint="default" w:ascii="Times New Roman" w:hAnsi="Times New Roman" w:cs="Times New Roman"/>
-          <w:lang w:val="en-IN"/>
-        </w:rPr>
-      </w:pPr>
-      <w:r>
-        <w:rPr>
-          <w:rFonts w:hint="default" w:ascii="Times New Roman" w:hAnsi="Times New Roman" w:cs="Times New Roman"/>
-        </w:rPr>
-        <w:drawing>
-          <wp:inline distT="0" distB="0" distL="114300" distR="114300">
-            <wp:extent cx="5730240" cy="1036955"/>
-            <wp:effectExtent l="0" t="0" r="0" b="14605"/>
-            <wp:docPr id="58" name="Picture 68"/>
-            <wp:cNvGraphicFramePr>
-              <a:graphicFrameLocks xmlns:a="http://schemas.openxmlformats.org/drawingml/2006/main" noChangeAspect="1"/>
-            </wp:cNvGraphicFramePr>
-            <a:graphic xmlns:a="http://schemas.openxmlformats.org/drawingml/2006/main">
-              <a:graphicData uri="http://schemas.openxmlformats.org/drawingml/2006/picture">
-                <pic:pic xmlns:pic="http://schemas.openxmlformats.org/drawingml/2006/picture">
-                  <pic:nvPicPr>
-                    <pic:cNvPr id="58" name="Picture 68"/>
-                    <pic:cNvPicPr>
-                      <a:picLocks noChangeAspect="1"/>
-                    </pic:cNvPicPr>
-                  </pic:nvPicPr>
-                  <pic:blipFill>
-                    <a:blip r:embed="rId63"/>
-                    <a:stretch>
-                      <a:fillRect/>
-                    </a:stretch>
-                  </pic:blipFill>
-                  <pic:spPr>
-                    <a:xfrm>
-                      <a:off x="0" y="0"/>
-                      <a:ext cx="5730240" cy="1036955"/>
-                    </a:xfrm>
-                    <a:prstGeom prst="rect">
-                      <a:avLst/>
-                    </a:prstGeom>
-                    <a:noFill/>
-                    <a:ln>
-                      <a:noFill/>
-                    </a:ln>
-                  </pic:spPr>
-                </pic:pic>
-              </a:graphicData>
-            </a:graphic>
-          </wp:inline>
-        </w:drawing>
-      </w:r>
-    </w:p>
-    <w:p>
-      <w:pPr>
-        <w:rPr>
-          <w:rFonts w:hint="default" w:ascii="Times New Roman" w:hAnsi="Times New Roman" w:cs="Times New Roman"/>
-          <w:color w:val="000000" w:themeColor="text1"/>
-          <w14:textFill>
-            <w14:solidFill>
-              <w14:schemeClr w14:val="tx1"/>
-            </w14:solidFill>
-          </w14:textFill>
-        </w:rPr>
-      </w:pPr>
-    </w:p>
-    <w:p>
-      <w:pPr>
-        <w:rPr>
-          <w:rFonts w:hint="default" w:ascii="Times New Roman" w:hAnsi="Times New Roman" w:cs="Times New Roman"/>
-          <w:color w:val="000000" w:themeColor="text1"/>
-          <w14:textFill>
-            <w14:solidFill>
-              <w14:schemeClr w14:val="tx1"/>
-            </w14:solidFill>
-          </w14:textFill>
-        </w:rPr>
-      </w:pPr>
-    </w:p>
-    <w:p>
-      <w:pPr>
+        <w:t>Accessing Bastion Host using MobaXterm Tool</w:t>
+      </w:r>
+    </w:p>
+    <w:p>
+      <w:pPr>
+        <w:jc w:val="center"/>
         <w:rPr>
           <w:rFonts w:hint="default" w:ascii="Times New Roman" w:hAnsi="Times New Roman" w:cs="Times New Roman"/>
           <w:b/>
@@ -3658,6 +4307,55 @@
       <w:r>
         <w:rPr>
           <w:rFonts w:hint="default" w:ascii="Times New Roman" w:hAnsi="Times New Roman" w:cs="Times New Roman"/>
+        </w:rPr>
+        <w:drawing>
+          <wp:inline distT="0" distB="0" distL="114300" distR="114300">
+            <wp:extent cx="5731510" cy="3657600"/>
+            <wp:effectExtent l="0" t="0" r="13970" b="0"/>
+            <wp:docPr id="59" name="Picture 69"/>
+            <wp:cNvGraphicFramePr>
+              <a:graphicFrameLocks xmlns:a="http://schemas.openxmlformats.org/drawingml/2006/main" noChangeAspect="1"/>
+            </wp:cNvGraphicFramePr>
+            <a:graphic xmlns:a="http://schemas.openxmlformats.org/drawingml/2006/main">
+              <a:graphicData uri="http://schemas.openxmlformats.org/drawingml/2006/picture">
+                <pic:pic xmlns:pic="http://schemas.openxmlformats.org/drawingml/2006/picture">
+                  <pic:nvPicPr>
+                    <pic:cNvPr id="59" name="Picture 69"/>
+                    <pic:cNvPicPr>
+                      <a:picLocks noChangeAspect="1"/>
+                    </pic:cNvPicPr>
+                  </pic:nvPicPr>
+                  <pic:blipFill>
+                    <a:blip r:embed="rId60"/>
+                    <a:stretch>
+                      <a:fillRect/>
+                    </a:stretch>
+                  </pic:blipFill>
+                  <pic:spPr>
+                    <a:xfrm>
+                      <a:off x="0" y="0"/>
+                      <a:ext cx="5731510" cy="3657600"/>
+                    </a:xfrm>
+                    <a:prstGeom prst="rect">
+                      <a:avLst/>
+                    </a:prstGeom>
+                    <a:noFill/>
+                    <a:ln>
+                      <a:noFill/>
+                    </a:ln>
+                  </pic:spPr>
+                </pic:pic>
+              </a:graphicData>
+            </a:graphic>
+          </wp:inline>
+        </w:drawing>
+      </w:r>
+    </w:p>
+    <w:p>
+      <w:pPr>
+        <w:jc w:val="center"/>
+        <w:rPr>
+          <w:rFonts w:hint="default" w:ascii="Times New Roman" w:hAnsi="Times New Roman" w:cs="Times New Roman"/>
           <w:b/>
           <w:bCs/>
           <w:color w:val="000000" w:themeColor="text1"/>
@@ -3668,7 +4366,287 @@
             </w14:solidFill>
           </w14:textFill>
         </w:rPr>
-        <w:t xml:space="preserve">Copying .pen file having security keys of ASG of private subnets instances from Local machine to Bastion-Host/Jump Server: </w:t>
+      </w:pPr>
+      <w:r>
+        <w:rPr>
+          <w:rFonts w:hint="default" w:ascii="Times New Roman" w:hAnsi="Times New Roman" w:cs="Times New Roman"/>
+        </w:rPr>
+        <w:drawing>
+          <wp:inline distT="0" distB="0" distL="114300" distR="114300">
+            <wp:extent cx="3143250" cy="742950"/>
+            <wp:effectExtent l="0" t="0" r="11430" b="3810"/>
+            <wp:docPr id="56" name="Picture 66"/>
+            <wp:cNvGraphicFramePr>
+              <a:graphicFrameLocks xmlns:a="http://schemas.openxmlformats.org/drawingml/2006/main" noChangeAspect="1"/>
+            </wp:cNvGraphicFramePr>
+            <a:graphic xmlns:a="http://schemas.openxmlformats.org/drawingml/2006/main">
+              <a:graphicData uri="http://schemas.openxmlformats.org/drawingml/2006/picture">
+                <pic:pic xmlns:pic="http://schemas.openxmlformats.org/drawingml/2006/picture">
+                  <pic:nvPicPr>
+                    <pic:cNvPr id="56" name="Picture 66"/>
+                    <pic:cNvPicPr>
+                      <a:picLocks noChangeAspect="1"/>
+                    </pic:cNvPicPr>
+                  </pic:nvPicPr>
+                  <pic:blipFill>
+                    <a:blip r:embed="rId61"/>
+                    <a:stretch>
+                      <a:fillRect/>
+                    </a:stretch>
+                  </pic:blipFill>
+                  <pic:spPr>
+                    <a:xfrm>
+                      <a:off x="0" y="0"/>
+                      <a:ext cx="3143250" cy="742950"/>
+                    </a:xfrm>
+                    <a:prstGeom prst="rect">
+                      <a:avLst/>
+                    </a:prstGeom>
+                    <a:noFill/>
+                    <a:ln>
+                      <a:noFill/>
+                    </a:ln>
+                  </pic:spPr>
+                </pic:pic>
+              </a:graphicData>
+            </a:graphic>
+          </wp:inline>
+        </w:drawing>
+      </w:r>
+    </w:p>
+    <w:p>
+      <w:pPr>
+        <w:jc w:val="both"/>
+        <w:rPr>
+          <w:rFonts w:hint="default" w:ascii="Times New Roman" w:hAnsi="Times New Roman" w:cs="Times New Roman"/>
+          <w:b/>
+          <w:bCs/>
+          <w:color w:val="000000" w:themeColor="text1"/>
+          <w:lang w:val="en-IN"/>
+          <w14:textFill>
+            <w14:solidFill>
+              <w14:schemeClr w14:val="tx1"/>
+            </w14:solidFill>
+          </w14:textFill>
+        </w:rPr>
+      </w:pPr>
+    </w:p>
+    <w:p>
+      <w:pPr>
+        <w:ind w:firstLine="720" w:firstLineChars="0"/>
+        <w:jc w:val="both"/>
+        <w:rPr>
+          <w:rFonts w:hint="default" w:ascii="Times New Roman" w:hAnsi="Times New Roman" w:cs="Times New Roman"/>
+          <w:b/>
+          <w:bCs/>
+          <w:color w:val="000000" w:themeColor="text1"/>
+          <w:lang w:val="en-IN"/>
+          <w14:textFill>
+            <w14:solidFill>
+              <w14:schemeClr w14:val="tx1"/>
+            </w14:solidFill>
+          </w14:textFill>
+        </w:rPr>
+      </w:pPr>
+      <w:r>
+        <w:rPr>
+          <w:rFonts w:hint="default" w:ascii="Times New Roman" w:hAnsi="Times New Roman" w:cs="Times New Roman"/>
+          <w:b/>
+          <w:bCs/>
+          <w:color w:val="000000" w:themeColor="text1"/>
+          <w:lang w:val="en-IN"/>
+          <w14:textFill>
+            <w14:solidFill>
+              <w14:schemeClr w14:val="tx1"/>
+            </w14:solidFill>
+          </w14:textFill>
+        </w:rPr>
+        <w:t>Updating Packages:</w:t>
+      </w:r>
+    </w:p>
+    <w:p>
+      <w:pPr>
+        <w:jc w:val="center"/>
+        <w:rPr>
+          <w:rFonts w:hint="default" w:ascii="Times New Roman" w:hAnsi="Times New Roman" w:cs="Times New Roman"/>
+        </w:rPr>
+      </w:pPr>
+      <w:r>
+        <w:rPr>
+          <w:rFonts w:hint="default" w:ascii="Times New Roman" w:hAnsi="Times New Roman" w:cs="Times New Roman"/>
+        </w:rPr>
+        <w:drawing>
+          <wp:inline distT="0" distB="0" distL="114300" distR="114300">
+            <wp:extent cx="5727700" cy="1512570"/>
+            <wp:effectExtent l="0" t="0" r="2540" b="11430"/>
+            <wp:docPr id="57" name="Picture 67"/>
+            <wp:cNvGraphicFramePr>
+              <a:graphicFrameLocks xmlns:a="http://schemas.openxmlformats.org/drawingml/2006/main" noChangeAspect="1"/>
+            </wp:cNvGraphicFramePr>
+            <a:graphic xmlns:a="http://schemas.openxmlformats.org/drawingml/2006/main">
+              <a:graphicData uri="http://schemas.openxmlformats.org/drawingml/2006/picture">
+                <pic:pic xmlns:pic="http://schemas.openxmlformats.org/drawingml/2006/picture">
+                  <pic:nvPicPr>
+                    <pic:cNvPr id="57" name="Picture 67"/>
+                    <pic:cNvPicPr>
+                      <a:picLocks noChangeAspect="1"/>
+                    </pic:cNvPicPr>
+                  </pic:nvPicPr>
+                  <pic:blipFill>
+                    <a:blip r:embed="rId62"/>
+                    <a:stretch>
+                      <a:fillRect/>
+                    </a:stretch>
+                  </pic:blipFill>
+                  <pic:spPr>
+                    <a:xfrm>
+                      <a:off x="0" y="0"/>
+                      <a:ext cx="5727700" cy="1512570"/>
+                    </a:xfrm>
+                    <a:prstGeom prst="rect">
+                      <a:avLst/>
+                    </a:prstGeom>
+                    <a:noFill/>
+                    <a:ln>
+                      <a:noFill/>
+                    </a:ln>
+                  </pic:spPr>
+                </pic:pic>
+              </a:graphicData>
+            </a:graphic>
+          </wp:inline>
+        </w:drawing>
+      </w:r>
+    </w:p>
+    <w:p>
+      <w:pPr>
+        <w:jc w:val="center"/>
+        <w:rPr>
+          <w:rFonts w:hint="default" w:ascii="Times New Roman" w:hAnsi="Times New Roman" w:cs="Times New Roman"/>
+          <w:lang w:val="en-IN"/>
+        </w:rPr>
+      </w:pPr>
+      <w:r>
+        <w:rPr>
+          <w:rFonts w:hint="default" w:ascii="Times New Roman" w:hAnsi="Times New Roman" w:cs="Times New Roman"/>
+        </w:rPr>
+        <w:drawing>
+          <wp:inline distT="0" distB="0" distL="114300" distR="114300">
+            <wp:extent cx="5730240" cy="1036955"/>
+            <wp:effectExtent l="0" t="0" r="0" b="14605"/>
+            <wp:docPr id="58" name="Picture 68"/>
+            <wp:cNvGraphicFramePr>
+              <a:graphicFrameLocks xmlns:a="http://schemas.openxmlformats.org/drawingml/2006/main" noChangeAspect="1"/>
+            </wp:cNvGraphicFramePr>
+            <a:graphic xmlns:a="http://schemas.openxmlformats.org/drawingml/2006/main">
+              <a:graphicData uri="http://schemas.openxmlformats.org/drawingml/2006/picture">
+                <pic:pic xmlns:pic="http://schemas.openxmlformats.org/drawingml/2006/picture">
+                  <pic:nvPicPr>
+                    <pic:cNvPr id="58" name="Picture 68"/>
+                    <pic:cNvPicPr>
+                      <a:picLocks noChangeAspect="1"/>
+                    </pic:cNvPicPr>
+                  </pic:nvPicPr>
+                  <pic:blipFill>
+                    <a:blip r:embed="rId63"/>
+                    <a:stretch>
+                      <a:fillRect/>
+                    </a:stretch>
+                  </pic:blipFill>
+                  <pic:spPr>
+                    <a:xfrm>
+                      <a:off x="0" y="0"/>
+                      <a:ext cx="5730240" cy="1036955"/>
+                    </a:xfrm>
+                    <a:prstGeom prst="rect">
+                      <a:avLst/>
+                    </a:prstGeom>
+                    <a:noFill/>
+                    <a:ln>
+                      <a:noFill/>
+                    </a:ln>
+                  </pic:spPr>
+                </pic:pic>
+              </a:graphicData>
+            </a:graphic>
+          </wp:inline>
+        </w:drawing>
+      </w:r>
+    </w:p>
+    <w:p>
+      <w:pPr>
+        <w:jc w:val="center"/>
+        <w:rPr>
+          <w:rFonts w:hint="default" w:ascii="Times New Roman" w:hAnsi="Times New Roman" w:cs="Times New Roman"/>
+          <w:color w:val="000000" w:themeColor="text1"/>
+          <w14:textFill>
+            <w14:solidFill>
+              <w14:schemeClr w14:val="tx1"/>
+            </w14:solidFill>
+          </w14:textFill>
+        </w:rPr>
+      </w:pPr>
+    </w:p>
+    <w:p>
+      <w:pPr>
+        <w:jc w:val="center"/>
+        <w:rPr>
+          <w:rFonts w:hint="default" w:ascii="Times New Roman" w:hAnsi="Times New Roman" w:cs="Times New Roman"/>
+          <w:color w:val="000000" w:themeColor="text1"/>
+          <w14:textFill>
+            <w14:solidFill>
+              <w14:schemeClr w14:val="tx1"/>
+            </w14:solidFill>
+          </w14:textFill>
+        </w:rPr>
+      </w:pPr>
+    </w:p>
+    <w:p>
+      <w:pPr>
+        <w:jc w:val="both"/>
+        <w:rPr>
+          <w:rFonts w:hint="default" w:ascii="Times New Roman" w:hAnsi="Times New Roman" w:cs="Times New Roman"/>
+          <w:color w:val="000000" w:themeColor="text1"/>
+          <w14:textFill>
+            <w14:solidFill>
+              <w14:schemeClr w14:val="tx1"/>
+            </w14:solidFill>
+          </w14:textFill>
+        </w:rPr>
+      </w:pPr>
+      <w:bookmarkStart w:id="0" w:name="_GoBack"/>
+      <w:bookmarkEnd w:id="0"/>
+    </w:p>
+    <w:p>
+      <w:pPr>
+        <w:jc w:val="center"/>
+        <w:rPr>
+          <w:rFonts w:hint="default" w:ascii="Times New Roman" w:hAnsi="Times New Roman" w:cs="Times New Roman"/>
+          <w:b/>
+          <w:bCs/>
+          <w:color w:val="000000" w:themeColor="text1"/>
+          <w:lang w:val="en-IN"/>
+          <w14:textFill>
+            <w14:solidFill>
+              <w14:schemeClr w14:val="tx1"/>
+            </w14:solidFill>
+          </w14:textFill>
+        </w:rPr>
+      </w:pPr>
+      <w:r>
+        <w:rPr>
+          <w:rFonts w:hint="default" w:ascii="Times New Roman" w:hAnsi="Times New Roman" w:cs="Times New Roman"/>
+          <w:b/>
+          <w:bCs/>
+          <w:color w:val="000000" w:themeColor="text1"/>
+          <w:lang w:val="en-IN"/>
+          <w14:textFill>
+            <w14:solidFill>
+              <w14:schemeClr w14:val="tx1"/>
+            </w14:solidFill>
+          </w14:textFill>
+        </w:rPr>
+        <w:t>Copying .pen file having security keys of ASG of private subnets instances from Local machine to Bastion-Host/Jump Server:</w:t>
       </w:r>
     </w:p>
     <w:p>
@@ -3678,19 +4656,21 @@
         <w:keepLines w:val="0"/>
         <w:widowControl/>
         <w:suppressLineNumbers w:val="0"/>
-        <w:rPr>
-          <w:rFonts w:hint="default" w:ascii="Times New Roman" w:hAnsi="Times New Roman" w:cs="Times New Roman"/>
-        </w:rPr>
-      </w:pPr>
-      <w:r>
-        <w:rPr>
-          <w:rFonts w:hint="default" w:ascii="Times New Roman" w:hAnsi="Times New Roman" w:cs="Times New Roman"/>
-        </w:rPr>
-        <w:t xml:space="preserve">scp -i "C:\Users\91908\Downloads\Bastion-Host-project-vpc-001.pem" "C:\Users\91908\Downloads\asg-tmplt-1-project-vpc-001-keys.pem" ubuntu@51.20.78.90:/home/ubuntu/ </w:t>
-      </w:r>
-    </w:p>
-    <w:p>
-      <w:pPr>
+        <w:jc w:val="center"/>
+        <w:rPr>
+          <w:rFonts w:hint="default" w:ascii="Times New Roman" w:hAnsi="Times New Roman" w:cs="Times New Roman"/>
+        </w:rPr>
+      </w:pPr>
+      <w:r>
+        <w:rPr>
+          <w:rFonts w:hint="default" w:ascii="Times New Roman" w:hAnsi="Times New Roman" w:cs="Times New Roman"/>
+        </w:rPr>
+        <w:t>scp -i "C:\Users\91908\Downloads\Bastion-Host-project-vpc-001.pem" "C:\Users\91908\Downloads\asg-tmplt-1-project-vpc-001-keys.pem" ubuntu@51.20.78.90:/home/ubuntu/</w:t>
+      </w:r>
+    </w:p>
+    <w:p>
+      <w:pPr>
+        <w:jc w:val="center"/>
         <w:rPr>
           <w:rFonts w:hint="default" w:ascii="Times New Roman" w:hAnsi="Times New Roman" w:cs="Times New Roman"/>
         </w:rPr>
@@ -3744,6 +4724,7 @@
     </w:p>
     <w:p>
       <w:pPr>
+        <w:jc w:val="center"/>
         <w:rPr>
           <w:rFonts w:hint="default" w:ascii="Times New Roman" w:hAnsi="Times New Roman" w:cs="Times New Roman"/>
         </w:rPr>
@@ -3797,27 +4778,15 @@
     </w:p>
     <w:p>
       <w:pPr>
-        <w:rPr>
-          <w:rFonts w:hint="default" w:ascii="Times New Roman" w:hAnsi="Times New Roman" w:cs="Times New Roman"/>
-        </w:rPr>
-      </w:pPr>
-    </w:p>
-    <w:p>
-      <w:pPr>
-        <w:rPr>
-          <w:rFonts w:hint="default" w:ascii="Times New Roman" w:hAnsi="Times New Roman" w:cs="Times New Roman"/>
-        </w:rPr>
-      </w:pPr>
-    </w:p>
-    <w:p>
-      <w:pPr>
-        <w:rPr>
-          <w:rFonts w:hint="default" w:ascii="Times New Roman" w:hAnsi="Times New Roman" w:cs="Times New Roman"/>
-        </w:rPr>
-      </w:pPr>
-    </w:p>
-    <w:p>
-      <w:pPr>
+        <w:jc w:val="both"/>
+        <w:rPr>
+          <w:rFonts w:hint="default" w:ascii="Times New Roman" w:hAnsi="Times New Roman" w:cs="Times New Roman"/>
+        </w:rPr>
+      </w:pPr>
+    </w:p>
+    <w:p>
+      <w:pPr>
+        <w:jc w:val="center"/>
         <w:rPr>
           <w:rFonts w:hint="default" w:ascii="Times New Roman" w:hAnsi="Times New Roman" w:cs="Times New Roman"/>
           <w:b/>
@@ -3837,6 +4806,61 @@
     </w:p>
     <w:p>
       <w:pPr>
+        <w:jc w:val="center"/>
+        <w:rPr>
+          <w:rFonts w:hint="default" w:ascii="Times New Roman" w:hAnsi="Times New Roman" w:cs="Times New Roman"/>
+        </w:rPr>
+      </w:pPr>
+      <w:r>
+        <w:rPr>
+          <w:rFonts w:hint="default" w:ascii="Times New Roman" w:hAnsi="Times New Roman" w:cs="Times New Roman"/>
+        </w:rPr>
+        <w:drawing>
+          <wp:inline distT="0" distB="0" distL="114300" distR="114300">
+            <wp:extent cx="5727700" cy="802640"/>
+            <wp:effectExtent l="0" t="0" r="2540" b="5080"/>
+            <wp:docPr id="63" name="Picture 73"/>
+            <wp:cNvGraphicFramePr>
+              <a:graphicFrameLocks xmlns:a="http://schemas.openxmlformats.org/drawingml/2006/main" noChangeAspect="1"/>
+            </wp:cNvGraphicFramePr>
+            <a:graphic xmlns:a="http://schemas.openxmlformats.org/drawingml/2006/main">
+              <a:graphicData uri="http://schemas.openxmlformats.org/drawingml/2006/picture">
+                <pic:pic xmlns:pic="http://schemas.openxmlformats.org/drawingml/2006/picture">
+                  <pic:nvPicPr>
+                    <pic:cNvPr id="63" name="Picture 73"/>
+                    <pic:cNvPicPr>
+                      <a:picLocks noChangeAspect="1"/>
+                    </pic:cNvPicPr>
+                  </pic:nvPicPr>
+                  <pic:blipFill>
+                    <a:blip r:embed="rId66"/>
+                    <a:stretch>
+                      <a:fillRect/>
+                    </a:stretch>
+                  </pic:blipFill>
+                  <pic:spPr>
+                    <a:xfrm>
+                      <a:off x="0" y="0"/>
+                      <a:ext cx="5727700" cy="802640"/>
+                    </a:xfrm>
+                    <a:prstGeom prst="rect">
+                      <a:avLst/>
+                    </a:prstGeom>
+                    <a:noFill/>
+                    <a:ln>
+                      <a:noFill/>
+                    </a:ln>
+                  </pic:spPr>
+                </pic:pic>
+              </a:graphicData>
+            </a:graphic>
+          </wp:inline>
+        </w:drawing>
+      </w:r>
+    </w:p>
+    <w:p>
+      <w:pPr>
+        <w:jc w:val="center"/>
         <w:rPr>
           <w:rFonts w:hint="default" w:ascii="Times New Roman" w:hAnsi="Times New Roman" w:cs="Times New Roman"/>
           <w:b/>
@@ -3844,64 +4868,26 @@
           <w:lang w:val="en-IN"/>
         </w:rPr>
       </w:pPr>
-      <w:r>
-        <w:drawing>
-          <wp:inline distT="0" distB="0" distL="114300" distR="114300">
-            <wp:extent cx="5727700" cy="802640"/>
-            <wp:effectExtent l="0" t="0" r="2540" b="5080"/>
-            <wp:docPr id="63" name="Picture 73"/>
-            <wp:cNvGraphicFramePr>
-              <a:graphicFrameLocks xmlns:a="http://schemas.openxmlformats.org/drawingml/2006/main" noChangeAspect="1"/>
-            </wp:cNvGraphicFramePr>
-            <a:graphic xmlns:a="http://schemas.openxmlformats.org/drawingml/2006/main">
-              <a:graphicData uri="http://schemas.openxmlformats.org/drawingml/2006/picture">
-                <pic:pic xmlns:pic="http://schemas.openxmlformats.org/drawingml/2006/picture">
-                  <pic:nvPicPr>
-                    <pic:cNvPr id="63" name="Picture 73"/>
-                    <pic:cNvPicPr>
-                      <a:picLocks noChangeAspect="1"/>
-                    </pic:cNvPicPr>
-                  </pic:nvPicPr>
-                  <pic:blipFill>
-                    <a:blip r:embed="rId66"/>
-                    <a:stretch>
-                      <a:fillRect/>
-                    </a:stretch>
-                  </pic:blipFill>
-                  <pic:spPr>
-                    <a:xfrm>
-                      <a:off x="0" y="0"/>
-                      <a:ext cx="5727700" cy="802640"/>
-                    </a:xfrm>
-                    <a:prstGeom prst="rect">
-                      <a:avLst/>
-                    </a:prstGeom>
-                    <a:noFill/>
-                    <a:ln>
-                      <a:noFill/>
-                    </a:ln>
-                  </pic:spPr>
-                </pic:pic>
-              </a:graphicData>
-            </a:graphic>
-          </wp:inline>
-        </w:drawing>
-      </w:r>
     </w:p>
     <w:p>
       <w:pPr>
         <w:numPr>
           <w:ilvl w:val="0"/>
-          <w:numId w:val="1"/>
+          <w:numId w:val="2"/>
         </w:numPr>
-        <w:rPr>
-          <w:rFonts w:hint="default" w:ascii="Times New Roman" w:hAnsi="Times New Roman"/>
+        <w:jc w:val="center"/>
+        <w:rPr>
+          <w:rFonts w:hint="default" w:ascii="Times New Roman" w:hAnsi="Times New Roman" w:cs="Times New Roman"/>
+          <w:b/>
+          <w:bCs/>
           <w:lang w:val="en-IN"/>
         </w:rPr>
       </w:pPr>
       <w:r>
         <w:rPr>
-          <w:rFonts w:hint="default" w:ascii="Times New Roman" w:hAnsi="Times New Roman"/>
+          <w:rFonts w:hint="default" w:ascii="Times New Roman" w:hAnsi="Times New Roman" w:cs="Times New Roman"/>
+          <w:b/>
+          <w:bCs/>
           <w:lang w:val="en-IN"/>
         </w:rPr>
         <w:t>10.0.137.95 (Private IP): EC2 instance from private subnet of AZ-1</w:t>
@@ -3914,8 +4900,15 @@
           <w:numId w:val="0"/>
         </w:numPr>
         <w:spacing w:after="160" w:line="278" w:lineRule="auto"/>
-      </w:pPr>
-      <w:r>
+        <w:jc w:val="center"/>
+        <w:rPr>
+          <w:rFonts w:hint="default" w:ascii="Times New Roman" w:hAnsi="Times New Roman" w:cs="Times New Roman"/>
+        </w:rPr>
+      </w:pPr>
+      <w:r>
+        <w:rPr>
+          <w:rFonts w:hint="default" w:ascii="Times New Roman" w:hAnsi="Times New Roman" w:cs="Times New Roman"/>
+        </w:rPr>
         <w:drawing>
           <wp:inline distT="0" distB="0" distL="114300" distR="114300">
             <wp:extent cx="5730875" cy="4030345"/>
@@ -3966,8 +4959,11 @@
           <w:numId w:val="0"/>
         </w:numPr>
         <w:spacing w:after="160" w:line="278" w:lineRule="auto"/>
-        <w:rPr>
-          <w:rFonts w:hint="default"/>
+        <w:jc w:val="center"/>
+        <w:rPr>
+          <w:rFonts w:hint="default" w:ascii="Times New Roman" w:hAnsi="Times New Roman" w:cs="Times New Roman"/>
+          <w:b/>
+          <w:bCs/>
           <w:lang w:val="en-IN"/>
         </w:rPr>
       </w:pPr>
@@ -3976,8 +4972,9 @@
       <w:pPr>
         <w:numPr>
           <w:ilvl w:val="0"/>
-          <w:numId w:val="1"/>
+          <w:numId w:val="2"/>
         </w:numPr>
+        <w:jc w:val="center"/>
         <w:rPr>
           <w:rFonts w:hint="default" w:ascii="Times New Roman" w:hAnsi="Times New Roman" w:cs="Times New Roman"/>
           <w:lang w:val="en-IN"/>
@@ -3985,7 +4982,9 @@
       </w:pPr>
       <w:r>
         <w:rPr>
-          <w:rFonts w:hint="default" w:ascii="Times New Roman" w:hAnsi="Times New Roman"/>
+          <w:rFonts w:hint="default" w:ascii="Times New Roman" w:hAnsi="Times New Roman" w:cs="Times New Roman"/>
+          <w:b/>
+          <w:bCs/>
           <w:lang w:val="en-IN"/>
         </w:rPr>
         <w:t>10.0.155.172 (Private IP):  EC2 instance from private subnet of AZ-2</w:t>
@@ -3998,8 +4997,15 @@
           <w:numId w:val="0"/>
         </w:numPr>
         <w:spacing w:after="160" w:line="278" w:lineRule="auto"/>
-      </w:pPr>
-      <w:r>
+        <w:jc w:val="center"/>
+        <w:rPr>
+          <w:rFonts w:hint="default" w:ascii="Times New Roman" w:hAnsi="Times New Roman" w:cs="Times New Roman"/>
+        </w:rPr>
+      </w:pPr>
+      <w:r>
+        <w:rPr>
+          <w:rFonts w:hint="default" w:ascii="Times New Roman" w:hAnsi="Times New Roman" w:cs="Times New Roman"/>
+        </w:rPr>
         <w:drawing>
           <wp:inline distT="0" distB="0" distL="114300" distR="114300">
             <wp:extent cx="5723890" cy="1417320"/>
@@ -4050,8 +5056,15 @@
           <w:numId w:val="0"/>
         </w:numPr>
         <w:spacing w:after="160" w:line="278" w:lineRule="auto"/>
-      </w:pPr>
-      <w:r>
+        <w:jc w:val="center"/>
+        <w:rPr>
+          <w:rFonts w:hint="default" w:ascii="Times New Roman" w:hAnsi="Times New Roman" w:cs="Times New Roman"/>
+        </w:rPr>
+      </w:pPr>
+      <w:r>
+        <w:rPr>
+          <w:rFonts w:hint="default" w:ascii="Times New Roman" w:hAnsi="Times New Roman" w:cs="Times New Roman"/>
+        </w:rPr>
         <w:drawing>
           <wp:inline distT="0" distB="0" distL="114300" distR="114300">
             <wp:extent cx="3324225" cy="371475"/>
@@ -4102,12 +5115,89 @@
           <w:numId w:val="0"/>
         </w:numPr>
         <w:spacing w:after="160" w:line="278" w:lineRule="auto"/>
-      </w:pPr>
-    </w:p>
-    <w:p/>
+        <w:jc w:val="center"/>
+        <w:rPr>
+          <w:rFonts w:hint="default" w:ascii="Times New Roman" w:hAnsi="Times New Roman" w:cs="Times New Roman"/>
+        </w:rPr>
+      </w:pPr>
+    </w:p>
+    <w:p>
+      <w:pPr>
+        <w:numPr>
+          <w:ilvl w:val="0"/>
+          <w:numId w:val="0"/>
+        </w:numPr>
+        <w:spacing w:after="160" w:line="278" w:lineRule="auto"/>
+        <w:jc w:val="center"/>
+        <w:rPr>
+          <w:rFonts w:hint="default" w:ascii="Times New Roman" w:hAnsi="Times New Roman" w:cs="Times New Roman"/>
+        </w:rPr>
+      </w:pPr>
+    </w:p>
+    <w:p>
+      <w:pPr>
+        <w:numPr>
+          <w:ilvl w:val="0"/>
+          <w:numId w:val="0"/>
+        </w:numPr>
+        <w:spacing w:after="160" w:line="278" w:lineRule="auto"/>
+        <w:jc w:val="center"/>
+        <w:rPr>
+          <w:rFonts w:hint="default" w:ascii="Times New Roman" w:hAnsi="Times New Roman" w:cs="Times New Roman"/>
+        </w:rPr>
+      </w:pPr>
+    </w:p>
+    <w:p>
+      <w:pPr>
+        <w:numPr>
+          <w:ilvl w:val="0"/>
+          <w:numId w:val="0"/>
+        </w:numPr>
+        <w:spacing w:after="160" w:line="278" w:lineRule="auto"/>
+        <w:jc w:val="center"/>
+        <w:rPr>
+          <w:rFonts w:hint="default" w:ascii="Times New Roman" w:hAnsi="Times New Roman" w:cs="Times New Roman"/>
+          <w:lang w:val="en-IN"/>
+        </w:rPr>
+      </w:pPr>
+      <w:r>
+        <w:rPr>
+          <w:rFonts w:hint="default" w:ascii="Times New Roman" w:hAnsi="Times New Roman" w:cs="Times New Roman"/>
+          <w:lang w:val="en-IN"/>
+        </w:rPr>
+        <w:t>Sunny</w:t>
+      </w:r>
+    </w:p>
+    <w:p>
+      <w:pPr>
+        <w:numPr>
+          <w:ilvl w:val="0"/>
+          <w:numId w:val="0"/>
+        </w:numPr>
+        <w:spacing w:after="160" w:line="278" w:lineRule="auto"/>
+        <w:jc w:val="center"/>
+        <w:rPr>
+          <w:rFonts w:hint="default" w:ascii="Times New Roman" w:hAnsi="Times New Roman" w:cs="Times New Roman"/>
+        </w:rPr>
+      </w:pPr>
+    </w:p>
+    <w:p>
+      <w:pPr>
+        <w:jc w:val="center"/>
+        <w:rPr>
+          <w:rFonts w:hint="default" w:ascii="Times New Roman" w:hAnsi="Times New Roman" w:cs="Times New Roman"/>
+        </w:rPr>
+      </w:pPr>
+    </w:p>
     <w:sectPr>
       <w:pgSz w:w="11906" w:h="16838"/>
-      <w:pgMar w:top="1440" w:right="1800" w:bottom="1440" w:left="1800" w:header="720" w:footer="720" w:gutter="0"/>
+      <w:pgMar w:top="720" w:right="720" w:bottom="720" w:left="720" w:header="720" w:footer="720" w:gutter="0"/>
+      <w:pgBorders>
+        <w:top w:val="single" w:color="auto" w:sz="12" w:space="1"/>
+        <w:left w:val="single" w:color="auto" w:sz="12" w:space="4"/>
+        <w:bottom w:val="single" w:color="auto" w:sz="12" w:space="1"/>
+        <w:right w:val="single" w:color="auto" w:sz="12" w:space="4"/>
+      </w:pgBorders>
       <w:cols w:space="720" w:num="1"/>
       <w:docGrid w:linePitch="360" w:charSpace="0"/>
     </w:sectPr>
@@ -4168,6 +5258,21 @@
 <file path=word/numbering.xml><?xml version="1.0" encoding="utf-8"?>
 <w:numbering xmlns:wpc="http://schemas.microsoft.com/office/word/2010/wordprocessingCanvas" xmlns:mc="http://schemas.openxmlformats.org/markup-compatibility/2006" xmlns:o="urn:schemas-microsoft-com:office:office" xmlns:r="http://schemas.openxmlformats.org/officeDocument/2006/relationships" xmlns:m="http://schemas.openxmlformats.org/officeDocument/2006/math" xmlns:v="urn:schemas-microsoft-com:vml" xmlns:wp14="http://schemas.microsoft.com/office/word/2010/wordprocessingDrawing" xmlns:wp="http://schemas.openxmlformats.org/drawingml/2006/wordprocessingDrawing" xmlns:w10="urn:schemas-microsoft-com:office:word" xmlns:w="http://schemas.openxmlformats.org/wordprocessingml/2006/main" xmlns:w14="http://schemas.microsoft.com/office/word/2010/wordml" xmlns:wpg="http://schemas.microsoft.com/office/word/2010/wordprocessingGroup" xmlns:wpi="http://schemas.microsoft.com/office/word/2010/wordprocessingInk" xmlns:wne="http://schemas.microsoft.com/office/word/2006/wordml" xmlns:wps="http://schemas.microsoft.com/office/word/2010/wordprocessingShape" xmlns:wpsCustomData="http://www.wps.cn/officeDocument/2013/wpsCustomData" mc:Ignorable="w14 wp14">
   <w:abstractNum w:abstractNumId="0">
+    <w:nsid w:val="4846A406"/>
+    <w:multiLevelType w:val="singleLevel"/>
+    <w:tmpl w:val="4846A406"/>
+    <w:lvl w:ilvl="0" w:tentative="0">
+      <w:start w:val="1"/>
+      <w:numFmt w:val="decimal"/>
+      <w:suff w:val="space"/>
+      <w:lvlText w:val="%1."/>
+      <w:lvlJc w:val="left"/>
+      <w:pPr>
+        <w:ind w:left="780" w:leftChars="0" w:firstLine="0" w:firstLineChars="0"/>
+      </w:pPr>
+    </w:lvl>
+  </w:abstractNum>
+  <w:abstractNum w:abstractNumId="1">
     <w:nsid w:val="7B39B0E0"/>
     <w:multiLevelType w:val="singleLevel"/>
     <w:tmpl w:val="7B39B0E0"/>
@@ -4181,6 +5286,9 @@
   </w:abstractNum>
   <w:num w:numId="1">
     <w:abstractNumId w:val="0"/>
+  </w:num>
+  <w:num w:numId="2">
+    <w:abstractNumId w:val="1"/>
   </w:num>
 </w:numbering>
 </file>
@@ -4261,7 +5369,7 @@
     <w:lsdException w:qFormat="1" w:unhideWhenUsed="0" w:uiPriority="0" w:semiHidden="0" w:name="Title"/>
     <w:lsdException w:unhideWhenUsed="0" w:uiPriority="0" w:semiHidden="0" w:name="Closing"/>
     <w:lsdException w:unhideWhenUsed="0" w:uiPriority="0" w:semiHidden="0" w:name="Signature"/>
-    <w:lsdException w:unhideWhenUsed="0" w:uiPriority="0" w:name="Default Paragraph Font"/>
+    <w:lsdException w:qFormat="1" w:unhideWhenUsed="0" w:uiPriority="0" w:name="Default Paragraph Font"/>
     <w:lsdException w:unhideWhenUsed="0" w:uiPriority="0" w:semiHidden="0" w:name="Body Text"/>
     <w:lsdException w:unhideWhenUsed="0" w:uiPriority="0" w:semiHidden="0" w:name="Body Text Indent"/>
     <w:lsdException w:unhideWhenUsed="0" w:uiPriority="0" w:semiHidden="0" w:name="List Continue"/>
@@ -4464,6 +5572,7 @@
   <w:style w:type="character" w:default="1" w:styleId="2">
     <w:name w:val="Default Paragraph Font"/>
     <w:semiHidden/>
+    <w:qFormat/>
     <w:uiPriority w:val="0"/>
   </w:style>
   <w:style w:type="table" w:default="1" w:styleId="3">
